--- a/вопросы для уточнения.docx
+++ b/вопросы для уточнения.docx
@@ -731,8 +731,2764 @@
           <w:rFonts w:hint="default"/>
         </w:rPr>
       </w:pPr>
+    </w:p>
+    <w:p>
+      <w:pPr>
+        <w:pStyle w:val="2"/>
+        <w:keepNext w:val="0"/>
+        <w:keepLines w:val="0"/>
+        <w:widowControl/>
+        <w:suppressLineNumbers w:val="0"/>
+        <w:pBdr>
+          <w:top w:val="none" w:color="auto" w:sz="0" w:space="0"/>
+          <w:left w:val="none" w:color="auto" w:sz="0" w:space="0"/>
+          <w:bottom w:val="none" w:color="auto" w:sz="0" w:space="0"/>
+          <w:right w:val="none" w:color="auto" w:sz="0" w:space="0"/>
+        </w:pBdr>
+        <w:shd w:val="clear" w:fill="EDE6DA"/>
+        <w:spacing w:before="0" w:beforeAutospacing="0" w:after="264" w:afterAutospacing="0" w:line="12" w:lineRule="atLeast"/>
+        <w:ind w:left="0" w:right="0" w:firstLine="0"/>
+        <w:rPr>
+          <w:rFonts w:ascii="sans-serif" w:hAnsi="sans-serif" w:eastAsia="sans-serif" w:cs="sans-serif"/>
+          <w:b/>
+          <w:bCs/>
+          <w:i w:val="0"/>
+          <w:iCs w:val="0"/>
+          <w:caps w:val="0"/>
+          <w:color w:val="241E20"/>
+          <w:spacing w:val="0"/>
+          <w:sz w:val="43"/>
+          <w:szCs w:val="43"/>
+        </w:rPr>
+      </w:pPr>
+      <w:r>
+        <w:rPr>
+          <w:rFonts w:hint="default" w:ascii="sans-serif" w:hAnsi="sans-serif" w:eastAsia="sans-serif" w:cs="sans-serif"/>
+          <w:b/>
+          <w:bCs/>
+          <w:i w:val="0"/>
+          <w:iCs w:val="0"/>
+          <w:caps w:val="0"/>
+          <w:color w:val="241E20"/>
+          <w:spacing w:val="0"/>
+          <w:sz w:val="43"/>
+          <w:szCs w:val="43"/>
+          <w:bdr w:val="none" w:color="auto" w:sz="0" w:space="0"/>
+          <w:shd w:val="clear" w:fill="EDE6DA"/>
+        </w:rPr>
+        <w:t>Чек-лист: проверка iCal в Авито</w:t>
+      </w:r>
+    </w:p>
+    <w:p>
+      <w:pPr>
+        <w:pStyle w:val="3"/>
+        <w:keepNext w:val="0"/>
+        <w:keepLines w:val="0"/>
+        <w:widowControl/>
+        <w:suppressLineNumbers w:val="0"/>
+        <w:pBdr>
+          <w:top w:val="none" w:color="auto" w:sz="0" w:space="0"/>
+          <w:left w:val="none" w:color="auto" w:sz="0" w:space="0"/>
+          <w:bottom w:val="none" w:color="auto" w:sz="0" w:space="0"/>
+          <w:right w:val="none" w:color="auto" w:sz="0" w:space="0"/>
+        </w:pBdr>
+        <w:shd w:val="clear" w:fill="EDE6DA"/>
+        <w:spacing w:before="0" w:beforeAutospacing="0" w:after="264" w:afterAutospacing="0" w:line="12" w:lineRule="atLeast"/>
+        <w:ind w:left="0" w:right="0" w:firstLine="0"/>
+        <w:rPr>
+          <w:rFonts w:hint="default" w:ascii="sans-serif" w:hAnsi="sans-serif" w:eastAsia="sans-serif" w:cs="sans-serif"/>
+          <w:b/>
+          <w:bCs/>
+          <w:i w:val="0"/>
+          <w:iCs w:val="0"/>
+          <w:caps w:val="0"/>
+          <w:color w:val="241E20"/>
+          <w:spacing w:val="0"/>
+          <w:sz w:val="28"/>
+          <w:szCs w:val="28"/>
+        </w:rPr>
+      </w:pPr>
+      <w:r>
+        <w:rPr>
+          <w:rFonts w:hint="default" w:ascii="sans-serif" w:hAnsi="sans-serif" w:eastAsia="sans-serif" w:cs="sans-serif"/>
+          <w:b/>
+          <w:bCs/>
+          <w:i w:val="0"/>
+          <w:iCs w:val="0"/>
+          <w:caps w:val="0"/>
+          <w:color w:val="241E20"/>
+          <w:spacing w:val="0"/>
+          <w:sz w:val="28"/>
+          <w:szCs w:val="28"/>
+          <w:bdr w:val="none" w:color="auto" w:sz="0" w:space="0"/>
+          <w:shd w:val="clear" w:fill="EDE6DA"/>
+        </w:rPr>
+        <w:t>Что нужно сделать</w:t>
+      </w:r>
+    </w:p>
+    <w:p>
+      <w:pPr>
+        <w:pStyle w:val="9"/>
+        <w:keepNext w:val="0"/>
+        <w:keepLines w:val="0"/>
+        <w:widowControl/>
+        <w:suppressLineNumbers w:val="0"/>
+        <w:pBdr>
+          <w:top w:val="none" w:color="auto" w:sz="0" w:space="0"/>
+          <w:left w:val="none" w:color="auto" w:sz="0" w:space="0"/>
+          <w:bottom w:val="none" w:color="auto" w:sz="0" w:space="0"/>
+          <w:right w:val="none" w:color="auto" w:sz="0" w:space="0"/>
+        </w:pBdr>
+        <w:shd w:val="clear" w:fill="EDE6DA"/>
+        <w:spacing w:before="240" w:beforeAutospacing="0" w:after="240" w:afterAutospacing="0"/>
+        <w:ind w:left="0" w:right="0" w:firstLine="0"/>
+        <w:rPr>
+          <w:rFonts w:hint="default" w:ascii="sans-serif" w:hAnsi="sans-serif" w:eastAsia="sans-serif" w:cs="sans-serif"/>
+          <w:i w:val="0"/>
+          <w:iCs w:val="0"/>
+          <w:caps w:val="0"/>
+          <w:color w:val="241E20"/>
+          <w:spacing w:val="0"/>
+          <w:sz w:val="16"/>
+          <w:szCs w:val="16"/>
+        </w:rPr>
+      </w:pPr>
+      <w:r>
+        <w:rPr>
+          <w:rFonts w:hint="default" w:ascii="sans-serif" w:hAnsi="sans-serif" w:eastAsia="sans-serif" w:cs="sans-serif"/>
+          <w:i w:val="0"/>
+          <w:iCs w:val="0"/>
+          <w:caps w:val="0"/>
+          <w:color w:val="241E20"/>
+          <w:spacing w:val="0"/>
+          <w:sz w:val="16"/>
+          <w:szCs w:val="16"/>
+          <w:bdr w:val="none" w:color="auto" w:sz="0" w:space="0"/>
+          <w:shd w:val="clear" w:fill="EDE6DA"/>
+        </w:rPr>
+        <w:t>Проверить, есть ли в Авито у объявления посуточной аренды:</w:t>
+      </w:r>
+    </w:p>
+    <w:p>
+      <w:pPr>
+        <w:keepNext w:val="0"/>
+        <w:keepLines w:val="0"/>
+        <w:widowControl/>
+        <w:numPr>
+          <w:ilvl w:val="0"/>
+          <w:numId w:val="1"/>
+        </w:numPr>
+        <w:suppressLineNumbers w:val="0"/>
+        <w:pBdr>
+          <w:top w:val="none" w:color="auto" w:sz="0" w:space="0"/>
+          <w:left w:val="none" w:color="auto" w:sz="0" w:space="0"/>
+          <w:bottom w:val="none" w:color="auto" w:sz="0" w:space="0"/>
+          <w:right w:val="none" w:color="auto" w:sz="0" w:space="0"/>
+        </w:pBdr>
+        <w:spacing w:before="0" w:beforeAutospacing="0" w:after="0" w:afterAutospacing="0"/>
+        <w:ind w:left="0" w:right="0" w:hanging="360"/>
+      </w:pPr>
+      <w:r>
+        <w:rPr>
+          <w:rStyle w:val="8"/>
+          <w:rFonts w:hint="default" w:ascii="sans-serif" w:hAnsi="sans-serif" w:eastAsia="sans-serif" w:cs="sans-serif"/>
+          <w:b/>
+          <w:bCs/>
+          <w:i w:val="0"/>
+          <w:iCs w:val="0"/>
+          <w:caps w:val="0"/>
+          <w:color w:val="241E20"/>
+          <w:spacing w:val="0"/>
+          <w:sz w:val="16"/>
+          <w:szCs w:val="16"/>
+          <w:bdr w:val="none" w:color="auto" w:sz="0" w:space="0"/>
+          <w:shd w:val="clear" w:fill="EDE6DA"/>
+        </w:rPr>
+        <w:t>экспорт календаря</w:t>
+      </w:r>
+    </w:p>
+    <w:p>
+      <w:pPr>
+        <w:keepNext w:val="0"/>
+        <w:keepLines w:val="0"/>
+        <w:widowControl/>
+        <w:numPr>
+          <w:ilvl w:val="0"/>
+          <w:numId w:val="1"/>
+        </w:numPr>
+        <w:suppressLineNumbers w:val="0"/>
+        <w:pBdr>
+          <w:top w:val="none" w:color="auto" w:sz="0" w:space="0"/>
+          <w:left w:val="none" w:color="auto" w:sz="0" w:space="0"/>
+          <w:bottom w:val="none" w:color="auto" w:sz="0" w:space="0"/>
+          <w:right w:val="none" w:color="auto" w:sz="0" w:space="0"/>
+        </w:pBdr>
+        <w:spacing w:before="0" w:beforeAutospacing="0" w:after="0" w:afterAutospacing="0"/>
+        <w:ind w:left="0" w:right="0" w:hanging="360"/>
+      </w:pPr>
+      <w:r>
+        <w:rPr>
+          <w:rStyle w:val="8"/>
+          <w:rFonts w:hint="default" w:ascii="sans-serif" w:hAnsi="sans-serif" w:eastAsia="sans-serif" w:cs="sans-serif"/>
+          <w:b/>
+          <w:bCs/>
+          <w:i w:val="0"/>
+          <w:iCs w:val="0"/>
+          <w:caps w:val="0"/>
+          <w:color w:val="241E20"/>
+          <w:spacing w:val="0"/>
+          <w:sz w:val="16"/>
+          <w:szCs w:val="16"/>
+          <w:bdr w:val="none" w:color="auto" w:sz="0" w:space="0"/>
+          <w:shd w:val="clear" w:fill="EDE6DA"/>
+        </w:rPr>
+        <w:t>импорт календаря</w:t>
+      </w:r>
+    </w:p>
+    <w:p>
+      <w:pPr>
+        <w:keepNext w:val="0"/>
+        <w:keepLines w:val="0"/>
+        <w:widowControl/>
+        <w:suppressLineNumbers w:val="0"/>
+        <w:pBdr>
+          <w:top w:val="none" w:color="E54717" w:sz="0" w:space="0"/>
+          <w:left w:val="none" w:color="E54717" w:sz="0" w:space="0"/>
+          <w:bottom w:val="none" w:color="E54717" w:sz="0" w:space="0"/>
+          <w:right w:val="none" w:color="E54717" w:sz="0" w:space="0"/>
+        </w:pBdr>
+        <w:shd w:val="clear" w:fill="EDE6DA"/>
+        <w:spacing w:before="600" w:beforeAutospacing="0" w:after="600" w:afterAutospacing="0"/>
+        <w:ind w:left="0" w:right="0" w:firstLine="0"/>
+        <w:rPr>
+          <w:rFonts w:hint="default" w:ascii="sans-serif" w:hAnsi="sans-serif" w:eastAsia="sans-serif" w:cs="sans-serif"/>
+          <w:i w:val="0"/>
+          <w:iCs w:val="0"/>
+          <w:caps w:val="0"/>
+          <w:spacing w:val="0"/>
+          <w:sz w:val="16"/>
+          <w:szCs w:val="16"/>
+        </w:rPr>
+      </w:pPr>
+      <w:r>
+        <w:pict>
+          <v:rect id="_x0000_i1031" o:spt="1" style="height:1.5pt;width:432pt;" fillcolor="#A0A0A0" filled="t" stroked="f" coordsize="21600,21600" o:hr="t" o:hrstd="t" o:hralign="center">
+            <v:path/>
+            <v:fill on="t" focussize="0,0"/>
+            <v:stroke on="f"/>
+            <v:imagedata o:title=""/>
+            <o:lock v:ext="edit"/>
+            <w10:wrap type="none"/>
+            <w10:anchorlock/>
+          </v:rect>
+        </w:pict>
+      </w:r>
+    </w:p>
+    <w:p>
+      <w:pPr>
+        <w:pStyle w:val="3"/>
+        <w:keepNext w:val="0"/>
+        <w:keepLines w:val="0"/>
+        <w:widowControl/>
+        <w:suppressLineNumbers w:val="0"/>
+        <w:pBdr>
+          <w:top w:val="none" w:color="auto" w:sz="0" w:space="0"/>
+          <w:left w:val="none" w:color="auto" w:sz="0" w:space="0"/>
+          <w:bottom w:val="none" w:color="auto" w:sz="0" w:space="0"/>
+          <w:right w:val="none" w:color="auto" w:sz="0" w:space="0"/>
+        </w:pBdr>
+        <w:shd w:val="clear" w:fill="EDE6DA"/>
+        <w:spacing w:before="0" w:beforeAutospacing="0" w:after="264" w:afterAutospacing="0" w:line="12" w:lineRule="atLeast"/>
+        <w:ind w:left="0" w:right="0" w:firstLine="0"/>
+        <w:rPr>
+          <w:rFonts w:hint="default" w:ascii="sans-serif" w:hAnsi="sans-serif" w:eastAsia="sans-serif" w:cs="sans-serif"/>
+          <w:b/>
+          <w:bCs/>
+          <w:i w:val="0"/>
+          <w:iCs w:val="0"/>
+          <w:caps w:val="0"/>
+          <w:color w:val="241E20"/>
+          <w:spacing w:val="0"/>
+          <w:sz w:val="28"/>
+          <w:szCs w:val="28"/>
+        </w:rPr>
+      </w:pPr>
+      <w:r>
+        <w:rPr>
+          <w:rFonts w:hint="default" w:ascii="sans-serif" w:hAnsi="sans-serif" w:eastAsia="sans-serif" w:cs="sans-serif"/>
+          <w:b/>
+          <w:bCs/>
+          <w:i w:val="0"/>
+          <w:iCs w:val="0"/>
+          <w:caps w:val="0"/>
+          <w:color w:val="241E20"/>
+          <w:spacing w:val="0"/>
+          <w:sz w:val="28"/>
+          <w:szCs w:val="28"/>
+          <w:bdr w:val="none" w:color="auto" w:sz="0" w:space="0"/>
+          <w:shd w:val="clear" w:fill="EDE6DA"/>
+        </w:rPr>
+        <w:t>1. Зайти в аккаунт Авито</w:t>
+      </w:r>
+    </w:p>
+    <w:p>
+      <w:pPr>
+        <w:keepNext w:val="0"/>
+        <w:keepLines w:val="0"/>
+        <w:widowControl/>
+        <w:numPr>
+          <w:ilvl w:val="0"/>
+          <w:numId w:val="2"/>
+        </w:numPr>
+        <w:suppressLineNumbers w:val="0"/>
+        <w:pBdr>
+          <w:top w:val="none" w:color="auto" w:sz="0" w:space="0"/>
+          <w:left w:val="none" w:color="auto" w:sz="0" w:space="0"/>
+          <w:bottom w:val="none" w:color="auto" w:sz="0" w:space="0"/>
+          <w:right w:val="none" w:color="auto" w:sz="0" w:space="0"/>
+        </w:pBdr>
+        <w:spacing w:before="0" w:beforeAutospacing="0" w:after="0" w:afterAutospacing="0"/>
+        <w:ind w:left="0" w:right="0" w:hanging="360"/>
+      </w:pPr>
+      <w:r>
+        <w:rPr>
+          <w:rFonts w:hint="default" w:ascii="sans-serif" w:hAnsi="sans-serif" w:eastAsia="sans-serif" w:cs="sans-serif"/>
+          <w:i w:val="0"/>
+          <w:iCs w:val="0"/>
+          <w:caps w:val="0"/>
+          <w:color w:val="241E20"/>
+          <w:spacing w:val="0"/>
+          <w:sz w:val="16"/>
+          <w:szCs w:val="16"/>
+          <w:bdr w:val="none" w:color="auto" w:sz="0" w:space="0"/>
+          <w:shd w:val="clear" w:fill="EDE6DA"/>
+        </w:rPr>
+        <w:t>открыть нужный аккаунт</w:t>
+      </w:r>
+    </w:p>
+    <w:p>
+      <w:pPr>
+        <w:keepNext w:val="0"/>
+        <w:keepLines w:val="0"/>
+        <w:widowControl/>
+        <w:numPr>
+          <w:ilvl w:val="0"/>
+          <w:numId w:val="2"/>
+        </w:numPr>
+        <w:suppressLineNumbers w:val="0"/>
+        <w:pBdr>
+          <w:top w:val="none" w:color="auto" w:sz="0" w:space="0"/>
+          <w:left w:val="none" w:color="auto" w:sz="0" w:space="0"/>
+          <w:bottom w:val="none" w:color="auto" w:sz="0" w:space="0"/>
+          <w:right w:val="none" w:color="auto" w:sz="0" w:space="0"/>
+        </w:pBdr>
+        <w:spacing w:before="0" w:beforeAutospacing="0" w:after="0" w:afterAutospacing="0"/>
+        <w:ind w:left="0" w:right="0" w:hanging="360"/>
+      </w:pPr>
+      <w:r>
+        <w:rPr>
+          <w:rFonts w:hint="default" w:ascii="sans-serif" w:hAnsi="sans-serif" w:eastAsia="sans-serif" w:cs="sans-serif"/>
+          <w:i w:val="0"/>
+          <w:iCs w:val="0"/>
+          <w:caps w:val="0"/>
+          <w:color w:val="241E20"/>
+          <w:spacing w:val="0"/>
+          <w:sz w:val="16"/>
+          <w:szCs w:val="16"/>
+          <w:bdr w:val="none" w:color="auto" w:sz="0" w:space="0"/>
+          <w:shd w:val="clear" w:fill="EDE6DA"/>
+        </w:rPr>
+        <w:t>перейти в </w:t>
+      </w:r>
+      <w:r>
+        <w:rPr>
+          <w:rStyle w:val="8"/>
+          <w:rFonts w:hint="default" w:ascii="sans-serif" w:hAnsi="sans-serif" w:eastAsia="sans-serif" w:cs="sans-serif"/>
+          <w:b/>
+          <w:bCs/>
+          <w:i w:val="0"/>
+          <w:iCs w:val="0"/>
+          <w:caps w:val="0"/>
+          <w:color w:val="241E20"/>
+          <w:spacing w:val="0"/>
+          <w:sz w:val="16"/>
+          <w:szCs w:val="16"/>
+          <w:bdr w:val="none" w:color="auto" w:sz="0" w:space="0"/>
+          <w:shd w:val="clear" w:fill="EDE6DA"/>
+        </w:rPr>
+        <w:t>Мои объявления</w:t>
+      </w:r>
+    </w:p>
+    <w:p>
+      <w:pPr>
+        <w:keepNext w:val="0"/>
+        <w:keepLines w:val="0"/>
+        <w:widowControl/>
+        <w:numPr>
+          <w:ilvl w:val="0"/>
+          <w:numId w:val="2"/>
+        </w:numPr>
+        <w:suppressLineNumbers w:val="0"/>
+        <w:pBdr>
+          <w:top w:val="none" w:color="auto" w:sz="0" w:space="0"/>
+          <w:left w:val="none" w:color="auto" w:sz="0" w:space="0"/>
+          <w:bottom w:val="none" w:color="auto" w:sz="0" w:space="0"/>
+          <w:right w:val="none" w:color="auto" w:sz="0" w:space="0"/>
+        </w:pBdr>
+        <w:spacing w:before="0" w:beforeAutospacing="0" w:after="0" w:afterAutospacing="0"/>
+        <w:ind w:left="0" w:right="0" w:hanging="360"/>
+      </w:pPr>
+      <w:r>
+        <w:rPr>
+          <w:rFonts w:hint="default" w:ascii="sans-serif" w:hAnsi="sans-serif" w:eastAsia="sans-serif" w:cs="sans-serif"/>
+          <w:i w:val="0"/>
+          <w:iCs w:val="0"/>
+          <w:caps w:val="0"/>
+          <w:color w:val="241E20"/>
+          <w:spacing w:val="0"/>
+          <w:sz w:val="16"/>
+          <w:szCs w:val="16"/>
+          <w:bdr w:val="none" w:color="auto" w:sz="0" w:space="0"/>
+          <w:shd w:val="clear" w:fill="EDE6DA"/>
+        </w:rPr>
+        <w:t>открыть </w:t>
+      </w:r>
+      <w:r>
+        <w:rPr>
+          <w:rStyle w:val="8"/>
+          <w:rFonts w:hint="default" w:ascii="sans-serif" w:hAnsi="sans-serif" w:eastAsia="sans-serif" w:cs="sans-serif"/>
+          <w:b/>
+          <w:bCs/>
+          <w:i w:val="0"/>
+          <w:iCs w:val="0"/>
+          <w:caps w:val="0"/>
+          <w:color w:val="241E20"/>
+          <w:spacing w:val="0"/>
+          <w:sz w:val="16"/>
+          <w:szCs w:val="16"/>
+          <w:bdr w:val="none" w:color="auto" w:sz="0" w:space="0"/>
+          <w:shd w:val="clear" w:fill="EDE6DA"/>
+        </w:rPr>
+        <w:t>любое объявление по посуточной аренде</w:t>
+      </w:r>
+    </w:p>
+    <w:p>
+      <w:pPr>
+        <w:keepNext w:val="0"/>
+        <w:keepLines w:val="0"/>
+        <w:widowControl/>
+        <w:suppressLineNumbers w:val="0"/>
+        <w:pBdr>
+          <w:top w:val="none" w:color="E54717" w:sz="0" w:space="0"/>
+          <w:left w:val="none" w:color="E54717" w:sz="0" w:space="0"/>
+          <w:bottom w:val="none" w:color="E54717" w:sz="0" w:space="0"/>
+          <w:right w:val="none" w:color="E54717" w:sz="0" w:space="0"/>
+        </w:pBdr>
+        <w:shd w:val="clear" w:fill="EDE6DA"/>
+        <w:spacing w:before="600" w:beforeAutospacing="0" w:after="600" w:afterAutospacing="0"/>
+        <w:ind w:left="0" w:right="0" w:firstLine="0"/>
+        <w:rPr>
+          <w:rFonts w:hint="default" w:ascii="sans-serif" w:hAnsi="sans-serif" w:eastAsia="sans-serif" w:cs="sans-serif"/>
+          <w:i w:val="0"/>
+          <w:iCs w:val="0"/>
+          <w:caps w:val="0"/>
+          <w:spacing w:val="0"/>
+          <w:sz w:val="16"/>
+          <w:szCs w:val="16"/>
+        </w:rPr>
+      </w:pPr>
+      <w:r>
+        <w:pict>
+          <v:rect id="_x0000_i1032" o:spt="1" style="height:1.5pt;width:432pt;" fillcolor="#A0A0A0" filled="t" stroked="f" coordsize="21600,21600" o:hr="t" o:hrstd="t" o:hralign="center">
+            <v:path/>
+            <v:fill on="t" focussize="0,0"/>
+            <v:stroke on="f"/>
+            <v:imagedata o:title=""/>
+            <o:lock v:ext="edit"/>
+            <w10:wrap type="none"/>
+            <w10:anchorlock/>
+          </v:rect>
+        </w:pict>
+      </w:r>
+    </w:p>
+    <w:p>
+      <w:pPr>
+        <w:pStyle w:val="3"/>
+        <w:keepNext w:val="0"/>
+        <w:keepLines w:val="0"/>
+        <w:widowControl/>
+        <w:suppressLineNumbers w:val="0"/>
+        <w:pBdr>
+          <w:top w:val="none" w:color="auto" w:sz="0" w:space="0"/>
+          <w:left w:val="none" w:color="auto" w:sz="0" w:space="0"/>
+          <w:bottom w:val="none" w:color="auto" w:sz="0" w:space="0"/>
+          <w:right w:val="none" w:color="auto" w:sz="0" w:space="0"/>
+        </w:pBdr>
+        <w:shd w:val="clear" w:fill="EDE6DA"/>
+        <w:spacing w:before="0" w:beforeAutospacing="0" w:after="264" w:afterAutospacing="0" w:line="12" w:lineRule="atLeast"/>
+        <w:ind w:left="0" w:right="0" w:firstLine="0"/>
+        <w:rPr>
+          <w:rFonts w:hint="default" w:ascii="sans-serif" w:hAnsi="sans-serif" w:eastAsia="sans-serif" w:cs="sans-serif"/>
+          <w:b/>
+          <w:bCs/>
+          <w:i w:val="0"/>
+          <w:iCs w:val="0"/>
+          <w:caps w:val="0"/>
+          <w:color w:val="241E20"/>
+          <w:spacing w:val="0"/>
+          <w:sz w:val="28"/>
+          <w:szCs w:val="28"/>
+        </w:rPr>
+      </w:pPr>
+      <w:r>
+        <w:rPr>
+          <w:rFonts w:hint="default" w:ascii="sans-serif" w:hAnsi="sans-serif" w:eastAsia="sans-serif" w:cs="sans-serif"/>
+          <w:b/>
+          <w:bCs/>
+          <w:i w:val="0"/>
+          <w:iCs w:val="0"/>
+          <w:caps w:val="0"/>
+          <w:color w:val="241E20"/>
+          <w:spacing w:val="0"/>
+          <w:sz w:val="28"/>
+          <w:szCs w:val="28"/>
+          <w:bdr w:val="none" w:color="auto" w:sz="0" w:space="0"/>
+          <w:shd w:val="clear" w:fill="EDE6DA"/>
+        </w:rPr>
+        <w:t>2. Проверить, есть ли календарь / бронирование</w:t>
+      </w:r>
+    </w:p>
+    <w:p>
+      <w:pPr>
+        <w:pStyle w:val="9"/>
+        <w:keepNext w:val="0"/>
+        <w:keepLines w:val="0"/>
+        <w:widowControl/>
+        <w:suppressLineNumbers w:val="0"/>
+        <w:pBdr>
+          <w:top w:val="none" w:color="auto" w:sz="0" w:space="0"/>
+          <w:left w:val="none" w:color="auto" w:sz="0" w:space="0"/>
+          <w:bottom w:val="none" w:color="auto" w:sz="0" w:space="0"/>
+          <w:right w:val="none" w:color="auto" w:sz="0" w:space="0"/>
+        </w:pBdr>
+        <w:shd w:val="clear" w:fill="EDE6DA"/>
+        <w:spacing w:before="240" w:beforeAutospacing="0" w:after="240" w:afterAutospacing="0"/>
+        <w:ind w:left="0" w:right="0" w:firstLine="0"/>
+        <w:rPr>
+          <w:rFonts w:hint="default" w:ascii="sans-serif" w:hAnsi="sans-serif" w:eastAsia="sans-serif" w:cs="sans-serif"/>
+          <w:i w:val="0"/>
+          <w:iCs w:val="0"/>
+          <w:caps w:val="0"/>
+          <w:color w:val="241E20"/>
+          <w:spacing w:val="0"/>
+          <w:sz w:val="16"/>
+          <w:szCs w:val="16"/>
+        </w:rPr>
+      </w:pPr>
+      <w:r>
+        <w:rPr>
+          <w:rFonts w:hint="default" w:ascii="sans-serif" w:hAnsi="sans-serif" w:eastAsia="sans-serif" w:cs="sans-serif"/>
+          <w:i w:val="0"/>
+          <w:iCs w:val="0"/>
+          <w:caps w:val="0"/>
+          <w:color w:val="241E20"/>
+          <w:spacing w:val="0"/>
+          <w:sz w:val="16"/>
+          <w:szCs w:val="16"/>
+          <w:bdr w:val="none" w:color="auto" w:sz="0" w:space="0"/>
+          <w:shd w:val="clear" w:fill="EDE6DA"/>
+        </w:rPr>
+        <w:t>Внутри объявления или его настроек найти разделы с названиями вроде:</w:t>
+      </w:r>
+    </w:p>
+    <w:p>
+      <w:pPr>
+        <w:keepNext w:val="0"/>
+        <w:keepLines w:val="0"/>
+        <w:widowControl/>
+        <w:numPr>
+          <w:ilvl w:val="0"/>
+          <w:numId w:val="3"/>
+        </w:numPr>
+        <w:suppressLineNumbers w:val="0"/>
+        <w:pBdr>
+          <w:top w:val="none" w:color="auto" w:sz="0" w:space="0"/>
+          <w:left w:val="none" w:color="auto" w:sz="0" w:space="0"/>
+          <w:bottom w:val="none" w:color="auto" w:sz="0" w:space="0"/>
+          <w:right w:val="none" w:color="auto" w:sz="0" w:space="0"/>
+        </w:pBdr>
+        <w:spacing w:before="0" w:beforeAutospacing="0" w:after="0" w:afterAutospacing="0"/>
+        <w:ind w:left="0" w:right="0" w:hanging="360"/>
+      </w:pPr>
+      <w:r>
+        <w:rPr>
+          <w:rFonts w:hint="default" w:ascii="sans-serif" w:hAnsi="sans-serif" w:eastAsia="sans-serif" w:cs="sans-serif"/>
+          <w:i w:val="0"/>
+          <w:iCs w:val="0"/>
+          <w:caps w:val="0"/>
+          <w:color w:val="241E20"/>
+          <w:spacing w:val="0"/>
+          <w:sz w:val="16"/>
+          <w:szCs w:val="16"/>
+          <w:bdr w:val="none" w:color="auto" w:sz="0" w:space="0"/>
+          <w:shd w:val="clear" w:fill="EDE6DA"/>
+        </w:rPr>
+        <w:t>Календарь</w:t>
+      </w:r>
+    </w:p>
+    <w:p>
+      <w:pPr>
+        <w:keepNext w:val="0"/>
+        <w:keepLines w:val="0"/>
+        <w:widowControl/>
+        <w:numPr>
+          <w:ilvl w:val="0"/>
+          <w:numId w:val="3"/>
+        </w:numPr>
+        <w:suppressLineNumbers w:val="0"/>
+        <w:pBdr>
+          <w:top w:val="none" w:color="auto" w:sz="0" w:space="0"/>
+          <w:left w:val="none" w:color="auto" w:sz="0" w:space="0"/>
+          <w:bottom w:val="none" w:color="auto" w:sz="0" w:space="0"/>
+          <w:right w:val="none" w:color="auto" w:sz="0" w:space="0"/>
+        </w:pBdr>
+        <w:spacing w:before="0" w:beforeAutospacing="0" w:after="0" w:afterAutospacing="0"/>
+        <w:ind w:left="0" w:right="0" w:hanging="360"/>
+      </w:pPr>
+      <w:r>
+        <w:rPr>
+          <w:rFonts w:hint="default" w:ascii="sans-serif" w:hAnsi="sans-serif" w:eastAsia="sans-serif" w:cs="sans-serif"/>
+          <w:i w:val="0"/>
+          <w:iCs w:val="0"/>
+          <w:caps w:val="0"/>
+          <w:color w:val="241E20"/>
+          <w:spacing w:val="0"/>
+          <w:sz w:val="16"/>
+          <w:szCs w:val="16"/>
+          <w:bdr w:val="none" w:color="auto" w:sz="0" w:space="0"/>
+          <w:shd w:val="clear" w:fill="EDE6DA"/>
+        </w:rPr>
+        <w:t>Доступность</w:t>
+      </w:r>
+    </w:p>
+    <w:p>
+      <w:pPr>
+        <w:keepNext w:val="0"/>
+        <w:keepLines w:val="0"/>
+        <w:widowControl/>
+        <w:numPr>
+          <w:ilvl w:val="0"/>
+          <w:numId w:val="3"/>
+        </w:numPr>
+        <w:suppressLineNumbers w:val="0"/>
+        <w:pBdr>
+          <w:top w:val="none" w:color="auto" w:sz="0" w:space="0"/>
+          <w:left w:val="none" w:color="auto" w:sz="0" w:space="0"/>
+          <w:bottom w:val="none" w:color="auto" w:sz="0" w:space="0"/>
+          <w:right w:val="none" w:color="auto" w:sz="0" w:space="0"/>
+        </w:pBdr>
+        <w:spacing w:before="0" w:beforeAutospacing="0" w:after="0" w:afterAutospacing="0"/>
+        <w:ind w:left="0" w:right="0" w:hanging="360"/>
+      </w:pPr>
+      <w:r>
+        <w:rPr>
+          <w:rFonts w:hint="default" w:ascii="sans-serif" w:hAnsi="sans-serif" w:eastAsia="sans-serif" w:cs="sans-serif"/>
+          <w:i w:val="0"/>
+          <w:iCs w:val="0"/>
+          <w:caps w:val="0"/>
+          <w:color w:val="241E20"/>
+          <w:spacing w:val="0"/>
+          <w:sz w:val="16"/>
+          <w:szCs w:val="16"/>
+          <w:bdr w:val="none" w:color="auto" w:sz="0" w:space="0"/>
+          <w:shd w:val="clear" w:fill="EDE6DA"/>
+        </w:rPr>
+        <w:t>Бронирование</w:t>
+      </w:r>
+    </w:p>
+    <w:p>
+      <w:pPr>
+        <w:keepNext w:val="0"/>
+        <w:keepLines w:val="0"/>
+        <w:widowControl/>
+        <w:numPr>
+          <w:ilvl w:val="0"/>
+          <w:numId w:val="3"/>
+        </w:numPr>
+        <w:suppressLineNumbers w:val="0"/>
+        <w:pBdr>
+          <w:top w:val="none" w:color="auto" w:sz="0" w:space="0"/>
+          <w:left w:val="none" w:color="auto" w:sz="0" w:space="0"/>
+          <w:bottom w:val="none" w:color="auto" w:sz="0" w:space="0"/>
+          <w:right w:val="none" w:color="auto" w:sz="0" w:space="0"/>
+        </w:pBdr>
+        <w:spacing w:before="0" w:beforeAutospacing="0" w:after="0" w:afterAutospacing="0"/>
+        <w:ind w:left="0" w:right="0" w:hanging="360"/>
+      </w:pPr>
+      <w:r>
+        <w:rPr>
+          <w:rFonts w:hint="default" w:ascii="sans-serif" w:hAnsi="sans-serif" w:eastAsia="sans-serif" w:cs="sans-serif"/>
+          <w:i w:val="0"/>
+          <w:iCs w:val="0"/>
+          <w:caps w:val="0"/>
+          <w:color w:val="241E20"/>
+          <w:spacing w:val="0"/>
+          <w:sz w:val="16"/>
+          <w:szCs w:val="16"/>
+          <w:bdr w:val="none" w:color="auto" w:sz="0" w:space="0"/>
+          <w:shd w:val="clear" w:fill="EDE6DA"/>
+        </w:rPr>
+        <w:t>Настройки бронирования</w:t>
+      </w:r>
+    </w:p>
+    <w:p>
+      <w:pPr>
+        <w:keepNext w:val="0"/>
+        <w:keepLines w:val="0"/>
+        <w:widowControl/>
+        <w:numPr>
+          <w:ilvl w:val="0"/>
+          <w:numId w:val="3"/>
+        </w:numPr>
+        <w:suppressLineNumbers w:val="0"/>
+        <w:pBdr>
+          <w:top w:val="none" w:color="auto" w:sz="0" w:space="0"/>
+          <w:left w:val="none" w:color="auto" w:sz="0" w:space="0"/>
+          <w:bottom w:val="none" w:color="auto" w:sz="0" w:space="0"/>
+          <w:right w:val="none" w:color="auto" w:sz="0" w:space="0"/>
+        </w:pBdr>
+        <w:spacing w:before="0" w:beforeAutospacing="0" w:after="0" w:afterAutospacing="0"/>
+        <w:ind w:left="0" w:right="0" w:hanging="360"/>
+      </w:pPr>
+      <w:r>
+        <w:rPr>
+          <w:rFonts w:hint="default" w:ascii="sans-serif" w:hAnsi="sans-serif" w:eastAsia="sans-serif" w:cs="sans-serif"/>
+          <w:i w:val="0"/>
+          <w:iCs w:val="0"/>
+          <w:caps w:val="0"/>
+          <w:color w:val="241E20"/>
+          <w:spacing w:val="0"/>
+          <w:sz w:val="16"/>
+          <w:szCs w:val="16"/>
+          <w:bdr w:val="none" w:color="auto" w:sz="0" w:space="0"/>
+          <w:shd w:val="clear" w:fill="EDE6DA"/>
+        </w:rPr>
+        <w:t>Синхронизация календаря</w:t>
+      </w:r>
+    </w:p>
+    <w:p>
+      <w:pPr>
+        <w:pStyle w:val="4"/>
+        <w:keepNext w:val="0"/>
+        <w:keepLines w:val="0"/>
+        <w:widowControl/>
+        <w:suppressLineNumbers w:val="0"/>
+        <w:pBdr>
+          <w:top w:val="none" w:color="auto" w:sz="0" w:space="0"/>
+          <w:left w:val="none" w:color="auto" w:sz="0" w:space="0"/>
+          <w:bottom w:val="none" w:color="auto" w:sz="0" w:space="0"/>
+          <w:right w:val="none" w:color="auto" w:sz="0" w:space="0"/>
+        </w:pBdr>
+        <w:shd w:val="clear" w:fill="EDE6DA"/>
+        <w:spacing w:before="0" w:beforeAutospacing="0" w:after="264" w:afterAutospacing="0" w:line="12" w:lineRule="atLeast"/>
+        <w:ind w:left="0" w:right="0" w:firstLine="0"/>
+        <w:rPr>
+          <w:rFonts w:hint="default" w:ascii="sans-serif" w:hAnsi="sans-serif" w:eastAsia="sans-serif" w:cs="sans-serif"/>
+          <w:b/>
+          <w:bCs/>
+          <w:i w:val="0"/>
+          <w:iCs w:val="0"/>
+          <w:caps w:val="0"/>
+          <w:color w:val="241E20"/>
+          <w:spacing w:val="0"/>
+          <w:sz w:val="26"/>
+          <w:szCs w:val="26"/>
+        </w:rPr>
+      </w:pPr>
+      <w:r>
+        <w:rPr>
+          <w:rFonts w:hint="default" w:ascii="sans-serif" w:hAnsi="sans-serif" w:eastAsia="sans-serif" w:cs="sans-serif"/>
+          <w:b/>
+          <w:bCs/>
+          <w:i w:val="0"/>
+          <w:iCs w:val="0"/>
+          <w:caps w:val="0"/>
+          <w:color w:val="241E20"/>
+          <w:spacing w:val="0"/>
+          <w:sz w:val="26"/>
+          <w:szCs w:val="26"/>
+          <w:bdr w:val="none" w:color="auto" w:sz="0" w:space="0"/>
+          <w:shd w:val="clear" w:fill="EDE6DA"/>
+        </w:rPr>
+        <w:t>Нужно ответить:</w:t>
+      </w:r>
+    </w:p>
+    <w:p>
+      <w:pPr>
+        <w:keepNext w:val="0"/>
+        <w:keepLines w:val="0"/>
+        <w:widowControl/>
+        <w:numPr>
+          <w:ilvl w:val="0"/>
+          <w:numId w:val="4"/>
+        </w:numPr>
+        <w:suppressLineNumbers w:val="0"/>
+        <w:pBdr>
+          <w:top w:val="none" w:color="auto" w:sz="0" w:space="0"/>
+          <w:left w:val="none" w:color="auto" w:sz="0" w:space="0"/>
+          <w:bottom w:val="none" w:color="auto" w:sz="0" w:space="0"/>
+          <w:right w:val="none" w:color="auto" w:sz="0" w:space="0"/>
+        </w:pBdr>
+        <w:spacing w:before="0" w:beforeAutospacing="0" w:after="0" w:afterAutospacing="0"/>
+        <w:ind w:left="0" w:right="0" w:hanging="360"/>
+      </w:pPr>
+      <w:r>
+        <w:rPr>
+          <w:rStyle w:val="8"/>
+          <w:rFonts w:hint="default" w:ascii="sans-serif" w:hAnsi="sans-serif" w:eastAsia="sans-serif" w:cs="sans-serif"/>
+          <w:b/>
+          <w:bCs/>
+          <w:i w:val="0"/>
+          <w:iCs w:val="0"/>
+          <w:caps w:val="0"/>
+          <w:color w:val="241E20"/>
+          <w:spacing w:val="0"/>
+          <w:sz w:val="16"/>
+          <w:szCs w:val="16"/>
+          <w:bdr w:val="none" w:color="auto" w:sz="0" w:space="0"/>
+          <w:shd w:val="clear" w:fill="EDE6DA"/>
+        </w:rPr>
+        <w:t>Да / Нет — есть ли вообще раздел с календарём</w:t>
+      </w:r>
+    </w:p>
+    <w:p>
+      <w:pPr>
+        <w:keepNext w:val="0"/>
+        <w:keepLines w:val="0"/>
+        <w:widowControl/>
+        <w:suppressLineNumbers w:val="0"/>
+        <w:pBdr>
+          <w:top w:val="none" w:color="E54717" w:sz="0" w:space="0"/>
+          <w:left w:val="none" w:color="E54717" w:sz="0" w:space="0"/>
+          <w:bottom w:val="none" w:color="E54717" w:sz="0" w:space="0"/>
+          <w:right w:val="none" w:color="E54717" w:sz="0" w:space="0"/>
+        </w:pBdr>
+        <w:shd w:val="clear" w:fill="EDE6DA"/>
+        <w:spacing w:before="600" w:beforeAutospacing="0" w:after="600" w:afterAutospacing="0"/>
+        <w:ind w:left="0" w:right="0" w:firstLine="0"/>
+        <w:rPr>
+          <w:rFonts w:hint="default" w:ascii="sans-serif" w:hAnsi="sans-serif" w:eastAsia="sans-serif" w:cs="sans-serif"/>
+          <w:i w:val="0"/>
+          <w:iCs w:val="0"/>
+          <w:caps w:val="0"/>
+          <w:spacing w:val="0"/>
+          <w:sz w:val="16"/>
+          <w:szCs w:val="16"/>
+        </w:rPr>
+      </w:pPr>
+      <w:r>
+        <w:pict>
+          <v:rect id="_x0000_i1033" o:spt="1" style="height:1.5pt;width:432pt;" fillcolor="#A0A0A0" filled="t" stroked="f" coordsize="21600,21600" o:hr="t" o:hrstd="t" o:hralign="center">
+            <v:path/>
+            <v:fill on="t" focussize="0,0"/>
+            <v:stroke on="f"/>
+            <v:imagedata o:title=""/>
+            <o:lock v:ext="edit"/>
+            <w10:wrap type="none"/>
+            <w10:anchorlock/>
+          </v:rect>
+        </w:pict>
+      </w:r>
+    </w:p>
+    <w:p>
+      <w:pPr>
+        <w:pStyle w:val="3"/>
+        <w:keepNext w:val="0"/>
+        <w:keepLines w:val="0"/>
+        <w:widowControl/>
+        <w:suppressLineNumbers w:val="0"/>
+        <w:pBdr>
+          <w:top w:val="none" w:color="auto" w:sz="0" w:space="0"/>
+          <w:left w:val="none" w:color="auto" w:sz="0" w:space="0"/>
+          <w:bottom w:val="none" w:color="auto" w:sz="0" w:space="0"/>
+          <w:right w:val="none" w:color="auto" w:sz="0" w:space="0"/>
+        </w:pBdr>
+        <w:shd w:val="clear" w:fill="EDE6DA"/>
+        <w:spacing w:before="0" w:beforeAutospacing="0" w:after="264" w:afterAutospacing="0" w:line="12" w:lineRule="atLeast"/>
+        <w:ind w:left="0" w:right="0" w:firstLine="0"/>
+        <w:rPr>
+          <w:rFonts w:hint="default" w:ascii="sans-serif" w:hAnsi="sans-serif" w:eastAsia="sans-serif" w:cs="sans-serif"/>
+          <w:b/>
+          <w:bCs/>
+          <w:i w:val="0"/>
+          <w:iCs w:val="0"/>
+          <w:caps w:val="0"/>
+          <w:color w:val="241E20"/>
+          <w:spacing w:val="0"/>
+          <w:sz w:val="28"/>
+          <w:szCs w:val="28"/>
+        </w:rPr>
+      </w:pPr>
+      <w:r>
+        <w:rPr>
+          <w:rFonts w:hint="default" w:ascii="sans-serif" w:hAnsi="sans-serif" w:eastAsia="sans-serif" w:cs="sans-serif"/>
+          <w:b/>
+          <w:bCs/>
+          <w:i w:val="0"/>
+          <w:iCs w:val="0"/>
+          <w:caps w:val="0"/>
+          <w:color w:val="241E20"/>
+          <w:spacing w:val="0"/>
+          <w:sz w:val="28"/>
+          <w:szCs w:val="28"/>
+          <w:bdr w:val="none" w:color="auto" w:sz="0" w:space="0"/>
+          <w:shd w:val="clear" w:fill="EDE6DA"/>
+        </w:rPr>
+        <w:t>3. Проверить экспорт iCal</w:t>
+      </w:r>
+    </w:p>
+    <w:p>
+      <w:pPr>
+        <w:pStyle w:val="9"/>
+        <w:keepNext w:val="0"/>
+        <w:keepLines w:val="0"/>
+        <w:widowControl/>
+        <w:suppressLineNumbers w:val="0"/>
+        <w:pBdr>
+          <w:top w:val="none" w:color="auto" w:sz="0" w:space="0"/>
+          <w:left w:val="none" w:color="auto" w:sz="0" w:space="0"/>
+          <w:bottom w:val="none" w:color="auto" w:sz="0" w:space="0"/>
+          <w:right w:val="none" w:color="auto" w:sz="0" w:space="0"/>
+        </w:pBdr>
+        <w:shd w:val="clear" w:fill="EDE6DA"/>
+        <w:spacing w:before="240" w:beforeAutospacing="0" w:after="240" w:afterAutospacing="0"/>
+        <w:ind w:left="0" w:right="0" w:firstLine="0"/>
+        <w:rPr>
+          <w:rFonts w:hint="default" w:ascii="sans-serif" w:hAnsi="sans-serif" w:eastAsia="sans-serif" w:cs="sans-serif"/>
+          <w:i w:val="0"/>
+          <w:iCs w:val="0"/>
+          <w:caps w:val="0"/>
+          <w:color w:val="241E20"/>
+          <w:spacing w:val="0"/>
+          <w:sz w:val="16"/>
+          <w:szCs w:val="16"/>
+        </w:rPr>
+      </w:pPr>
+      <w:r>
+        <w:rPr>
+          <w:rFonts w:hint="default" w:ascii="sans-serif" w:hAnsi="sans-serif" w:eastAsia="sans-serif" w:cs="sans-serif"/>
+          <w:i w:val="0"/>
+          <w:iCs w:val="0"/>
+          <w:caps w:val="0"/>
+          <w:color w:val="241E20"/>
+          <w:spacing w:val="0"/>
+          <w:sz w:val="16"/>
+          <w:szCs w:val="16"/>
+          <w:bdr w:val="none" w:color="auto" w:sz="0" w:space="0"/>
+          <w:shd w:val="clear" w:fill="EDE6DA"/>
+        </w:rPr>
+        <w:t>Найти, есть ли что-то из этого:</w:t>
+      </w:r>
+    </w:p>
+    <w:p>
+      <w:pPr>
+        <w:keepNext w:val="0"/>
+        <w:keepLines w:val="0"/>
+        <w:widowControl/>
+        <w:numPr>
+          <w:ilvl w:val="0"/>
+          <w:numId w:val="5"/>
+        </w:numPr>
+        <w:suppressLineNumbers w:val="0"/>
+        <w:pBdr>
+          <w:top w:val="none" w:color="auto" w:sz="0" w:space="0"/>
+          <w:left w:val="none" w:color="auto" w:sz="0" w:space="0"/>
+          <w:bottom w:val="none" w:color="auto" w:sz="0" w:space="0"/>
+          <w:right w:val="none" w:color="auto" w:sz="0" w:space="0"/>
+        </w:pBdr>
+        <w:spacing w:before="0" w:beforeAutospacing="0" w:after="0" w:afterAutospacing="0"/>
+        <w:ind w:left="0" w:right="0" w:hanging="360"/>
+      </w:pPr>
+      <w:r>
+        <w:rPr>
+          <w:rStyle w:val="8"/>
+          <w:rFonts w:hint="default" w:ascii="sans-serif" w:hAnsi="sans-serif" w:eastAsia="sans-serif" w:cs="sans-serif"/>
+          <w:b/>
+          <w:bCs/>
+          <w:i w:val="0"/>
+          <w:iCs w:val="0"/>
+          <w:caps w:val="0"/>
+          <w:color w:val="241E20"/>
+          <w:spacing w:val="0"/>
+          <w:sz w:val="16"/>
+          <w:szCs w:val="16"/>
+          <w:bdr w:val="none" w:color="auto" w:sz="0" w:space="0"/>
+          <w:shd w:val="clear" w:fill="EDE6DA"/>
+        </w:rPr>
+        <w:t>Экспорт календаря</w:t>
+      </w:r>
+    </w:p>
+    <w:p>
+      <w:pPr>
+        <w:keepNext w:val="0"/>
+        <w:keepLines w:val="0"/>
+        <w:widowControl/>
+        <w:numPr>
+          <w:ilvl w:val="0"/>
+          <w:numId w:val="5"/>
+        </w:numPr>
+        <w:suppressLineNumbers w:val="0"/>
+        <w:pBdr>
+          <w:top w:val="none" w:color="auto" w:sz="0" w:space="0"/>
+          <w:left w:val="none" w:color="auto" w:sz="0" w:space="0"/>
+          <w:bottom w:val="none" w:color="auto" w:sz="0" w:space="0"/>
+          <w:right w:val="none" w:color="auto" w:sz="0" w:space="0"/>
+        </w:pBdr>
+        <w:spacing w:before="0" w:beforeAutospacing="0" w:after="0" w:afterAutospacing="0"/>
+        <w:ind w:left="0" w:right="0" w:hanging="360"/>
+      </w:pPr>
+      <w:r>
+        <w:rPr>
+          <w:rStyle w:val="8"/>
+          <w:rFonts w:hint="default" w:ascii="sans-serif" w:hAnsi="sans-serif" w:eastAsia="sans-serif" w:cs="sans-serif"/>
+          <w:b/>
+          <w:bCs/>
+          <w:i w:val="0"/>
+          <w:iCs w:val="0"/>
+          <w:caps w:val="0"/>
+          <w:color w:val="241E20"/>
+          <w:spacing w:val="0"/>
+          <w:sz w:val="16"/>
+          <w:szCs w:val="16"/>
+          <w:bdr w:val="none" w:color="auto" w:sz="0" w:space="0"/>
+          <w:shd w:val="clear" w:fill="EDE6DA"/>
+        </w:rPr>
+        <w:t>Скопировать ссылку</w:t>
+      </w:r>
+    </w:p>
+    <w:p>
+      <w:pPr>
+        <w:keepNext w:val="0"/>
+        <w:keepLines w:val="0"/>
+        <w:widowControl/>
+        <w:numPr>
+          <w:ilvl w:val="0"/>
+          <w:numId w:val="5"/>
+        </w:numPr>
+        <w:suppressLineNumbers w:val="0"/>
+        <w:pBdr>
+          <w:top w:val="none" w:color="auto" w:sz="0" w:space="0"/>
+          <w:left w:val="none" w:color="auto" w:sz="0" w:space="0"/>
+          <w:bottom w:val="none" w:color="auto" w:sz="0" w:space="0"/>
+          <w:right w:val="none" w:color="auto" w:sz="0" w:space="0"/>
+        </w:pBdr>
+        <w:spacing w:before="0" w:beforeAutospacing="0" w:after="0" w:afterAutospacing="0"/>
+        <w:ind w:left="0" w:right="0" w:hanging="360"/>
+      </w:pPr>
+      <w:r>
+        <w:rPr>
+          <w:rStyle w:val="8"/>
+          <w:rFonts w:hint="default" w:ascii="sans-serif" w:hAnsi="sans-serif" w:eastAsia="sans-serif" w:cs="sans-serif"/>
+          <w:b/>
+          <w:bCs/>
+          <w:i w:val="0"/>
+          <w:iCs w:val="0"/>
+          <w:caps w:val="0"/>
+          <w:color w:val="241E20"/>
+          <w:spacing w:val="0"/>
+          <w:sz w:val="16"/>
+          <w:szCs w:val="16"/>
+          <w:bdr w:val="none" w:color="auto" w:sz="0" w:space="0"/>
+          <w:shd w:val="clear" w:fill="EDE6DA"/>
+        </w:rPr>
+        <w:t>Получить ссылку iCal / ICS</w:t>
+      </w:r>
+    </w:p>
+    <w:p>
+      <w:pPr>
+        <w:keepNext w:val="0"/>
+        <w:keepLines w:val="0"/>
+        <w:widowControl/>
+        <w:numPr>
+          <w:ilvl w:val="0"/>
+          <w:numId w:val="5"/>
+        </w:numPr>
+        <w:suppressLineNumbers w:val="0"/>
+        <w:pBdr>
+          <w:top w:val="none" w:color="auto" w:sz="0" w:space="0"/>
+          <w:left w:val="none" w:color="auto" w:sz="0" w:space="0"/>
+          <w:bottom w:val="none" w:color="auto" w:sz="0" w:space="0"/>
+          <w:right w:val="none" w:color="auto" w:sz="0" w:space="0"/>
+        </w:pBdr>
+        <w:spacing w:before="0" w:beforeAutospacing="0" w:after="0" w:afterAutospacing="0"/>
+        <w:ind w:left="0" w:right="0" w:hanging="360"/>
+      </w:pPr>
+      <w:r>
+        <w:rPr>
+          <w:rFonts w:hint="default" w:ascii="sans-serif" w:hAnsi="sans-serif" w:eastAsia="sans-serif" w:cs="sans-serif"/>
+          <w:i w:val="0"/>
+          <w:iCs w:val="0"/>
+          <w:caps w:val="0"/>
+          <w:color w:val="241E20"/>
+          <w:spacing w:val="0"/>
+          <w:sz w:val="16"/>
+          <w:szCs w:val="16"/>
+          <w:bdr w:val="none" w:color="auto" w:sz="0" w:space="0"/>
+          <w:shd w:val="clear" w:fill="EDE6DA"/>
+        </w:rPr>
+        <w:t>ссылка с окончанием </w:t>
+      </w:r>
+      <w:r>
+        <w:rPr>
+          <w:rStyle w:val="8"/>
+          <w:rFonts w:hint="default" w:ascii="sans-serif" w:hAnsi="sans-serif" w:eastAsia="sans-serif" w:cs="sans-serif"/>
+          <w:b/>
+          <w:bCs/>
+          <w:i w:val="0"/>
+          <w:iCs w:val="0"/>
+          <w:caps w:val="0"/>
+          <w:color w:val="241E20"/>
+          <w:spacing w:val="0"/>
+          <w:sz w:val="16"/>
+          <w:szCs w:val="16"/>
+          <w:bdr w:val="none" w:color="auto" w:sz="0" w:space="0"/>
+          <w:shd w:val="clear" w:fill="EDE6DA"/>
+        </w:rPr>
+        <w:t>.ics</w:t>
+      </w:r>
+    </w:p>
+    <w:p>
+      <w:pPr>
+        <w:pStyle w:val="4"/>
+        <w:keepNext w:val="0"/>
+        <w:keepLines w:val="0"/>
+        <w:widowControl/>
+        <w:suppressLineNumbers w:val="0"/>
+        <w:pBdr>
+          <w:top w:val="none" w:color="auto" w:sz="0" w:space="0"/>
+          <w:left w:val="none" w:color="auto" w:sz="0" w:space="0"/>
+          <w:bottom w:val="none" w:color="auto" w:sz="0" w:space="0"/>
+          <w:right w:val="none" w:color="auto" w:sz="0" w:space="0"/>
+        </w:pBdr>
+        <w:shd w:val="clear" w:fill="EDE6DA"/>
+        <w:spacing w:before="0" w:beforeAutospacing="0" w:after="264" w:afterAutospacing="0" w:line="12" w:lineRule="atLeast"/>
+        <w:ind w:left="0" w:right="0" w:firstLine="0"/>
+        <w:rPr>
+          <w:rFonts w:hint="default" w:ascii="sans-serif" w:hAnsi="sans-serif" w:eastAsia="sans-serif" w:cs="sans-serif"/>
+          <w:b/>
+          <w:bCs/>
+          <w:i w:val="0"/>
+          <w:iCs w:val="0"/>
+          <w:caps w:val="0"/>
+          <w:color w:val="241E20"/>
+          <w:spacing w:val="0"/>
+          <w:sz w:val="26"/>
+          <w:szCs w:val="26"/>
+        </w:rPr>
+      </w:pPr>
+      <w:r>
+        <w:rPr>
+          <w:rFonts w:hint="default" w:ascii="sans-serif" w:hAnsi="sans-serif" w:eastAsia="sans-serif" w:cs="sans-serif"/>
+          <w:b/>
+          <w:bCs/>
+          <w:i w:val="0"/>
+          <w:iCs w:val="0"/>
+          <w:caps w:val="0"/>
+          <w:color w:val="241E20"/>
+          <w:spacing w:val="0"/>
+          <w:sz w:val="26"/>
+          <w:szCs w:val="26"/>
+          <w:bdr w:val="none" w:color="auto" w:sz="0" w:space="0"/>
+          <w:shd w:val="clear" w:fill="EDE6DA"/>
+        </w:rPr>
+        <w:t>Нужно ответить:</w:t>
+      </w:r>
+    </w:p>
+    <w:p>
+      <w:pPr>
+        <w:keepNext w:val="0"/>
+        <w:keepLines w:val="0"/>
+        <w:widowControl/>
+        <w:numPr>
+          <w:ilvl w:val="0"/>
+          <w:numId w:val="6"/>
+        </w:numPr>
+        <w:suppressLineNumbers w:val="0"/>
+        <w:pBdr>
+          <w:top w:val="none" w:color="auto" w:sz="0" w:space="0"/>
+          <w:left w:val="none" w:color="auto" w:sz="0" w:space="0"/>
+          <w:bottom w:val="none" w:color="auto" w:sz="0" w:space="0"/>
+          <w:right w:val="none" w:color="auto" w:sz="0" w:space="0"/>
+        </w:pBdr>
+        <w:spacing w:before="0" w:beforeAutospacing="0" w:after="0" w:afterAutospacing="0"/>
+        <w:ind w:left="0" w:right="0" w:hanging="360"/>
+      </w:pPr>
+      <w:r>
+        <w:rPr>
+          <w:rStyle w:val="8"/>
+          <w:rFonts w:hint="default" w:ascii="sans-serif" w:hAnsi="sans-serif" w:eastAsia="sans-serif" w:cs="sans-serif"/>
+          <w:b/>
+          <w:bCs/>
+          <w:i w:val="0"/>
+          <w:iCs w:val="0"/>
+          <w:caps w:val="0"/>
+          <w:color w:val="241E20"/>
+          <w:spacing w:val="0"/>
+          <w:sz w:val="16"/>
+          <w:szCs w:val="16"/>
+          <w:bdr w:val="none" w:color="auto" w:sz="0" w:space="0"/>
+          <w:shd w:val="clear" w:fill="EDE6DA"/>
+        </w:rPr>
+        <w:t>Да / Нет — есть ли экспорт</w:t>
+      </w:r>
+    </w:p>
+    <w:p>
+      <w:pPr>
+        <w:keepNext w:val="0"/>
+        <w:keepLines w:val="0"/>
+        <w:widowControl/>
+        <w:numPr>
+          <w:ilvl w:val="0"/>
+          <w:numId w:val="6"/>
+        </w:numPr>
+        <w:suppressLineNumbers w:val="0"/>
+        <w:pBdr>
+          <w:top w:val="none" w:color="auto" w:sz="0" w:space="0"/>
+          <w:left w:val="none" w:color="auto" w:sz="0" w:space="0"/>
+          <w:bottom w:val="none" w:color="auto" w:sz="0" w:space="0"/>
+          <w:right w:val="none" w:color="auto" w:sz="0" w:space="0"/>
+        </w:pBdr>
+        <w:spacing w:before="0" w:beforeAutospacing="0" w:after="0" w:afterAutospacing="0"/>
+        <w:ind w:left="0" w:right="0" w:hanging="360"/>
+      </w:pPr>
+      <w:r>
+        <w:rPr>
+          <w:rFonts w:hint="default" w:ascii="sans-serif" w:hAnsi="sans-serif" w:eastAsia="sans-serif" w:cs="sans-serif"/>
+          <w:i w:val="0"/>
+          <w:iCs w:val="0"/>
+          <w:caps w:val="0"/>
+          <w:color w:val="241E20"/>
+          <w:spacing w:val="0"/>
+          <w:sz w:val="16"/>
+          <w:szCs w:val="16"/>
+          <w:bdr w:val="none" w:color="auto" w:sz="0" w:space="0"/>
+          <w:shd w:val="clear" w:fill="EDE6DA"/>
+        </w:rPr>
+        <w:t>если да — </w:t>
+      </w:r>
+      <w:r>
+        <w:rPr>
+          <w:rStyle w:val="8"/>
+          <w:rFonts w:hint="default" w:ascii="sans-serif" w:hAnsi="sans-serif" w:eastAsia="sans-serif" w:cs="sans-serif"/>
+          <w:b/>
+          <w:bCs/>
+          <w:i w:val="0"/>
+          <w:iCs w:val="0"/>
+          <w:caps w:val="0"/>
+          <w:color w:val="241E20"/>
+          <w:spacing w:val="0"/>
+          <w:sz w:val="16"/>
+          <w:szCs w:val="16"/>
+          <w:bdr w:val="none" w:color="auto" w:sz="0" w:space="0"/>
+          <w:shd w:val="clear" w:fill="EDE6DA"/>
+        </w:rPr>
+        <w:t>сделать скрин</w:t>
+      </w:r>
+    </w:p>
+    <w:p>
+      <w:pPr>
+        <w:keepNext w:val="0"/>
+        <w:keepLines w:val="0"/>
+        <w:widowControl/>
+        <w:numPr>
+          <w:ilvl w:val="0"/>
+          <w:numId w:val="6"/>
+        </w:numPr>
+        <w:suppressLineNumbers w:val="0"/>
+        <w:pBdr>
+          <w:top w:val="none" w:color="auto" w:sz="0" w:space="0"/>
+          <w:left w:val="none" w:color="auto" w:sz="0" w:space="0"/>
+          <w:bottom w:val="none" w:color="auto" w:sz="0" w:space="0"/>
+          <w:right w:val="none" w:color="auto" w:sz="0" w:space="0"/>
+        </w:pBdr>
+        <w:spacing w:before="0" w:beforeAutospacing="0" w:after="0" w:afterAutospacing="0"/>
+        <w:ind w:left="0" w:right="0" w:hanging="360"/>
+      </w:pPr>
+      <w:r>
+        <w:rPr>
+          <w:rFonts w:hint="default" w:ascii="sans-serif" w:hAnsi="sans-serif" w:eastAsia="sans-serif" w:cs="sans-serif"/>
+          <w:i w:val="0"/>
+          <w:iCs w:val="0"/>
+          <w:caps w:val="0"/>
+          <w:color w:val="241E20"/>
+          <w:spacing w:val="0"/>
+          <w:sz w:val="16"/>
+          <w:szCs w:val="16"/>
+          <w:bdr w:val="none" w:color="auto" w:sz="0" w:space="0"/>
+          <w:shd w:val="clear" w:fill="EDE6DA"/>
+        </w:rPr>
+        <w:t>если да — </w:t>
+      </w:r>
+      <w:r>
+        <w:rPr>
+          <w:rStyle w:val="8"/>
+          <w:rFonts w:hint="default" w:ascii="sans-serif" w:hAnsi="sans-serif" w:eastAsia="sans-serif" w:cs="sans-serif"/>
+          <w:b/>
+          <w:bCs/>
+          <w:i w:val="0"/>
+          <w:iCs w:val="0"/>
+          <w:caps w:val="0"/>
+          <w:color w:val="241E20"/>
+          <w:spacing w:val="0"/>
+          <w:sz w:val="16"/>
+          <w:szCs w:val="16"/>
+          <w:bdr w:val="none" w:color="auto" w:sz="0" w:space="0"/>
+          <w:shd w:val="clear" w:fill="EDE6DA"/>
+        </w:rPr>
+        <w:t>скопировать пример ссылки</w:t>
+      </w:r>
+      <w:r>
+        <w:rPr>
+          <w:rFonts w:hint="default" w:ascii="sans-serif" w:hAnsi="sans-serif" w:eastAsia="sans-serif" w:cs="sans-serif"/>
+          <w:i w:val="0"/>
+          <w:iCs w:val="0"/>
+          <w:caps w:val="0"/>
+          <w:color w:val="241E20"/>
+          <w:spacing w:val="0"/>
+          <w:sz w:val="16"/>
+          <w:szCs w:val="16"/>
+          <w:bdr w:val="none" w:color="auto" w:sz="0" w:space="0"/>
+          <w:shd w:val="clear" w:fill="EDE6DA"/>
+        </w:rPr>
+        <w:t> (можно частично скрыть)</w:t>
+      </w:r>
+    </w:p>
+    <w:p>
+      <w:pPr>
+        <w:keepNext w:val="0"/>
+        <w:keepLines w:val="0"/>
+        <w:widowControl/>
+        <w:suppressLineNumbers w:val="0"/>
+        <w:pBdr>
+          <w:top w:val="none" w:color="E54717" w:sz="0" w:space="0"/>
+          <w:left w:val="none" w:color="E54717" w:sz="0" w:space="0"/>
+          <w:bottom w:val="none" w:color="E54717" w:sz="0" w:space="0"/>
+          <w:right w:val="none" w:color="E54717" w:sz="0" w:space="0"/>
+        </w:pBdr>
+        <w:shd w:val="clear" w:fill="EDE6DA"/>
+        <w:spacing w:before="600" w:beforeAutospacing="0" w:after="600" w:afterAutospacing="0"/>
+        <w:ind w:left="0" w:right="0" w:firstLine="0"/>
+        <w:rPr>
+          <w:rFonts w:hint="default" w:ascii="sans-serif" w:hAnsi="sans-serif" w:eastAsia="sans-serif" w:cs="sans-serif"/>
+          <w:i w:val="0"/>
+          <w:iCs w:val="0"/>
+          <w:caps w:val="0"/>
+          <w:spacing w:val="0"/>
+          <w:sz w:val="16"/>
+          <w:szCs w:val="16"/>
+        </w:rPr>
+      </w:pPr>
+      <w:r>
+        <w:pict>
+          <v:rect id="_x0000_i1034" o:spt="1" style="height:1.5pt;width:432pt;" fillcolor="#A0A0A0" filled="t" stroked="f" coordsize="21600,21600" o:hr="t" o:hrstd="t" o:hralign="center">
+            <v:path/>
+            <v:fill on="t" focussize="0,0"/>
+            <v:stroke on="f"/>
+            <v:imagedata o:title=""/>
+            <o:lock v:ext="edit"/>
+            <w10:wrap type="none"/>
+            <w10:anchorlock/>
+          </v:rect>
+        </w:pict>
+      </w:r>
+    </w:p>
+    <w:p>
+      <w:pPr>
+        <w:pStyle w:val="3"/>
+        <w:keepNext w:val="0"/>
+        <w:keepLines w:val="0"/>
+        <w:widowControl/>
+        <w:suppressLineNumbers w:val="0"/>
+        <w:pBdr>
+          <w:top w:val="none" w:color="auto" w:sz="0" w:space="0"/>
+          <w:left w:val="none" w:color="auto" w:sz="0" w:space="0"/>
+          <w:bottom w:val="none" w:color="auto" w:sz="0" w:space="0"/>
+          <w:right w:val="none" w:color="auto" w:sz="0" w:space="0"/>
+        </w:pBdr>
+        <w:shd w:val="clear" w:fill="EDE6DA"/>
+        <w:spacing w:before="0" w:beforeAutospacing="0" w:after="264" w:afterAutospacing="0" w:line="12" w:lineRule="atLeast"/>
+        <w:ind w:left="0" w:right="0" w:firstLine="0"/>
+        <w:rPr>
+          <w:rFonts w:hint="default" w:ascii="sans-serif" w:hAnsi="sans-serif" w:eastAsia="sans-serif" w:cs="sans-serif"/>
+          <w:b/>
+          <w:bCs/>
+          <w:i w:val="0"/>
+          <w:iCs w:val="0"/>
+          <w:caps w:val="0"/>
+          <w:color w:val="241E20"/>
+          <w:spacing w:val="0"/>
+          <w:sz w:val="28"/>
+          <w:szCs w:val="28"/>
+        </w:rPr>
+      </w:pPr>
+      <w:r>
+        <w:rPr>
+          <w:rFonts w:hint="default" w:ascii="sans-serif" w:hAnsi="sans-serif" w:eastAsia="sans-serif" w:cs="sans-serif"/>
+          <w:b/>
+          <w:bCs/>
+          <w:i w:val="0"/>
+          <w:iCs w:val="0"/>
+          <w:caps w:val="0"/>
+          <w:color w:val="241E20"/>
+          <w:spacing w:val="0"/>
+          <w:sz w:val="28"/>
+          <w:szCs w:val="28"/>
+          <w:bdr w:val="none" w:color="auto" w:sz="0" w:space="0"/>
+          <w:shd w:val="clear" w:fill="EDE6DA"/>
+        </w:rPr>
+        <w:t>4. Проверить импорт iCal</w:t>
+      </w:r>
+    </w:p>
+    <w:p>
+      <w:pPr>
+        <w:pStyle w:val="9"/>
+        <w:keepNext w:val="0"/>
+        <w:keepLines w:val="0"/>
+        <w:widowControl/>
+        <w:suppressLineNumbers w:val="0"/>
+        <w:pBdr>
+          <w:top w:val="none" w:color="auto" w:sz="0" w:space="0"/>
+          <w:left w:val="none" w:color="auto" w:sz="0" w:space="0"/>
+          <w:bottom w:val="none" w:color="auto" w:sz="0" w:space="0"/>
+          <w:right w:val="none" w:color="auto" w:sz="0" w:space="0"/>
+        </w:pBdr>
+        <w:shd w:val="clear" w:fill="EDE6DA"/>
+        <w:spacing w:before="240" w:beforeAutospacing="0" w:after="240" w:afterAutospacing="0"/>
+        <w:ind w:left="0" w:right="0" w:firstLine="0"/>
+        <w:rPr>
+          <w:rFonts w:hint="default" w:ascii="sans-serif" w:hAnsi="sans-serif" w:eastAsia="sans-serif" w:cs="sans-serif"/>
+          <w:i w:val="0"/>
+          <w:iCs w:val="0"/>
+          <w:caps w:val="0"/>
+          <w:color w:val="241E20"/>
+          <w:spacing w:val="0"/>
+          <w:sz w:val="16"/>
+          <w:szCs w:val="16"/>
+        </w:rPr>
+      </w:pPr>
+      <w:r>
+        <w:rPr>
+          <w:rFonts w:hint="default" w:ascii="sans-serif" w:hAnsi="sans-serif" w:eastAsia="sans-serif" w:cs="sans-serif"/>
+          <w:i w:val="0"/>
+          <w:iCs w:val="0"/>
+          <w:caps w:val="0"/>
+          <w:color w:val="241E20"/>
+          <w:spacing w:val="0"/>
+          <w:sz w:val="16"/>
+          <w:szCs w:val="16"/>
+          <w:bdr w:val="none" w:color="auto" w:sz="0" w:space="0"/>
+          <w:shd w:val="clear" w:fill="EDE6DA"/>
+        </w:rPr>
+        <w:t>Найти, есть ли что-то из этого:</w:t>
+      </w:r>
+    </w:p>
+    <w:p>
+      <w:pPr>
+        <w:keepNext w:val="0"/>
+        <w:keepLines w:val="0"/>
+        <w:widowControl/>
+        <w:numPr>
+          <w:ilvl w:val="0"/>
+          <w:numId w:val="7"/>
+        </w:numPr>
+        <w:suppressLineNumbers w:val="0"/>
+        <w:pBdr>
+          <w:top w:val="none" w:color="auto" w:sz="0" w:space="0"/>
+          <w:left w:val="none" w:color="auto" w:sz="0" w:space="0"/>
+          <w:bottom w:val="none" w:color="auto" w:sz="0" w:space="0"/>
+          <w:right w:val="none" w:color="auto" w:sz="0" w:space="0"/>
+        </w:pBdr>
+        <w:spacing w:before="0" w:beforeAutospacing="0" w:after="0" w:afterAutospacing="0"/>
+        <w:ind w:left="0" w:right="0" w:hanging="360"/>
+      </w:pPr>
+      <w:r>
+        <w:rPr>
+          <w:rStyle w:val="8"/>
+          <w:rFonts w:hint="default" w:ascii="sans-serif" w:hAnsi="sans-serif" w:eastAsia="sans-serif" w:cs="sans-serif"/>
+          <w:b/>
+          <w:bCs/>
+          <w:i w:val="0"/>
+          <w:iCs w:val="0"/>
+          <w:caps w:val="0"/>
+          <w:color w:val="241E20"/>
+          <w:spacing w:val="0"/>
+          <w:sz w:val="16"/>
+          <w:szCs w:val="16"/>
+          <w:bdr w:val="none" w:color="auto" w:sz="0" w:space="0"/>
+          <w:shd w:val="clear" w:fill="EDE6DA"/>
+        </w:rPr>
+        <w:t>Импорт календаря</w:t>
+      </w:r>
+    </w:p>
+    <w:p>
+      <w:pPr>
+        <w:keepNext w:val="0"/>
+        <w:keepLines w:val="0"/>
+        <w:widowControl/>
+        <w:numPr>
+          <w:ilvl w:val="0"/>
+          <w:numId w:val="7"/>
+        </w:numPr>
+        <w:suppressLineNumbers w:val="0"/>
+        <w:pBdr>
+          <w:top w:val="none" w:color="auto" w:sz="0" w:space="0"/>
+          <w:left w:val="none" w:color="auto" w:sz="0" w:space="0"/>
+          <w:bottom w:val="none" w:color="auto" w:sz="0" w:space="0"/>
+          <w:right w:val="none" w:color="auto" w:sz="0" w:space="0"/>
+        </w:pBdr>
+        <w:spacing w:before="0" w:beforeAutospacing="0" w:after="0" w:afterAutospacing="0"/>
+        <w:ind w:left="0" w:right="0" w:hanging="360"/>
+      </w:pPr>
+      <w:r>
+        <w:rPr>
+          <w:rStyle w:val="8"/>
+          <w:rFonts w:hint="default" w:ascii="sans-serif" w:hAnsi="sans-serif" w:eastAsia="sans-serif" w:cs="sans-serif"/>
+          <w:b/>
+          <w:bCs/>
+          <w:i w:val="0"/>
+          <w:iCs w:val="0"/>
+          <w:caps w:val="0"/>
+          <w:color w:val="241E20"/>
+          <w:spacing w:val="0"/>
+          <w:sz w:val="16"/>
+          <w:szCs w:val="16"/>
+          <w:bdr w:val="none" w:color="auto" w:sz="0" w:space="0"/>
+          <w:shd w:val="clear" w:fill="EDE6DA"/>
+        </w:rPr>
+        <w:t>Добавить внешний календарь</w:t>
+      </w:r>
+    </w:p>
+    <w:p>
+      <w:pPr>
+        <w:keepNext w:val="0"/>
+        <w:keepLines w:val="0"/>
+        <w:widowControl/>
+        <w:numPr>
+          <w:ilvl w:val="0"/>
+          <w:numId w:val="7"/>
+        </w:numPr>
+        <w:suppressLineNumbers w:val="0"/>
+        <w:pBdr>
+          <w:top w:val="none" w:color="auto" w:sz="0" w:space="0"/>
+          <w:left w:val="none" w:color="auto" w:sz="0" w:space="0"/>
+          <w:bottom w:val="none" w:color="auto" w:sz="0" w:space="0"/>
+          <w:right w:val="none" w:color="auto" w:sz="0" w:space="0"/>
+        </w:pBdr>
+        <w:spacing w:before="0" w:beforeAutospacing="0" w:after="0" w:afterAutospacing="0"/>
+        <w:ind w:left="0" w:right="0" w:hanging="360"/>
+      </w:pPr>
+      <w:r>
+        <w:rPr>
+          <w:rFonts w:hint="default" w:ascii="sans-serif" w:hAnsi="sans-serif" w:eastAsia="sans-serif" w:cs="sans-serif"/>
+          <w:i w:val="0"/>
+          <w:iCs w:val="0"/>
+          <w:caps w:val="0"/>
+          <w:color w:val="241E20"/>
+          <w:spacing w:val="0"/>
+          <w:sz w:val="16"/>
+          <w:szCs w:val="16"/>
+          <w:bdr w:val="none" w:color="auto" w:sz="0" w:space="0"/>
+          <w:shd w:val="clear" w:fill="EDE6DA"/>
+        </w:rPr>
+        <w:t>поле для вставки ссылки</w:t>
+      </w:r>
+    </w:p>
+    <w:p>
+      <w:pPr>
+        <w:keepNext w:val="0"/>
+        <w:keepLines w:val="0"/>
+        <w:widowControl/>
+        <w:numPr>
+          <w:ilvl w:val="0"/>
+          <w:numId w:val="7"/>
+        </w:numPr>
+        <w:suppressLineNumbers w:val="0"/>
+        <w:pBdr>
+          <w:top w:val="none" w:color="auto" w:sz="0" w:space="0"/>
+          <w:left w:val="none" w:color="auto" w:sz="0" w:space="0"/>
+          <w:bottom w:val="none" w:color="auto" w:sz="0" w:space="0"/>
+          <w:right w:val="none" w:color="auto" w:sz="0" w:space="0"/>
+        </w:pBdr>
+        <w:spacing w:before="0" w:beforeAutospacing="0" w:after="0" w:afterAutospacing="0"/>
+        <w:ind w:left="0" w:right="0" w:hanging="360"/>
+      </w:pPr>
+      <w:r>
+        <w:rPr>
+          <w:rFonts w:hint="default" w:ascii="sans-serif" w:hAnsi="sans-serif" w:eastAsia="sans-serif" w:cs="sans-serif"/>
+          <w:i w:val="0"/>
+          <w:iCs w:val="0"/>
+          <w:caps w:val="0"/>
+          <w:color w:val="241E20"/>
+          <w:spacing w:val="0"/>
+          <w:sz w:val="16"/>
+          <w:szCs w:val="16"/>
+          <w:bdr w:val="none" w:color="auto" w:sz="0" w:space="0"/>
+          <w:shd w:val="clear" w:fill="EDE6DA"/>
+        </w:rPr>
+        <w:t>упоминание </w:t>
+      </w:r>
+      <w:r>
+        <w:rPr>
+          <w:rStyle w:val="8"/>
+          <w:rFonts w:hint="default" w:ascii="sans-serif" w:hAnsi="sans-serif" w:eastAsia="sans-serif" w:cs="sans-serif"/>
+          <w:b/>
+          <w:bCs/>
+          <w:i w:val="0"/>
+          <w:iCs w:val="0"/>
+          <w:caps w:val="0"/>
+          <w:color w:val="241E20"/>
+          <w:spacing w:val="0"/>
+          <w:sz w:val="16"/>
+          <w:szCs w:val="16"/>
+          <w:bdr w:val="none" w:color="auto" w:sz="0" w:space="0"/>
+          <w:shd w:val="clear" w:fill="EDE6DA"/>
+        </w:rPr>
+        <w:t>iCal / ICS URL</w:t>
+      </w:r>
+    </w:p>
+    <w:p>
+      <w:pPr>
+        <w:pStyle w:val="4"/>
+        <w:keepNext w:val="0"/>
+        <w:keepLines w:val="0"/>
+        <w:widowControl/>
+        <w:suppressLineNumbers w:val="0"/>
+        <w:pBdr>
+          <w:top w:val="none" w:color="auto" w:sz="0" w:space="0"/>
+          <w:left w:val="none" w:color="auto" w:sz="0" w:space="0"/>
+          <w:bottom w:val="none" w:color="auto" w:sz="0" w:space="0"/>
+          <w:right w:val="none" w:color="auto" w:sz="0" w:space="0"/>
+        </w:pBdr>
+        <w:shd w:val="clear" w:fill="EDE6DA"/>
+        <w:spacing w:before="0" w:beforeAutospacing="0" w:after="264" w:afterAutospacing="0" w:line="12" w:lineRule="atLeast"/>
+        <w:ind w:left="0" w:right="0" w:firstLine="0"/>
+        <w:rPr>
+          <w:rFonts w:hint="default" w:ascii="sans-serif" w:hAnsi="sans-serif" w:eastAsia="sans-serif" w:cs="sans-serif"/>
+          <w:b/>
+          <w:bCs/>
+          <w:i w:val="0"/>
+          <w:iCs w:val="0"/>
+          <w:caps w:val="0"/>
+          <w:color w:val="241E20"/>
+          <w:spacing w:val="0"/>
+          <w:sz w:val="26"/>
+          <w:szCs w:val="26"/>
+        </w:rPr>
+      </w:pPr>
+      <w:r>
+        <w:rPr>
+          <w:rFonts w:hint="default" w:ascii="sans-serif" w:hAnsi="sans-serif" w:eastAsia="sans-serif" w:cs="sans-serif"/>
+          <w:b/>
+          <w:bCs/>
+          <w:i w:val="0"/>
+          <w:iCs w:val="0"/>
+          <w:caps w:val="0"/>
+          <w:color w:val="241E20"/>
+          <w:spacing w:val="0"/>
+          <w:sz w:val="26"/>
+          <w:szCs w:val="26"/>
+          <w:bdr w:val="none" w:color="auto" w:sz="0" w:space="0"/>
+          <w:shd w:val="clear" w:fill="EDE6DA"/>
+        </w:rPr>
+        <w:t>Нужно ответить:</w:t>
+      </w:r>
+    </w:p>
+    <w:p>
+      <w:pPr>
+        <w:keepNext w:val="0"/>
+        <w:keepLines w:val="0"/>
+        <w:widowControl/>
+        <w:numPr>
+          <w:ilvl w:val="0"/>
+          <w:numId w:val="8"/>
+        </w:numPr>
+        <w:suppressLineNumbers w:val="0"/>
+        <w:pBdr>
+          <w:top w:val="none" w:color="auto" w:sz="0" w:space="0"/>
+          <w:left w:val="none" w:color="auto" w:sz="0" w:space="0"/>
+          <w:bottom w:val="none" w:color="auto" w:sz="0" w:space="0"/>
+          <w:right w:val="none" w:color="auto" w:sz="0" w:space="0"/>
+        </w:pBdr>
+        <w:spacing w:before="0" w:beforeAutospacing="0" w:after="0" w:afterAutospacing="0"/>
+        <w:ind w:left="0" w:right="0" w:hanging="360"/>
+      </w:pPr>
+      <w:r>
+        <w:rPr>
+          <w:rStyle w:val="8"/>
+          <w:rFonts w:hint="default" w:ascii="sans-serif" w:hAnsi="sans-serif" w:eastAsia="sans-serif" w:cs="sans-serif"/>
+          <w:b/>
+          <w:bCs/>
+          <w:i w:val="0"/>
+          <w:iCs w:val="0"/>
+          <w:caps w:val="0"/>
+          <w:color w:val="241E20"/>
+          <w:spacing w:val="0"/>
+          <w:sz w:val="16"/>
+          <w:szCs w:val="16"/>
+          <w:bdr w:val="none" w:color="auto" w:sz="0" w:space="0"/>
+          <w:shd w:val="clear" w:fill="EDE6DA"/>
+        </w:rPr>
+        <w:t>Да / Нет — есть ли импорт</w:t>
+      </w:r>
+    </w:p>
+    <w:p>
+      <w:pPr>
+        <w:keepNext w:val="0"/>
+        <w:keepLines w:val="0"/>
+        <w:widowControl/>
+        <w:numPr>
+          <w:ilvl w:val="0"/>
+          <w:numId w:val="8"/>
+        </w:numPr>
+        <w:suppressLineNumbers w:val="0"/>
+        <w:pBdr>
+          <w:top w:val="none" w:color="auto" w:sz="0" w:space="0"/>
+          <w:left w:val="none" w:color="auto" w:sz="0" w:space="0"/>
+          <w:bottom w:val="none" w:color="auto" w:sz="0" w:space="0"/>
+          <w:right w:val="none" w:color="auto" w:sz="0" w:space="0"/>
+        </w:pBdr>
+        <w:spacing w:before="0" w:beforeAutospacing="0" w:after="0" w:afterAutospacing="0"/>
+        <w:ind w:left="0" w:right="0" w:hanging="360"/>
+      </w:pPr>
+      <w:r>
+        <w:rPr>
+          <w:rFonts w:hint="default" w:ascii="sans-serif" w:hAnsi="sans-serif" w:eastAsia="sans-serif" w:cs="sans-serif"/>
+          <w:i w:val="0"/>
+          <w:iCs w:val="0"/>
+          <w:caps w:val="0"/>
+          <w:color w:val="241E20"/>
+          <w:spacing w:val="0"/>
+          <w:sz w:val="16"/>
+          <w:szCs w:val="16"/>
+          <w:bdr w:val="none" w:color="auto" w:sz="0" w:space="0"/>
+          <w:shd w:val="clear" w:fill="EDE6DA"/>
+        </w:rPr>
+        <w:t>если да — </w:t>
+      </w:r>
+      <w:r>
+        <w:rPr>
+          <w:rStyle w:val="8"/>
+          <w:rFonts w:hint="default" w:ascii="sans-serif" w:hAnsi="sans-serif" w:eastAsia="sans-serif" w:cs="sans-serif"/>
+          <w:b/>
+          <w:bCs/>
+          <w:i w:val="0"/>
+          <w:iCs w:val="0"/>
+          <w:caps w:val="0"/>
+          <w:color w:val="241E20"/>
+          <w:spacing w:val="0"/>
+          <w:sz w:val="16"/>
+          <w:szCs w:val="16"/>
+          <w:bdr w:val="none" w:color="auto" w:sz="0" w:space="0"/>
+          <w:shd w:val="clear" w:fill="EDE6DA"/>
+        </w:rPr>
+        <w:t>сделать скрин</w:t>
+      </w:r>
+    </w:p>
+    <w:p>
+      <w:pPr>
+        <w:keepNext w:val="0"/>
+        <w:keepLines w:val="0"/>
+        <w:widowControl/>
+        <w:numPr>
+          <w:ilvl w:val="0"/>
+          <w:numId w:val="8"/>
+        </w:numPr>
+        <w:suppressLineNumbers w:val="0"/>
+        <w:pBdr>
+          <w:top w:val="none" w:color="auto" w:sz="0" w:space="0"/>
+          <w:left w:val="none" w:color="auto" w:sz="0" w:space="0"/>
+          <w:bottom w:val="none" w:color="auto" w:sz="0" w:space="0"/>
+          <w:right w:val="none" w:color="auto" w:sz="0" w:space="0"/>
+        </w:pBdr>
+        <w:spacing w:before="0" w:beforeAutospacing="0" w:after="0" w:afterAutospacing="0"/>
+        <w:ind w:left="0" w:right="0" w:hanging="360"/>
+      </w:pPr>
+      <w:r>
+        <w:rPr>
+          <w:rFonts w:hint="default" w:ascii="sans-serif" w:hAnsi="sans-serif" w:eastAsia="sans-serif" w:cs="sans-serif"/>
+          <w:i w:val="0"/>
+          <w:iCs w:val="0"/>
+          <w:caps w:val="0"/>
+          <w:color w:val="241E20"/>
+          <w:spacing w:val="0"/>
+          <w:sz w:val="16"/>
+          <w:szCs w:val="16"/>
+          <w:bdr w:val="none" w:color="auto" w:sz="0" w:space="0"/>
+          <w:shd w:val="clear" w:fill="EDE6DA"/>
+        </w:rPr>
+        <w:t>если да — </w:t>
+      </w:r>
+      <w:r>
+        <w:rPr>
+          <w:rStyle w:val="8"/>
+          <w:rFonts w:hint="default" w:ascii="sans-serif" w:hAnsi="sans-serif" w:eastAsia="sans-serif" w:cs="sans-serif"/>
+          <w:b/>
+          <w:bCs/>
+          <w:i w:val="0"/>
+          <w:iCs w:val="0"/>
+          <w:caps w:val="0"/>
+          <w:color w:val="241E20"/>
+          <w:spacing w:val="0"/>
+          <w:sz w:val="16"/>
+          <w:szCs w:val="16"/>
+          <w:bdr w:val="none" w:color="auto" w:sz="0" w:space="0"/>
+          <w:shd w:val="clear" w:fill="EDE6DA"/>
+        </w:rPr>
+        <w:t>написать, куда именно вставляется ссылка</w:t>
+      </w:r>
+    </w:p>
+    <w:p>
+      <w:pPr>
+        <w:keepNext w:val="0"/>
+        <w:keepLines w:val="0"/>
+        <w:widowControl/>
+        <w:suppressLineNumbers w:val="0"/>
+        <w:pBdr>
+          <w:top w:val="none" w:color="E54717" w:sz="0" w:space="0"/>
+          <w:left w:val="none" w:color="E54717" w:sz="0" w:space="0"/>
+          <w:bottom w:val="none" w:color="E54717" w:sz="0" w:space="0"/>
+          <w:right w:val="none" w:color="E54717" w:sz="0" w:space="0"/>
+        </w:pBdr>
+        <w:shd w:val="clear" w:fill="EDE6DA"/>
+        <w:spacing w:before="600" w:beforeAutospacing="0" w:after="600" w:afterAutospacing="0"/>
+        <w:ind w:left="0" w:right="0" w:firstLine="0"/>
+        <w:rPr>
+          <w:rFonts w:hint="default" w:ascii="sans-serif" w:hAnsi="sans-serif" w:eastAsia="sans-serif" w:cs="sans-serif"/>
+          <w:i w:val="0"/>
+          <w:iCs w:val="0"/>
+          <w:caps w:val="0"/>
+          <w:spacing w:val="0"/>
+          <w:sz w:val="16"/>
+          <w:szCs w:val="16"/>
+        </w:rPr>
+      </w:pPr>
+      <w:r>
+        <w:pict>
+          <v:rect id="_x0000_i1035" o:spt="1" style="height:1.5pt;width:432pt;" fillcolor="#A0A0A0" filled="t" stroked="f" coordsize="21600,21600" o:hr="t" o:hrstd="t" o:hralign="center">
+            <v:path/>
+            <v:fill on="t" focussize="0,0"/>
+            <v:stroke on="f"/>
+            <v:imagedata o:title=""/>
+            <o:lock v:ext="edit"/>
+            <w10:wrap type="none"/>
+            <w10:anchorlock/>
+          </v:rect>
+        </w:pict>
+      </w:r>
+    </w:p>
+    <w:p>
+      <w:pPr>
+        <w:pStyle w:val="3"/>
+        <w:keepNext w:val="0"/>
+        <w:keepLines w:val="0"/>
+        <w:widowControl/>
+        <w:suppressLineNumbers w:val="0"/>
+        <w:pBdr>
+          <w:top w:val="none" w:color="auto" w:sz="0" w:space="0"/>
+          <w:left w:val="none" w:color="auto" w:sz="0" w:space="0"/>
+          <w:bottom w:val="none" w:color="auto" w:sz="0" w:space="0"/>
+          <w:right w:val="none" w:color="auto" w:sz="0" w:space="0"/>
+        </w:pBdr>
+        <w:shd w:val="clear" w:fill="EDE6DA"/>
+        <w:spacing w:before="0" w:beforeAutospacing="0" w:after="264" w:afterAutospacing="0" w:line="12" w:lineRule="atLeast"/>
+        <w:ind w:left="0" w:right="0" w:firstLine="0"/>
+        <w:rPr>
+          <w:rFonts w:hint="default" w:ascii="sans-serif" w:hAnsi="sans-serif" w:eastAsia="sans-serif" w:cs="sans-serif"/>
+          <w:b/>
+          <w:bCs/>
+          <w:i w:val="0"/>
+          <w:iCs w:val="0"/>
+          <w:caps w:val="0"/>
+          <w:color w:val="241E20"/>
+          <w:spacing w:val="0"/>
+          <w:sz w:val="28"/>
+          <w:szCs w:val="28"/>
+        </w:rPr>
+      </w:pPr>
+      <w:r>
+        <w:rPr>
+          <w:rFonts w:hint="default" w:ascii="sans-serif" w:hAnsi="sans-serif" w:eastAsia="sans-serif" w:cs="sans-serif"/>
+          <w:b/>
+          <w:bCs/>
+          <w:i w:val="0"/>
+          <w:iCs w:val="0"/>
+          <w:caps w:val="0"/>
+          <w:color w:val="241E20"/>
+          <w:spacing w:val="0"/>
+          <w:sz w:val="28"/>
+          <w:szCs w:val="28"/>
+          <w:bdr w:val="none" w:color="auto" w:sz="0" w:space="0"/>
+          <w:shd w:val="clear" w:fill="EDE6DA"/>
+        </w:rPr>
+        <w:t>5. Прислать итог в таком формате</w:t>
+      </w:r>
+    </w:p>
+    <w:p>
+      <w:pPr>
+        <w:pStyle w:val="9"/>
+        <w:keepNext w:val="0"/>
+        <w:keepLines w:val="0"/>
+        <w:widowControl/>
+        <w:suppressLineNumbers w:val="0"/>
+        <w:pBdr>
+          <w:top w:val="none" w:color="auto" w:sz="0" w:space="0"/>
+          <w:left w:val="none" w:color="auto" w:sz="0" w:space="0"/>
+          <w:bottom w:val="none" w:color="auto" w:sz="0" w:space="0"/>
+          <w:right w:val="none" w:color="auto" w:sz="0" w:space="0"/>
+        </w:pBdr>
+        <w:shd w:val="clear" w:fill="EDE6DA"/>
+        <w:spacing w:before="240" w:beforeAutospacing="0" w:after="240" w:afterAutospacing="0"/>
+        <w:ind w:left="0" w:right="0" w:firstLine="0"/>
+        <w:rPr>
+          <w:rFonts w:hint="default" w:ascii="sans-serif" w:hAnsi="sans-serif" w:eastAsia="sans-serif" w:cs="sans-serif"/>
+          <w:i w:val="0"/>
+          <w:iCs w:val="0"/>
+          <w:caps w:val="0"/>
+          <w:color w:val="241E20"/>
+          <w:spacing w:val="0"/>
+          <w:sz w:val="16"/>
+          <w:szCs w:val="16"/>
+        </w:rPr>
+      </w:pPr>
+      <w:r>
+        <w:rPr>
+          <w:rFonts w:hint="default" w:ascii="sans-serif" w:hAnsi="sans-serif" w:eastAsia="sans-serif" w:cs="sans-serif"/>
+          <w:i w:val="0"/>
+          <w:iCs w:val="0"/>
+          <w:caps w:val="0"/>
+          <w:color w:val="241E20"/>
+          <w:spacing w:val="0"/>
+          <w:sz w:val="16"/>
+          <w:szCs w:val="16"/>
+          <w:bdr w:val="none" w:color="auto" w:sz="0" w:space="0"/>
+          <w:shd w:val="clear" w:fill="EDE6DA"/>
+        </w:rPr>
+        <w:t>Попроси менеджера прислать ответ вот так:</w:t>
+      </w:r>
+    </w:p>
+    <w:p>
+      <w:pPr>
+        <w:keepNext w:val="0"/>
+        <w:keepLines w:val="0"/>
+        <w:widowControl/>
+        <w:suppressLineNumbers w:val="0"/>
+        <w:pBdr>
+          <w:top w:val="none" w:color="auto" w:sz="0" w:space="0"/>
+          <w:left w:val="none" w:color="auto" w:sz="0" w:space="0"/>
+          <w:bottom w:val="none" w:color="auto" w:sz="0" w:space="0"/>
+          <w:right w:val="none" w:color="auto" w:sz="0" w:space="0"/>
+        </w:pBdr>
+        <w:shd w:val="clear" w:fill="EDE6DA"/>
+        <w:spacing w:before="0" w:beforeAutospacing="0" w:after="0" w:afterAutospacing="0"/>
+        <w:ind w:left="0" w:right="0" w:firstLine="0"/>
+        <w:jc w:val="left"/>
+        <w:rPr>
+          <w:rFonts w:ascii="monospace" w:hAnsi="monospace" w:eastAsia="monospace" w:cs="monospace"/>
+          <w:i w:val="0"/>
+          <w:iCs w:val="0"/>
+          <w:caps w:val="0"/>
+          <w:color w:val="241E20"/>
+          <w:spacing w:val="0"/>
+          <w:sz w:val="14"/>
+          <w:szCs w:val="14"/>
+        </w:rPr>
+      </w:pPr>
+      <w:r>
+        <w:rPr>
+          <w:rFonts w:hint="default" w:ascii="monospace" w:hAnsi="monospace" w:eastAsia="monospace" w:cs="monospace"/>
+          <w:i w:val="0"/>
+          <w:iCs w:val="0"/>
+          <w:color w:val="241E20"/>
+          <w:spacing w:val="0"/>
+          <w:kern w:val="0"/>
+          <w:sz w:val="14"/>
+          <w:szCs w:val="14"/>
+          <w:bdr w:val="none" w:color="auto" w:sz="0" w:space="0"/>
+          <w:shd w:val="clear" w:fill="EDE6DA"/>
+          <w:lang w:val="en-US" w:eastAsia="zh-CN" w:bidi="ar"/>
+        </w:rPr>
+        <w:t>text</w:t>
+      </w:r>
+    </w:p>
+    <w:p>
+      <w:pPr>
+        <w:pStyle w:val="10"/>
+        <w:keepNext w:val="0"/>
+        <w:keepLines w:val="0"/>
+        <w:widowControl/>
+        <w:suppressLineNumbers w:val="0"/>
+        <w:pBdr>
+          <w:top w:val="none" w:color="auto" w:sz="0" w:space="0"/>
+          <w:left w:val="none" w:color="auto" w:sz="0" w:space="0"/>
+          <w:bottom w:val="none" w:color="auto" w:sz="0" w:space="0"/>
+          <w:right w:val="none" w:color="auto" w:sz="0" w:space="0"/>
+        </w:pBdr>
+        <w:spacing w:before="180" w:beforeAutospacing="0" w:after="180" w:afterAutospacing="0"/>
+        <w:ind w:left="0" w:right="0"/>
+        <w:rPr>
+          <w:rStyle w:val="7"/>
+          <w:rFonts w:hint="default" w:ascii="monospace" w:hAnsi="monospace" w:eastAsia="monospace" w:cs="monospace"/>
+          <w:i w:val="0"/>
+          <w:iCs w:val="0"/>
+          <w:caps w:val="0"/>
+          <w:color w:val="24292E"/>
+          <w:spacing w:val="0"/>
+          <w:bdr w:val="none" w:color="auto" w:sz="0" w:space="0"/>
+          <w:shd w:val="clear" w:fill="FFFFFF"/>
+        </w:rPr>
+      </w:pPr>
+      <w:r>
+        <w:rPr>
+          <w:rStyle w:val="7"/>
+          <w:rFonts w:hint="default" w:ascii="monospace" w:hAnsi="monospace" w:eastAsia="monospace" w:cs="monospace"/>
+          <w:i w:val="0"/>
+          <w:iCs w:val="0"/>
+          <w:caps w:val="0"/>
+          <w:color w:val="24292E"/>
+          <w:spacing w:val="0"/>
+          <w:bdr w:val="none" w:color="auto" w:sz="0" w:space="0"/>
+          <w:shd w:val="clear" w:fill="FFFFFF"/>
+        </w:rPr>
+        <w:t>Проверка Avito iCal</w:t>
+      </w:r>
+    </w:p>
+    <w:p>
+      <w:pPr>
+        <w:pStyle w:val="10"/>
+        <w:keepNext w:val="0"/>
+        <w:keepLines w:val="0"/>
+        <w:widowControl/>
+        <w:suppressLineNumbers w:val="0"/>
+        <w:pBdr>
+          <w:top w:val="none" w:color="auto" w:sz="0" w:space="0"/>
+          <w:left w:val="none" w:color="auto" w:sz="0" w:space="0"/>
+          <w:bottom w:val="none" w:color="auto" w:sz="0" w:space="0"/>
+          <w:right w:val="none" w:color="auto" w:sz="0" w:space="0"/>
+        </w:pBdr>
+        <w:spacing w:before="180" w:beforeAutospacing="0" w:after="180" w:afterAutospacing="0"/>
+        <w:ind w:left="0" w:right="0"/>
+        <w:rPr>
+          <w:rStyle w:val="7"/>
+          <w:rFonts w:hint="default" w:ascii="monospace" w:hAnsi="monospace" w:eastAsia="monospace" w:cs="monospace"/>
+          <w:i w:val="0"/>
+          <w:iCs w:val="0"/>
+          <w:caps w:val="0"/>
+          <w:color w:val="24292E"/>
+          <w:spacing w:val="0"/>
+          <w:bdr w:val="none" w:color="auto" w:sz="0" w:space="0"/>
+          <w:shd w:val="clear" w:fill="FFFFFF"/>
+        </w:rPr>
+      </w:pPr>
+    </w:p>
+    <w:p>
+      <w:pPr>
+        <w:pStyle w:val="10"/>
+        <w:keepNext w:val="0"/>
+        <w:keepLines w:val="0"/>
+        <w:widowControl/>
+        <w:suppressLineNumbers w:val="0"/>
+        <w:pBdr>
+          <w:top w:val="none" w:color="auto" w:sz="0" w:space="0"/>
+          <w:left w:val="none" w:color="auto" w:sz="0" w:space="0"/>
+          <w:bottom w:val="none" w:color="auto" w:sz="0" w:space="0"/>
+          <w:right w:val="none" w:color="auto" w:sz="0" w:space="0"/>
+        </w:pBdr>
+        <w:spacing w:before="180" w:beforeAutospacing="0" w:after="180" w:afterAutospacing="0"/>
+        <w:ind w:left="0" w:right="0"/>
+        <w:rPr>
+          <w:rStyle w:val="7"/>
+          <w:rFonts w:hint="default" w:ascii="monospace" w:hAnsi="monospace" w:eastAsia="monospace" w:cs="monospace"/>
+          <w:i w:val="0"/>
+          <w:iCs w:val="0"/>
+          <w:caps w:val="0"/>
+          <w:color w:val="24292E"/>
+          <w:spacing w:val="0"/>
+          <w:bdr w:val="none" w:color="auto" w:sz="0" w:space="0"/>
+          <w:shd w:val="clear" w:fill="FFFFFF"/>
+        </w:rPr>
+      </w:pPr>
+      <w:r>
+        <w:rPr>
+          <w:rStyle w:val="7"/>
+          <w:rFonts w:hint="default" w:ascii="monospace" w:hAnsi="monospace" w:eastAsia="monospace" w:cs="monospace"/>
+          <w:i w:val="0"/>
+          <w:iCs w:val="0"/>
+          <w:caps w:val="0"/>
+          <w:color w:val="24292E"/>
+          <w:spacing w:val="0"/>
+          <w:bdr w:val="none" w:color="auto" w:sz="0" w:space="0"/>
+          <w:shd w:val="clear" w:fill="FFFFFF"/>
+        </w:rPr>
+        <w:t>1. Аккаунт: [название / номер]</w:t>
+      </w:r>
+    </w:p>
+    <w:p>
+      <w:pPr>
+        <w:pStyle w:val="10"/>
+        <w:keepNext w:val="0"/>
+        <w:keepLines w:val="0"/>
+        <w:widowControl/>
+        <w:suppressLineNumbers w:val="0"/>
+        <w:pBdr>
+          <w:top w:val="none" w:color="auto" w:sz="0" w:space="0"/>
+          <w:left w:val="none" w:color="auto" w:sz="0" w:space="0"/>
+          <w:bottom w:val="none" w:color="auto" w:sz="0" w:space="0"/>
+          <w:right w:val="none" w:color="auto" w:sz="0" w:space="0"/>
+        </w:pBdr>
+        <w:spacing w:before="180" w:beforeAutospacing="0" w:after="180" w:afterAutospacing="0"/>
+        <w:ind w:left="0" w:right="0"/>
+        <w:rPr>
+          <w:rStyle w:val="7"/>
+          <w:rFonts w:hint="default" w:ascii="monospace" w:hAnsi="monospace" w:eastAsia="monospace" w:cs="monospace"/>
+          <w:i w:val="0"/>
+          <w:iCs w:val="0"/>
+          <w:caps w:val="0"/>
+          <w:color w:val="24292E"/>
+          <w:spacing w:val="0"/>
+          <w:bdr w:val="none" w:color="auto" w:sz="0" w:space="0"/>
+          <w:shd w:val="clear" w:fill="FFFFFF"/>
+        </w:rPr>
+      </w:pPr>
+      <w:r>
+        <w:rPr>
+          <w:rStyle w:val="7"/>
+          <w:rFonts w:hint="default" w:ascii="monospace" w:hAnsi="monospace" w:eastAsia="monospace" w:cs="monospace"/>
+          <w:i w:val="0"/>
+          <w:iCs w:val="0"/>
+          <w:caps w:val="0"/>
+          <w:color w:val="24292E"/>
+          <w:spacing w:val="0"/>
+          <w:bdr w:val="none" w:color="auto" w:sz="0" w:space="0"/>
+          <w:shd w:val="clear" w:fill="FFFFFF"/>
+        </w:rPr>
+        <w:t>2. Объявление: [ссылка или название]</w:t>
+      </w:r>
+    </w:p>
+    <w:p>
+      <w:pPr>
+        <w:pStyle w:val="10"/>
+        <w:keepNext w:val="0"/>
+        <w:keepLines w:val="0"/>
+        <w:widowControl/>
+        <w:suppressLineNumbers w:val="0"/>
+        <w:pBdr>
+          <w:top w:val="none" w:color="auto" w:sz="0" w:space="0"/>
+          <w:left w:val="none" w:color="auto" w:sz="0" w:space="0"/>
+          <w:bottom w:val="none" w:color="auto" w:sz="0" w:space="0"/>
+          <w:right w:val="none" w:color="auto" w:sz="0" w:space="0"/>
+        </w:pBdr>
+        <w:spacing w:before="180" w:beforeAutospacing="0" w:after="180" w:afterAutospacing="0"/>
+        <w:ind w:left="0" w:right="0"/>
+        <w:rPr>
+          <w:rStyle w:val="7"/>
+          <w:rFonts w:hint="default" w:ascii="monospace" w:hAnsi="monospace" w:eastAsia="monospace" w:cs="monospace"/>
+          <w:i w:val="0"/>
+          <w:iCs w:val="0"/>
+          <w:caps w:val="0"/>
+          <w:color w:val="24292E"/>
+          <w:spacing w:val="0"/>
+          <w:bdr w:val="none" w:color="auto" w:sz="0" w:space="0"/>
+          <w:shd w:val="clear" w:fill="FFFFFF"/>
+        </w:rPr>
+      </w:pPr>
+      <w:r>
+        <w:rPr>
+          <w:rStyle w:val="7"/>
+          <w:rFonts w:hint="default" w:ascii="monospace" w:hAnsi="monospace" w:eastAsia="monospace" w:cs="monospace"/>
+          <w:i w:val="0"/>
+          <w:iCs w:val="0"/>
+          <w:caps w:val="0"/>
+          <w:color w:val="24292E"/>
+          <w:spacing w:val="0"/>
+          <w:bdr w:val="none" w:color="auto" w:sz="0" w:space="0"/>
+          <w:shd w:val="clear" w:fill="FFFFFF"/>
+        </w:rPr>
+        <w:t>3. Раздел календаря есть: Да / Нет</w:t>
+      </w:r>
+    </w:p>
+    <w:p>
+      <w:pPr>
+        <w:pStyle w:val="10"/>
+        <w:keepNext w:val="0"/>
+        <w:keepLines w:val="0"/>
+        <w:widowControl/>
+        <w:suppressLineNumbers w:val="0"/>
+        <w:pBdr>
+          <w:top w:val="none" w:color="auto" w:sz="0" w:space="0"/>
+          <w:left w:val="none" w:color="auto" w:sz="0" w:space="0"/>
+          <w:bottom w:val="none" w:color="auto" w:sz="0" w:space="0"/>
+          <w:right w:val="none" w:color="auto" w:sz="0" w:space="0"/>
+        </w:pBdr>
+        <w:spacing w:before="180" w:beforeAutospacing="0" w:after="180" w:afterAutospacing="0"/>
+        <w:ind w:left="0" w:right="0"/>
+        <w:rPr>
+          <w:rStyle w:val="7"/>
+          <w:rFonts w:hint="default" w:ascii="monospace" w:hAnsi="monospace" w:eastAsia="monospace" w:cs="monospace"/>
+          <w:i w:val="0"/>
+          <w:iCs w:val="0"/>
+          <w:caps w:val="0"/>
+          <w:color w:val="24292E"/>
+          <w:spacing w:val="0"/>
+          <w:bdr w:val="none" w:color="auto" w:sz="0" w:space="0"/>
+          <w:shd w:val="clear" w:fill="FFFFFF"/>
+        </w:rPr>
+      </w:pPr>
+      <w:r>
+        <w:rPr>
+          <w:rStyle w:val="7"/>
+          <w:rFonts w:hint="default" w:ascii="monospace" w:hAnsi="monospace" w:eastAsia="monospace" w:cs="monospace"/>
+          <w:i w:val="0"/>
+          <w:iCs w:val="0"/>
+          <w:caps w:val="0"/>
+          <w:color w:val="24292E"/>
+          <w:spacing w:val="0"/>
+          <w:bdr w:val="none" w:color="auto" w:sz="0" w:space="0"/>
+          <w:shd w:val="clear" w:fill="FFFFFF"/>
+        </w:rPr>
+        <w:t>4. Экспорт iCal есть: Да / Нет</w:t>
+      </w:r>
+    </w:p>
+    <w:p>
+      <w:pPr>
+        <w:pStyle w:val="10"/>
+        <w:keepNext w:val="0"/>
+        <w:keepLines w:val="0"/>
+        <w:widowControl/>
+        <w:suppressLineNumbers w:val="0"/>
+        <w:pBdr>
+          <w:top w:val="none" w:color="auto" w:sz="0" w:space="0"/>
+          <w:left w:val="none" w:color="auto" w:sz="0" w:space="0"/>
+          <w:bottom w:val="none" w:color="auto" w:sz="0" w:space="0"/>
+          <w:right w:val="none" w:color="auto" w:sz="0" w:space="0"/>
+        </w:pBdr>
+        <w:spacing w:before="180" w:beforeAutospacing="0" w:after="180" w:afterAutospacing="0"/>
+        <w:ind w:left="0" w:right="0"/>
+        <w:rPr>
+          <w:rStyle w:val="7"/>
+          <w:rFonts w:hint="default" w:ascii="monospace" w:hAnsi="monospace" w:eastAsia="monospace" w:cs="monospace"/>
+          <w:i w:val="0"/>
+          <w:iCs w:val="0"/>
+          <w:caps w:val="0"/>
+          <w:color w:val="24292E"/>
+          <w:spacing w:val="0"/>
+          <w:bdr w:val="none" w:color="auto" w:sz="0" w:space="0"/>
+          <w:shd w:val="clear" w:fill="FFFFFF"/>
+        </w:rPr>
+      </w:pPr>
+      <w:r>
+        <w:rPr>
+          <w:rStyle w:val="7"/>
+          <w:rFonts w:hint="default" w:ascii="monospace" w:hAnsi="monospace" w:eastAsia="monospace" w:cs="monospace"/>
+          <w:i w:val="0"/>
+          <w:iCs w:val="0"/>
+          <w:caps w:val="0"/>
+          <w:color w:val="24292E"/>
+          <w:spacing w:val="0"/>
+          <w:bdr w:val="none" w:color="auto" w:sz="0" w:space="0"/>
+          <w:shd w:val="clear" w:fill="FFFFFF"/>
+        </w:rPr>
+        <w:t>5. Импорт iCal есть: Да / Нет</w:t>
+      </w:r>
+    </w:p>
+    <w:p>
+      <w:pPr>
+        <w:pStyle w:val="10"/>
+        <w:keepNext w:val="0"/>
+        <w:keepLines w:val="0"/>
+        <w:widowControl/>
+        <w:suppressLineNumbers w:val="0"/>
+        <w:pBdr>
+          <w:top w:val="none" w:color="auto" w:sz="0" w:space="0"/>
+          <w:left w:val="none" w:color="auto" w:sz="0" w:space="0"/>
+          <w:bottom w:val="none" w:color="auto" w:sz="0" w:space="0"/>
+          <w:right w:val="none" w:color="auto" w:sz="0" w:space="0"/>
+        </w:pBdr>
+        <w:spacing w:before="180" w:beforeAutospacing="0" w:after="180" w:afterAutospacing="0"/>
+        <w:ind w:left="0" w:right="0"/>
+        <w:rPr>
+          <w:rStyle w:val="7"/>
+          <w:rFonts w:hint="default" w:ascii="monospace" w:hAnsi="monospace" w:eastAsia="monospace" w:cs="monospace"/>
+          <w:i w:val="0"/>
+          <w:iCs w:val="0"/>
+          <w:caps w:val="0"/>
+          <w:color w:val="24292E"/>
+          <w:spacing w:val="0"/>
+          <w:bdr w:val="none" w:color="auto" w:sz="0" w:space="0"/>
+          <w:shd w:val="clear" w:fill="FFFFFF"/>
+        </w:rPr>
+      </w:pPr>
+      <w:r>
+        <w:rPr>
+          <w:rStyle w:val="7"/>
+          <w:rFonts w:hint="default" w:ascii="monospace" w:hAnsi="monospace" w:eastAsia="monospace" w:cs="monospace"/>
+          <w:i w:val="0"/>
+          <w:iCs w:val="0"/>
+          <w:caps w:val="0"/>
+          <w:color w:val="24292E"/>
+          <w:spacing w:val="0"/>
+          <w:bdr w:val="none" w:color="auto" w:sz="0" w:space="0"/>
+          <w:shd w:val="clear" w:fill="FFFFFF"/>
+        </w:rPr>
+        <w:t>6. Скрины приложены: Да / Нет</w:t>
+      </w:r>
+    </w:p>
+    <w:p>
+      <w:pPr>
+        <w:pStyle w:val="10"/>
+        <w:keepNext w:val="0"/>
+        <w:keepLines w:val="0"/>
+        <w:widowControl/>
+        <w:suppressLineNumbers w:val="0"/>
+        <w:pBdr>
+          <w:top w:val="none" w:color="auto" w:sz="0" w:space="0"/>
+          <w:left w:val="none" w:color="auto" w:sz="0" w:space="0"/>
+          <w:bottom w:val="none" w:color="auto" w:sz="0" w:space="0"/>
+          <w:right w:val="none" w:color="auto" w:sz="0" w:space="0"/>
+        </w:pBdr>
+        <w:spacing w:before="180" w:beforeAutospacing="0" w:after="180" w:afterAutospacing="0"/>
+        <w:ind w:left="0" w:right="0"/>
+        <w:rPr>
+          <w:rStyle w:val="7"/>
+          <w:rFonts w:hint="default" w:ascii="monospace" w:hAnsi="monospace" w:eastAsia="monospace" w:cs="monospace"/>
+          <w:i w:val="0"/>
+          <w:iCs w:val="0"/>
+          <w:caps w:val="0"/>
+          <w:color w:val="24292E"/>
+          <w:spacing w:val="0"/>
+          <w:bdr w:val="none" w:color="auto" w:sz="0" w:space="0"/>
+          <w:shd w:val="clear" w:fill="FFFFFF"/>
+        </w:rPr>
+      </w:pPr>
+      <w:r>
+        <w:rPr>
+          <w:rStyle w:val="7"/>
+          <w:rFonts w:hint="default" w:ascii="monospace" w:hAnsi="monospace" w:eastAsia="monospace" w:cs="monospace"/>
+          <w:i w:val="0"/>
+          <w:iCs w:val="0"/>
+          <w:caps w:val="0"/>
+          <w:color w:val="24292E"/>
+          <w:spacing w:val="0"/>
+          <w:bdr w:val="none" w:color="auto" w:sz="0" w:space="0"/>
+          <w:shd w:val="clear" w:fill="FFFFFF"/>
+        </w:rPr>
+        <w:t>7. Комментарий:</w:t>
+      </w:r>
+    </w:p>
+    <w:p>
+      <w:pPr>
+        <w:pStyle w:val="10"/>
+        <w:keepNext w:val="0"/>
+        <w:keepLines w:val="0"/>
+        <w:widowControl/>
+        <w:suppressLineNumbers w:val="0"/>
+        <w:pBdr>
+          <w:top w:val="none" w:color="auto" w:sz="0" w:space="0"/>
+          <w:left w:val="none" w:color="auto" w:sz="0" w:space="0"/>
+          <w:bottom w:val="none" w:color="auto" w:sz="0" w:space="0"/>
+          <w:right w:val="none" w:color="auto" w:sz="0" w:space="0"/>
+        </w:pBdr>
+        <w:spacing w:before="180" w:beforeAutospacing="0" w:after="180" w:afterAutospacing="0"/>
+        <w:ind w:left="0" w:right="0"/>
+        <w:rPr>
+          <w:rStyle w:val="7"/>
+          <w:rFonts w:hint="default" w:ascii="monospace" w:hAnsi="monospace" w:eastAsia="monospace" w:cs="monospace"/>
+          <w:i w:val="0"/>
+          <w:iCs w:val="0"/>
+          <w:caps w:val="0"/>
+          <w:color w:val="24292E"/>
+          <w:spacing w:val="0"/>
+          <w:bdr w:val="none" w:color="auto" w:sz="0" w:space="0"/>
+          <w:shd w:val="clear" w:fill="FFFFFF"/>
+        </w:rPr>
+      </w:pPr>
       <w:bookmarkStart w:id="0" w:name="_GoBack"/>
-      <w:bookmarkEnd w:id="0"/>
+      <w:r>
+        <w:rPr>
+          <w:rStyle w:val="7"/>
+          <w:rFonts w:hint="default" w:ascii="monospace" w:hAnsi="monospace" w:eastAsia="monospace" w:cs="monospace"/>
+          <w:i w:val="0"/>
+          <w:iCs w:val="0"/>
+          <w:caps w:val="0"/>
+          <w:color w:val="24292E"/>
+          <w:spacing w:val="0"/>
+          <w:bdr w:val="none" w:color="auto" w:sz="0" w:space="0"/>
+          <w:shd w:val="clear" w:fill="FFFFFF"/>
+        </w:rPr>
+        <w:t xml:space="preserve">   - где нашли</w:t>
+      </w:r>
+    </w:p>
+    <w:bookmarkEnd w:id="0"/>
+    <w:p>
+      <w:pPr>
+        <w:pStyle w:val="10"/>
+        <w:keepNext w:val="0"/>
+        <w:keepLines w:val="0"/>
+        <w:widowControl/>
+        <w:suppressLineNumbers w:val="0"/>
+        <w:pBdr>
+          <w:top w:val="none" w:color="auto" w:sz="0" w:space="0"/>
+          <w:left w:val="none" w:color="auto" w:sz="0" w:space="0"/>
+          <w:bottom w:val="none" w:color="auto" w:sz="0" w:space="0"/>
+          <w:right w:val="none" w:color="auto" w:sz="0" w:space="0"/>
+        </w:pBdr>
+        <w:spacing w:before="180" w:beforeAutospacing="0" w:after="180" w:afterAutospacing="0"/>
+        <w:ind w:left="0" w:right="0"/>
+        <w:rPr>
+          <w:rFonts w:hint="default" w:ascii="monospace" w:hAnsi="monospace" w:eastAsia="monospace" w:cs="monospace"/>
+        </w:rPr>
+      </w:pPr>
+      <w:r>
+        <w:rPr>
+          <w:rStyle w:val="7"/>
+          <w:rFonts w:hint="default" w:ascii="monospace" w:hAnsi="monospace" w:eastAsia="monospace" w:cs="monospace"/>
+          <w:i w:val="0"/>
+          <w:iCs w:val="0"/>
+          <w:caps w:val="0"/>
+          <w:color w:val="24292E"/>
+          <w:spacing w:val="0"/>
+          <w:bdr w:val="none" w:color="auto" w:sz="0" w:space="0"/>
+          <w:shd w:val="clear" w:fill="FFFFFF"/>
+        </w:rPr>
+        <w:t xml:space="preserve">   - или что именно отсутствует</w:t>
+      </w:r>
+    </w:p>
+    <w:p>
+      <w:pPr>
+        <w:keepNext w:val="0"/>
+        <w:keepLines w:val="0"/>
+        <w:widowControl/>
+        <w:suppressLineNumbers w:val="0"/>
+        <w:pBdr>
+          <w:top w:val="none" w:color="E54717" w:sz="0" w:space="0"/>
+          <w:left w:val="none" w:color="E54717" w:sz="0" w:space="0"/>
+          <w:bottom w:val="none" w:color="E54717" w:sz="0" w:space="0"/>
+          <w:right w:val="none" w:color="E54717" w:sz="0" w:space="0"/>
+        </w:pBdr>
+        <w:shd w:val="clear" w:fill="EDE6DA"/>
+        <w:spacing w:before="600" w:beforeAutospacing="0" w:after="600" w:afterAutospacing="0"/>
+        <w:ind w:left="0" w:right="0" w:firstLine="0"/>
+        <w:rPr>
+          <w:rFonts w:hint="default" w:ascii="sans-serif" w:hAnsi="sans-serif" w:eastAsia="sans-serif" w:cs="sans-serif"/>
+          <w:i w:val="0"/>
+          <w:iCs w:val="0"/>
+          <w:caps w:val="0"/>
+          <w:spacing w:val="0"/>
+          <w:sz w:val="16"/>
+          <w:szCs w:val="16"/>
+        </w:rPr>
+      </w:pPr>
+      <w:r>
+        <w:rPr>
+          <w:rFonts w:hint="default" w:ascii="monospace" w:hAnsi="monospace" w:eastAsia="monospace" w:cs="monospace"/>
+        </w:rPr>
+        <w:pict>
+          <v:rect id="_x0000_i1036" o:spt="1" style="height:1.5pt;width:432pt;" fillcolor="#A0A0A0" filled="t" stroked="f" coordsize="21600,21600" o:hr="t" o:hrstd="t" o:hralign="center">
+            <v:path/>
+            <v:fill on="t" focussize="0,0"/>
+            <v:stroke on="f"/>
+            <v:imagedata o:title=""/>
+            <o:lock v:ext="edit"/>
+            <w10:wrap type="none"/>
+            <w10:anchorlock/>
+          </v:rect>
+        </w:pict>
+      </w:r>
+    </w:p>
+    <w:p>
+      <w:pPr>
+        <w:pStyle w:val="2"/>
+        <w:keepNext w:val="0"/>
+        <w:keepLines w:val="0"/>
+        <w:widowControl/>
+        <w:suppressLineNumbers w:val="0"/>
+        <w:pBdr>
+          <w:top w:val="none" w:color="auto" w:sz="0" w:space="0"/>
+          <w:left w:val="none" w:color="auto" w:sz="0" w:space="0"/>
+          <w:bottom w:val="none" w:color="auto" w:sz="0" w:space="0"/>
+          <w:right w:val="none" w:color="auto" w:sz="0" w:space="0"/>
+        </w:pBdr>
+        <w:shd w:val="clear" w:fill="EDE6DA"/>
+        <w:spacing w:before="0" w:beforeAutospacing="0" w:after="264" w:afterAutospacing="0" w:line="12" w:lineRule="atLeast"/>
+        <w:ind w:left="0" w:right="0" w:firstLine="0"/>
+        <w:rPr>
+          <w:rFonts w:hint="default" w:ascii="sans-serif" w:hAnsi="sans-serif" w:eastAsia="sans-serif" w:cs="sans-serif"/>
+          <w:b/>
+          <w:bCs/>
+          <w:i w:val="0"/>
+          <w:iCs w:val="0"/>
+          <w:caps w:val="0"/>
+          <w:color w:val="241E20"/>
+          <w:spacing w:val="0"/>
+          <w:sz w:val="43"/>
+          <w:szCs w:val="43"/>
+        </w:rPr>
+      </w:pPr>
+      <w:r>
+        <w:rPr>
+          <w:rFonts w:hint="default" w:ascii="sans-serif" w:hAnsi="sans-serif" w:eastAsia="sans-serif" w:cs="sans-serif"/>
+          <w:b/>
+          <w:bCs/>
+          <w:i w:val="0"/>
+          <w:iCs w:val="0"/>
+          <w:caps w:val="0"/>
+          <w:color w:val="241E20"/>
+          <w:spacing w:val="0"/>
+          <w:sz w:val="43"/>
+          <w:szCs w:val="43"/>
+          <w:bdr w:val="none" w:color="auto" w:sz="0" w:space="0"/>
+          <w:shd w:val="clear" w:fill="EDE6DA"/>
+        </w:rPr>
+        <w:t>Что желательно приложить</w:t>
+      </w:r>
+    </w:p>
+    <w:p>
+      <w:pPr>
+        <w:pStyle w:val="9"/>
+        <w:keepNext w:val="0"/>
+        <w:keepLines w:val="0"/>
+        <w:widowControl/>
+        <w:suppressLineNumbers w:val="0"/>
+        <w:pBdr>
+          <w:top w:val="none" w:color="auto" w:sz="0" w:space="0"/>
+          <w:left w:val="none" w:color="auto" w:sz="0" w:space="0"/>
+          <w:bottom w:val="none" w:color="auto" w:sz="0" w:space="0"/>
+          <w:right w:val="none" w:color="auto" w:sz="0" w:space="0"/>
+        </w:pBdr>
+        <w:shd w:val="clear" w:fill="EDE6DA"/>
+        <w:spacing w:before="240" w:beforeAutospacing="0" w:after="240" w:afterAutospacing="0"/>
+        <w:ind w:left="0" w:right="0" w:firstLine="0"/>
+        <w:rPr>
+          <w:rFonts w:hint="default" w:ascii="sans-serif" w:hAnsi="sans-serif" w:eastAsia="sans-serif" w:cs="sans-serif"/>
+          <w:i w:val="0"/>
+          <w:iCs w:val="0"/>
+          <w:caps w:val="0"/>
+          <w:color w:val="241E20"/>
+          <w:spacing w:val="0"/>
+          <w:sz w:val="16"/>
+          <w:szCs w:val="16"/>
+        </w:rPr>
+      </w:pPr>
+      <w:r>
+        <w:rPr>
+          <w:rFonts w:hint="default" w:ascii="sans-serif" w:hAnsi="sans-serif" w:eastAsia="sans-serif" w:cs="sans-serif"/>
+          <w:i w:val="0"/>
+          <w:iCs w:val="0"/>
+          <w:caps w:val="0"/>
+          <w:color w:val="241E20"/>
+          <w:spacing w:val="0"/>
+          <w:sz w:val="16"/>
+          <w:szCs w:val="16"/>
+          <w:bdr w:val="none" w:color="auto" w:sz="0" w:space="0"/>
+          <w:shd w:val="clear" w:fill="EDE6DA"/>
+        </w:rPr>
+        <w:t>Пусть менеджер обязательно пришлёт:</w:t>
+      </w:r>
+    </w:p>
+    <w:p>
+      <w:pPr>
+        <w:keepNext w:val="0"/>
+        <w:keepLines w:val="0"/>
+        <w:widowControl/>
+        <w:numPr>
+          <w:ilvl w:val="0"/>
+          <w:numId w:val="9"/>
+        </w:numPr>
+        <w:suppressLineNumbers w:val="0"/>
+        <w:pBdr>
+          <w:top w:val="none" w:color="auto" w:sz="0" w:space="0"/>
+          <w:left w:val="none" w:color="auto" w:sz="0" w:space="0"/>
+          <w:bottom w:val="none" w:color="auto" w:sz="0" w:space="0"/>
+          <w:right w:val="none" w:color="auto" w:sz="0" w:space="0"/>
+        </w:pBdr>
+        <w:spacing w:before="0" w:beforeAutospacing="0" w:after="0" w:afterAutospacing="0"/>
+        <w:ind w:left="0" w:right="0" w:hanging="360"/>
+      </w:pPr>
+      <w:r>
+        <w:rPr>
+          <w:rStyle w:val="8"/>
+          <w:rFonts w:hint="default" w:ascii="sans-serif" w:hAnsi="sans-serif" w:eastAsia="sans-serif" w:cs="sans-serif"/>
+          <w:b/>
+          <w:bCs/>
+          <w:i w:val="0"/>
+          <w:iCs w:val="0"/>
+          <w:caps w:val="0"/>
+          <w:color w:val="241E20"/>
+          <w:spacing w:val="0"/>
+          <w:sz w:val="16"/>
+          <w:szCs w:val="16"/>
+          <w:bdr w:val="none" w:color="auto" w:sz="0" w:space="0"/>
+          <w:shd w:val="clear" w:fill="EDE6DA"/>
+        </w:rPr>
+        <w:t>скрин страницы объявления</w:t>
+      </w:r>
+    </w:p>
+    <w:p>
+      <w:pPr>
+        <w:keepNext w:val="0"/>
+        <w:keepLines w:val="0"/>
+        <w:widowControl/>
+        <w:numPr>
+          <w:ilvl w:val="0"/>
+          <w:numId w:val="9"/>
+        </w:numPr>
+        <w:suppressLineNumbers w:val="0"/>
+        <w:pBdr>
+          <w:top w:val="none" w:color="auto" w:sz="0" w:space="0"/>
+          <w:left w:val="none" w:color="auto" w:sz="0" w:space="0"/>
+          <w:bottom w:val="none" w:color="auto" w:sz="0" w:space="0"/>
+          <w:right w:val="none" w:color="auto" w:sz="0" w:space="0"/>
+        </w:pBdr>
+        <w:spacing w:before="0" w:beforeAutospacing="0" w:after="0" w:afterAutospacing="0"/>
+        <w:ind w:left="0" w:right="0" w:hanging="360"/>
+      </w:pPr>
+      <w:r>
+        <w:rPr>
+          <w:rStyle w:val="8"/>
+          <w:rFonts w:hint="default" w:ascii="sans-serif" w:hAnsi="sans-serif" w:eastAsia="sans-serif" w:cs="sans-serif"/>
+          <w:b/>
+          <w:bCs/>
+          <w:i w:val="0"/>
+          <w:iCs w:val="0"/>
+          <w:caps w:val="0"/>
+          <w:color w:val="241E20"/>
+          <w:spacing w:val="0"/>
+          <w:sz w:val="16"/>
+          <w:szCs w:val="16"/>
+          <w:bdr w:val="none" w:color="auto" w:sz="0" w:space="0"/>
+          <w:shd w:val="clear" w:fill="EDE6DA"/>
+        </w:rPr>
+        <w:t>скрин раздела календаря / бронирования</w:t>
+      </w:r>
+    </w:p>
+    <w:p>
+      <w:pPr>
+        <w:keepNext w:val="0"/>
+        <w:keepLines w:val="0"/>
+        <w:widowControl/>
+        <w:numPr>
+          <w:ilvl w:val="0"/>
+          <w:numId w:val="9"/>
+        </w:numPr>
+        <w:suppressLineNumbers w:val="0"/>
+        <w:pBdr>
+          <w:top w:val="none" w:color="auto" w:sz="0" w:space="0"/>
+          <w:left w:val="none" w:color="auto" w:sz="0" w:space="0"/>
+          <w:bottom w:val="none" w:color="auto" w:sz="0" w:space="0"/>
+          <w:right w:val="none" w:color="auto" w:sz="0" w:space="0"/>
+        </w:pBdr>
+        <w:spacing w:before="0" w:beforeAutospacing="0" w:after="0" w:afterAutospacing="0"/>
+        <w:ind w:left="0" w:right="0" w:hanging="360"/>
+      </w:pPr>
+      <w:r>
+        <w:rPr>
+          <w:rStyle w:val="8"/>
+          <w:rFonts w:hint="default" w:ascii="sans-serif" w:hAnsi="sans-serif" w:eastAsia="sans-serif" w:cs="sans-serif"/>
+          <w:b/>
+          <w:bCs/>
+          <w:i w:val="0"/>
+          <w:iCs w:val="0"/>
+          <w:caps w:val="0"/>
+          <w:color w:val="241E20"/>
+          <w:spacing w:val="0"/>
+          <w:sz w:val="16"/>
+          <w:szCs w:val="16"/>
+          <w:bdr w:val="none" w:color="auto" w:sz="0" w:space="0"/>
+          <w:shd w:val="clear" w:fill="EDE6DA"/>
+        </w:rPr>
+        <w:t>скрин, где видно экспорт</w:t>
+      </w:r>
+      <w:r>
+        <w:rPr>
+          <w:rFonts w:hint="default" w:ascii="sans-serif" w:hAnsi="sans-serif" w:eastAsia="sans-serif" w:cs="sans-serif"/>
+          <w:i w:val="0"/>
+          <w:iCs w:val="0"/>
+          <w:caps w:val="0"/>
+          <w:color w:val="241E20"/>
+          <w:spacing w:val="0"/>
+          <w:sz w:val="16"/>
+          <w:szCs w:val="16"/>
+          <w:bdr w:val="none" w:color="auto" w:sz="0" w:space="0"/>
+          <w:shd w:val="clear" w:fill="EDE6DA"/>
+        </w:rPr>
+        <w:t>, если он есть</w:t>
+      </w:r>
+    </w:p>
+    <w:p>
+      <w:pPr>
+        <w:keepNext w:val="0"/>
+        <w:keepLines w:val="0"/>
+        <w:widowControl/>
+        <w:numPr>
+          <w:ilvl w:val="0"/>
+          <w:numId w:val="9"/>
+        </w:numPr>
+        <w:suppressLineNumbers w:val="0"/>
+        <w:pBdr>
+          <w:top w:val="none" w:color="auto" w:sz="0" w:space="0"/>
+          <w:left w:val="none" w:color="auto" w:sz="0" w:space="0"/>
+          <w:bottom w:val="none" w:color="auto" w:sz="0" w:space="0"/>
+          <w:right w:val="none" w:color="auto" w:sz="0" w:space="0"/>
+        </w:pBdr>
+        <w:spacing w:before="0" w:beforeAutospacing="0" w:after="0" w:afterAutospacing="0"/>
+        <w:ind w:left="0" w:right="0" w:hanging="360"/>
+      </w:pPr>
+      <w:r>
+        <w:rPr>
+          <w:rStyle w:val="8"/>
+          <w:rFonts w:hint="default" w:ascii="sans-serif" w:hAnsi="sans-serif" w:eastAsia="sans-serif" w:cs="sans-serif"/>
+          <w:b/>
+          <w:bCs/>
+          <w:i w:val="0"/>
+          <w:iCs w:val="0"/>
+          <w:caps w:val="0"/>
+          <w:color w:val="241E20"/>
+          <w:spacing w:val="0"/>
+          <w:sz w:val="16"/>
+          <w:szCs w:val="16"/>
+          <w:bdr w:val="none" w:color="auto" w:sz="0" w:space="0"/>
+          <w:shd w:val="clear" w:fill="EDE6DA"/>
+        </w:rPr>
+        <w:t>скрин, где видно импорт</w:t>
+      </w:r>
+      <w:r>
+        <w:rPr>
+          <w:rFonts w:hint="default" w:ascii="sans-serif" w:hAnsi="sans-serif" w:eastAsia="sans-serif" w:cs="sans-serif"/>
+          <w:i w:val="0"/>
+          <w:iCs w:val="0"/>
+          <w:caps w:val="0"/>
+          <w:color w:val="241E20"/>
+          <w:spacing w:val="0"/>
+          <w:sz w:val="16"/>
+          <w:szCs w:val="16"/>
+          <w:bdr w:val="none" w:color="auto" w:sz="0" w:space="0"/>
+          <w:shd w:val="clear" w:fill="EDE6DA"/>
+        </w:rPr>
+        <w:t>, если он есть</w:t>
+      </w:r>
+    </w:p>
+    <w:p>
+      <w:pPr>
+        <w:rPr>
+          <w:rFonts w:hint="default"/>
+        </w:rPr>
+      </w:pPr>
+    </w:p>
+    <w:p>
+      <w:pPr>
+        <w:rPr>
+          <w:rFonts w:hint="default"/>
+        </w:rPr>
+      </w:pPr>
     </w:p>
     <w:sectPr>
       <w:pgSz w:w="11906" w:h="16838"/>
@@ -742,6 +3498,1379 @@
     </w:sectPr>
   </w:body>
 </w:document>
+</file>
+
+<file path=word/numbering.xml><?xml version="1.0" encoding="utf-8"?>
+<w:numbering xmlns:wpc="http://schemas.microsoft.com/office/word/2010/wordprocessingCanvas" xmlns:mc="http://schemas.openxmlformats.org/markup-compatibility/2006" xmlns:o="urn:schemas-microsoft-com:office:office" xmlns:r="http://schemas.openxmlformats.org/officeDocument/2006/relationships" xmlns:m="http://schemas.openxmlformats.org/officeDocument/2006/math" xmlns:v="urn:schemas-microsoft-com:vml" xmlns:wp14="http://schemas.microsoft.com/office/word/2010/wordprocessingDrawing" xmlns:wp="http://schemas.openxmlformats.org/drawingml/2006/wordprocessingDrawing" xmlns:w10="urn:schemas-microsoft-com:office:word" xmlns:w="http://schemas.openxmlformats.org/wordprocessingml/2006/main" xmlns:w14="http://schemas.microsoft.com/office/word/2010/wordml" xmlns:wpg="http://schemas.microsoft.com/office/word/2010/wordprocessingGroup" xmlns:wpi="http://schemas.microsoft.com/office/word/2010/wordprocessingInk" xmlns:wne="http://schemas.microsoft.com/office/word/2006/wordml" xmlns:wps="http://schemas.microsoft.com/office/word/2010/wordprocessingShape" xmlns:wpsCustomData="http://www.wps.cn/officeDocument/2013/wpsCustomData" mc:Ignorable="w14 wp14">
+  <w:abstractNum w:abstractNumId="0">
+    <w:nsid w:val="942B0349"/>
+    <w:multiLevelType w:val="multilevel"/>
+    <w:tmpl w:val="942B0349"/>
+    <w:lvl w:ilvl="0" w:tentative="0">
+      <w:start w:val="1"/>
+      <w:numFmt w:val="bullet"/>
+      <w:lvlText w:val=""/>
+      <w:lvlJc w:val="left"/>
+      <w:pPr>
+        <w:tabs>
+          <w:tab w:val="left" w:pos="720"/>
+        </w:tabs>
+        <w:ind w:left="720" w:hanging="360"/>
+      </w:pPr>
+      <w:rPr>
+        <w:rFonts w:hint="default" w:ascii="Symbol" w:hAnsi="Symbol" w:cs="Symbol"/>
+        <w:sz w:val="20"/>
+      </w:rPr>
+    </w:lvl>
+    <w:lvl w:ilvl="1" w:tentative="0">
+      <w:start w:val="1"/>
+      <w:numFmt w:val="bullet"/>
+      <w:lvlText w:val="o"/>
+      <w:lvlJc w:val="left"/>
+      <w:pPr>
+        <w:tabs>
+          <w:tab w:val="left" w:pos="1440"/>
+        </w:tabs>
+        <w:ind w:left="1440" w:hanging="360"/>
+      </w:pPr>
+      <w:rPr>
+        <w:rFonts w:hint="default" w:ascii="Courier New" w:hAnsi="Courier New" w:cs="Courier New"/>
+        <w:sz w:val="20"/>
+      </w:rPr>
+    </w:lvl>
+    <w:lvl w:ilvl="2" w:tentative="0">
+      <w:start w:val="1"/>
+      <w:numFmt w:val="bullet"/>
+      <w:lvlText w:val=""/>
+      <w:lvlJc w:val="left"/>
+      <w:pPr>
+        <w:tabs>
+          <w:tab w:val="left" w:pos="2160"/>
+        </w:tabs>
+        <w:ind w:left="2160" w:hanging="360"/>
+      </w:pPr>
+      <w:rPr>
+        <w:rFonts w:hint="default" w:ascii="Wingdings" w:hAnsi="Wingdings" w:cs="Wingdings"/>
+        <w:sz w:val="20"/>
+      </w:rPr>
+    </w:lvl>
+    <w:lvl w:ilvl="3" w:tentative="0">
+      <w:start w:val="1"/>
+      <w:numFmt w:val="bullet"/>
+      <w:lvlText w:val=""/>
+      <w:lvlJc w:val="left"/>
+      <w:pPr>
+        <w:tabs>
+          <w:tab w:val="left" w:pos="2880"/>
+        </w:tabs>
+        <w:ind w:left="2880" w:hanging="360"/>
+      </w:pPr>
+      <w:rPr>
+        <w:rFonts w:hint="default" w:ascii="Wingdings" w:hAnsi="Wingdings" w:cs="Wingdings"/>
+        <w:sz w:val="20"/>
+      </w:rPr>
+    </w:lvl>
+    <w:lvl w:ilvl="4" w:tentative="0">
+      <w:start w:val="1"/>
+      <w:numFmt w:val="bullet"/>
+      <w:lvlText w:val=""/>
+      <w:lvlJc w:val="left"/>
+      <w:pPr>
+        <w:tabs>
+          <w:tab w:val="left" w:pos="3600"/>
+        </w:tabs>
+        <w:ind w:left="3600" w:hanging="360"/>
+      </w:pPr>
+      <w:rPr>
+        <w:rFonts w:hint="default" w:ascii="Wingdings" w:hAnsi="Wingdings" w:cs="Wingdings"/>
+        <w:sz w:val="20"/>
+      </w:rPr>
+    </w:lvl>
+    <w:lvl w:ilvl="5" w:tentative="0">
+      <w:start w:val="1"/>
+      <w:numFmt w:val="bullet"/>
+      <w:lvlText w:val=""/>
+      <w:lvlJc w:val="left"/>
+      <w:pPr>
+        <w:tabs>
+          <w:tab w:val="left" w:pos="4320"/>
+        </w:tabs>
+        <w:ind w:left="4320" w:hanging="360"/>
+      </w:pPr>
+      <w:rPr>
+        <w:rFonts w:hint="default" w:ascii="Wingdings" w:hAnsi="Wingdings" w:cs="Wingdings"/>
+        <w:sz w:val="20"/>
+      </w:rPr>
+    </w:lvl>
+    <w:lvl w:ilvl="6" w:tentative="0">
+      <w:start w:val="1"/>
+      <w:numFmt w:val="bullet"/>
+      <w:lvlText w:val=""/>
+      <w:lvlJc w:val="left"/>
+      <w:pPr>
+        <w:tabs>
+          <w:tab w:val="left" w:pos="5040"/>
+        </w:tabs>
+        <w:ind w:left="5040" w:hanging="360"/>
+      </w:pPr>
+      <w:rPr>
+        <w:rFonts w:hint="default" w:ascii="Wingdings" w:hAnsi="Wingdings" w:cs="Wingdings"/>
+        <w:sz w:val="20"/>
+      </w:rPr>
+    </w:lvl>
+    <w:lvl w:ilvl="7" w:tentative="0">
+      <w:start w:val="1"/>
+      <w:numFmt w:val="bullet"/>
+      <w:lvlText w:val=""/>
+      <w:lvlJc w:val="left"/>
+      <w:pPr>
+        <w:tabs>
+          <w:tab w:val="left" w:pos="5760"/>
+        </w:tabs>
+        <w:ind w:left="5760" w:hanging="360"/>
+      </w:pPr>
+      <w:rPr>
+        <w:rFonts w:hint="default" w:ascii="Wingdings" w:hAnsi="Wingdings" w:cs="Wingdings"/>
+        <w:sz w:val="20"/>
+      </w:rPr>
+    </w:lvl>
+    <w:lvl w:ilvl="8" w:tentative="0">
+      <w:start w:val="1"/>
+      <w:numFmt w:val="bullet"/>
+      <w:lvlText w:val=""/>
+      <w:lvlJc w:val="left"/>
+      <w:pPr>
+        <w:tabs>
+          <w:tab w:val="left" w:pos="6480"/>
+        </w:tabs>
+        <w:ind w:left="6480" w:hanging="360"/>
+      </w:pPr>
+      <w:rPr>
+        <w:rFonts w:hint="default" w:ascii="Wingdings" w:hAnsi="Wingdings" w:cs="Wingdings"/>
+        <w:sz w:val="20"/>
+      </w:rPr>
+    </w:lvl>
+  </w:abstractNum>
+  <w:abstractNum w:abstractNumId="1">
+    <w:nsid w:val="9ACF98A3"/>
+    <w:multiLevelType w:val="multilevel"/>
+    <w:tmpl w:val="9ACF98A3"/>
+    <w:lvl w:ilvl="0" w:tentative="0">
+      <w:start w:val="1"/>
+      <w:numFmt w:val="bullet"/>
+      <w:lvlText w:val=""/>
+      <w:lvlJc w:val="left"/>
+      <w:pPr>
+        <w:tabs>
+          <w:tab w:val="left" w:pos="720"/>
+        </w:tabs>
+        <w:ind w:left="720" w:hanging="360"/>
+      </w:pPr>
+      <w:rPr>
+        <w:rFonts w:hint="default" w:ascii="Symbol" w:hAnsi="Symbol" w:cs="Symbol"/>
+        <w:sz w:val="20"/>
+      </w:rPr>
+    </w:lvl>
+    <w:lvl w:ilvl="1" w:tentative="0">
+      <w:start w:val="1"/>
+      <w:numFmt w:val="bullet"/>
+      <w:lvlText w:val="o"/>
+      <w:lvlJc w:val="left"/>
+      <w:pPr>
+        <w:tabs>
+          <w:tab w:val="left" w:pos="1440"/>
+        </w:tabs>
+        <w:ind w:left="1440" w:hanging="360"/>
+      </w:pPr>
+      <w:rPr>
+        <w:rFonts w:hint="default" w:ascii="Courier New" w:hAnsi="Courier New" w:cs="Courier New"/>
+        <w:sz w:val="20"/>
+      </w:rPr>
+    </w:lvl>
+    <w:lvl w:ilvl="2" w:tentative="0">
+      <w:start w:val="1"/>
+      <w:numFmt w:val="bullet"/>
+      <w:lvlText w:val=""/>
+      <w:lvlJc w:val="left"/>
+      <w:pPr>
+        <w:tabs>
+          <w:tab w:val="left" w:pos="2160"/>
+        </w:tabs>
+        <w:ind w:left="2160" w:hanging="360"/>
+      </w:pPr>
+      <w:rPr>
+        <w:rFonts w:hint="default" w:ascii="Wingdings" w:hAnsi="Wingdings" w:cs="Wingdings"/>
+        <w:sz w:val="20"/>
+      </w:rPr>
+    </w:lvl>
+    <w:lvl w:ilvl="3" w:tentative="0">
+      <w:start w:val="1"/>
+      <w:numFmt w:val="bullet"/>
+      <w:lvlText w:val=""/>
+      <w:lvlJc w:val="left"/>
+      <w:pPr>
+        <w:tabs>
+          <w:tab w:val="left" w:pos="2880"/>
+        </w:tabs>
+        <w:ind w:left="2880" w:hanging="360"/>
+      </w:pPr>
+      <w:rPr>
+        <w:rFonts w:hint="default" w:ascii="Wingdings" w:hAnsi="Wingdings" w:cs="Wingdings"/>
+        <w:sz w:val="20"/>
+      </w:rPr>
+    </w:lvl>
+    <w:lvl w:ilvl="4" w:tentative="0">
+      <w:start w:val="1"/>
+      <w:numFmt w:val="bullet"/>
+      <w:lvlText w:val=""/>
+      <w:lvlJc w:val="left"/>
+      <w:pPr>
+        <w:tabs>
+          <w:tab w:val="left" w:pos="3600"/>
+        </w:tabs>
+        <w:ind w:left="3600" w:hanging="360"/>
+      </w:pPr>
+      <w:rPr>
+        <w:rFonts w:hint="default" w:ascii="Wingdings" w:hAnsi="Wingdings" w:cs="Wingdings"/>
+        <w:sz w:val="20"/>
+      </w:rPr>
+    </w:lvl>
+    <w:lvl w:ilvl="5" w:tentative="0">
+      <w:start w:val="1"/>
+      <w:numFmt w:val="bullet"/>
+      <w:lvlText w:val=""/>
+      <w:lvlJc w:val="left"/>
+      <w:pPr>
+        <w:tabs>
+          <w:tab w:val="left" w:pos="4320"/>
+        </w:tabs>
+        <w:ind w:left="4320" w:hanging="360"/>
+      </w:pPr>
+      <w:rPr>
+        <w:rFonts w:hint="default" w:ascii="Wingdings" w:hAnsi="Wingdings" w:cs="Wingdings"/>
+        <w:sz w:val="20"/>
+      </w:rPr>
+    </w:lvl>
+    <w:lvl w:ilvl="6" w:tentative="0">
+      <w:start w:val="1"/>
+      <w:numFmt w:val="bullet"/>
+      <w:lvlText w:val=""/>
+      <w:lvlJc w:val="left"/>
+      <w:pPr>
+        <w:tabs>
+          <w:tab w:val="left" w:pos="5040"/>
+        </w:tabs>
+        <w:ind w:left="5040" w:hanging="360"/>
+      </w:pPr>
+      <w:rPr>
+        <w:rFonts w:hint="default" w:ascii="Wingdings" w:hAnsi="Wingdings" w:cs="Wingdings"/>
+        <w:sz w:val="20"/>
+      </w:rPr>
+    </w:lvl>
+    <w:lvl w:ilvl="7" w:tentative="0">
+      <w:start w:val="1"/>
+      <w:numFmt w:val="bullet"/>
+      <w:lvlText w:val=""/>
+      <w:lvlJc w:val="left"/>
+      <w:pPr>
+        <w:tabs>
+          <w:tab w:val="left" w:pos="5760"/>
+        </w:tabs>
+        <w:ind w:left="5760" w:hanging="360"/>
+      </w:pPr>
+      <w:rPr>
+        <w:rFonts w:hint="default" w:ascii="Wingdings" w:hAnsi="Wingdings" w:cs="Wingdings"/>
+        <w:sz w:val="20"/>
+      </w:rPr>
+    </w:lvl>
+    <w:lvl w:ilvl="8" w:tentative="0">
+      <w:start w:val="1"/>
+      <w:numFmt w:val="bullet"/>
+      <w:lvlText w:val=""/>
+      <w:lvlJc w:val="left"/>
+      <w:pPr>
+        <w:tabs>
+          <w:tab w:val="left" w:pos="6480"/>
+        </w:tabs>
+        <w:ind w:left="6480" w:hanging="360"/>
+      </w:pPr>
+      <w:rPr>
+        <w:rFonts w:hint="default" w:ascii="Wingdings" w:hAnsi="Wingdings" w:cs="Wingdings"/>
+        <w:sz w:val="20"/>
+      </w:rPr>
+    </w:lvl>
+  </w:abstractNum>
+  <w:abstractNum w:abstractNumId="2">
+    <w:nsid w:val="A7BDBDB0"/>
+    <w:multiLevelType w:val="multilevel"/>
+    <w:tmpl w:val="A7BDBDB0"/>
+    <w:lvl w:ilvl="0" w:tentative="0">
+      <w:start w:val="1"/>
+      <w:numFmt w:val="bullet"/>
+      <w:lvlText w:val=""/>
+      <w:lvlJc w:val="left"/>
+      <w:pPr>
+        <w:tabs>
+          <w:tab w:val="left" w:pos="720"/>
+        </w:tabs>
+        <w:ind w:left="720" w:hanging="360"/>
+      </w:pPr>
+      <w:rPr>
+        <w:rFonts w:ascii="Symbol" w:hAnsi="Symbol" w:cs="Symbol"/>
+        <w:sz w:val="20"/>
+      </w:rPr>
+    </w:lvl>
+    <w:lvl w:ilvl="1" w:tentative="0">
+      <w:start w:val="1"/>
+      <w:numFmt w:val="bullet"/>
+      <w:lvlText w:val="o"/>
+      <w:lvlJc w:val="left"/>
+      <w:pPr>
+        <w:tabs>
+          <w:tab w:val="left" w:pos="1440"/>
+        </w:tabs>
+        <w:ind w:left="1440" w:hanging="360"/>
+      </w:pPr>
+      <w:rPr>
+        <w:rFonts w:ascii="Courier New" w:hAnsi="Courier New" w:cs="Courier New"/>
+        <w:sz w:val="20"/>
+      </w:rPr>
+    </w:lvl>
+    <w:lvl w:ilvl="2" w:tentative="0">
+      <w:start w:val="1"/>
+      <w:numFmt w:val="bullet"/>
+      <w:lvlText w:val=""/>
+      <w:lvlJc w:val="left"/>
+      <w:pPr>
+        <w:tabs>
+          <w:tab w:val="left" w:pos="2160"/>
+        </w:tabs>
+        <w:ind w:left="2160" w:hanging="360"/>
+      </w:pPr>
+      <w:rPr>
+        <w:rFonts w:ascii="Wingdings" w:hAnsi="Wingdings" w:cs="Wingdings"/>
+        <w:sz w:val="20"/>
+      </w:rPr>
+    </w:lvl>
+    <w:lvl w:ilvl="3" w:tentative="0">
+      <w:start w:val="1"/>
+      <w:numFmt w:val="bullet"/>
+      <w:lvlText w:val=""/>
+      <w:lvlJc w:val="left"/>
+      <w:pPr>
+        <w:tabs>
+          <w:tab w:val="left" w:pos="2880"/>
+        </w:tabs>
+        <w:ind w:left="2880" w:hanging="360"/>
+      </w:pPr>
+      <w:rPr>
+        <w:rFonts w:hint="default" w:ascii="Wingdings" w:hAnsi="Wingdings" w:cs="Wingdings"/>
+        <w:sz w:val="20"/>
+      </w:rPr>
+    </w:lvl>
+    <w:lvl w:ilvl="4" w:tentative="0">
+      <w:start w:val="1"/>
+      <w:numFmt w:val="bullet"/>
+      <w:lvlText w:val=""/>
+      <w:lvlJc w:val="left"/>
+      <w:pPr>
+        <w:tabs>
+          <w:tab w:val="left" w:pos="3600"/>
+        </w:tabs>
+        <w:ind w:left="3600" w:hanging="360"/>
+      </w:pPr>
+      <w:rPr>
+        <w:rFonts w:hint="default" w:ascii="Wingdings" w:hAnsi="Wingdings" w:cs="Wingdings"/>
+        <w:sz w:val="20"/>
+      </w:rPr>
+    </w:lvl>
+    <w:lvl w:ilvl="5" w:tentative="0">
+      <w:start w:val="1"/>
+      <w:numFmt w:val="bullet"/>
+      <w:lvlText w:val=""/>
+      <w:lvlJc w:val="left"/>
+      <w:pPr>
+        <w:tabs>
+          <w:tab w:val="left" w:pos="4320"/>
+        </w:tabs>
+        <w:ind w:left="4320" w:hanging="360"/>
+      </w:pPr>
+      <w:rPr>
+        <w:rFonts w:hint="default" w:ascii="Wingdings" w:hAnsi="Wingdings" w:cs="Wingdings"/>
+        <w:sz w:val="20"/>
+      </w:rPr>
+    </w:lvl>
+    <w:lvl w:ilvl="6" w:tentative="0">
+      <w:start w:val="1"/>
+      <w:numFmt w:val="bullet"/>
+      <w:lvlText w:val=""/>
+      <w:lvlJc w:val="left"/>
+      <w:pPr>
+        <w:tabs>
+          <w:tab w:val="left" w:pos="5040"/>
+        </w:tabs>
+        <w:ind w:left="5040" w:hanging="360"/>
+      </w:pPr>
+      <w:rPr>
+        <w:rFonts w:hint="default" w:ascii="Wingdings" w:hAnsi="Wingdings" w:cs="Wingdings"/>
+        <w:sz w:val="20"/>
+      </w:rPr>
+    </w:lvl>
+    <w:lvl w:ilvl="7" w:tentative="0">
+      <w:start w:val="1"/>
+      <w:numFmt w:val="bullet"/>
+      <w:lvlText w:val=""/>
+      <w:lvlJc w:val="left"/>
+      <w:pPr>
+        <w:tabs>
+          <w:tab w:val="left" w:pos="5760"/>
+        </w:tabs>
+        <w:ind w:left="5760" w:hanging="360"/>
+      </w:pPr>
+      <w:rPr>
+        <w:rFonts w:hint="default" w:ascii="Wingdings" w:hAnsi="Wingdings" w:cs="Wingdings"/>
+        <w:sz w:val="20"/>
+      </w:rPr>
+    </w:lvl>
+    <w:lvl w:ilvl="8" w:tentative="0">
+      <w:start w:val="1"/>
+      <w:numFmt w:val="bullet"/>
+      <w:lvlText w:val=""/>
+      <w:lvlJc w:val="left"/>
+      <w:pPr>
+        <w:tabs>
+          <w:tab w:val="left" w:pos="6480"/>
+        </w:tabs>
+        <w:ind w:left="6480" w:hanging="360"/>
+      </w:pPr>
+      <w:rPr>
+        <w:rFonts w:hint="default" w:ascii="Wingdings" w:hAnsi="Wingdings" w:cs="Wingdings"/>
+        <w:sz w:val="20"/>
+      </w:rPr>
+    </w:lvl>
+  </w:abstractNum>
+  <w:abstractNum w:abstractNumId="3">
+    <w:nsid w:val="C284FFD3"/>
+    <w:multiLevelType w:val="multilevel"/>
+    <w:tmpl w:val="C284FFD3"/>
+    <w:lvl w:ilvl="0" w:tentative="0">
+      <w:start w:val="1"/>
+      <w:numFmt w:val="bullet"/>
+      <w:lvlText w:val=""/>
+      <w:lvlJc w:val="left"/>
+      <w:pPr>
+        <w:tabs>
+          <w:tab w:val="left" w:pos="720"/>
+        </w:tabs>
+        <w:ind w:left="720" w:hanging="360"/>
+      </w:pPr>
+      <w:rPr>
+        <w:rFonts w:hint="default" w:ascii="Symbol" w:hAnsi="Symbol" w:cs="Symbol"/>
+        <w:sz w:val="20"/>
+      </w:rPr>
+    </w:lvl>
+    <w:lvl w:ilvl="1" w:tentative="0">
+      <w:start w:val="1"/>
+      <w:numFmt w:val="bullet"/>
+      <w:lvlText w:val="o"/>
+      <w:lvlJc w:val="left"/>
+      <w:pPr>
+        <w:tabs>
+          <w:tab w:val="left" w:pos="1440"/>
+        </w:tabs>
+        <w:ind w:left="1440" w:hanging="360"/>
+      </w:pPr>
+      <w:rPr>
+        <w:rFonts w:hint="default" w:ascii="Courier New" w:hAnsi="Courier New" w:cs="Courier New"/>
+        <w:sz w:val="20"/>
+      </w:rPr>
+    </w:lvl>
+    <w:lvl w:ilvl="2" w:tentative="0">
+      <w:start w:val="1"/>
+      <w:numFmt w:val="bullet"/>
+      <w:lvlText w:val=""/>
+      <w:lvlJc w:val="left"/>
+      <w:pPr>
+        <w:tabs>
+          <w:tab w:val="left" w:pos="2160"/>
+        </w:tabs>
+        <w:ind w:left="2160" w:hanging="360"/>
+      </w:pPr>
+      <w:rPr>
+        <w:rFonts w:hint="default" w:ascii="Wingdings" w:hAnsi="Wingdings" w:cs="Wingdings"/>
+        <w:sz w:val="20"/>
+      </w:rPr>
+    </w:lvl>
+    <w:lvl w:ilvl="3" w:tentative="0">
+      <w:start w:val="1"/>
+      <w:numFmt w:val="bullet"/>
+      <w:lvlText w:val=""/>
+      <w:lvlJc w:val="left"/>
+      <w:pPr>
+        <w:tabs>
+          <w:tab w:val="left" w:pos="2880"/>
+        </w:tabs>
+        <w:ind w:left="2880" w:hanging="360"/>
+      </w:pPr>
+      <w:rPr>
+        <w:rFonts w:hint="default" w:ascii="Wingdings" w:hAnsi="Wingdings" w:cs="Wingdings"/>
+        <w:sz w:val="20"/>
+      </w:rPr>
+    </w:lvl>
+    <w:lvl w:ilvl="4" w:tentative="0">
+      <w:start w:val="1"/>
+      <w:numFmt w:val="bullet"/>
+      <w:lvlText w:val=""/>
+      <w:lvlJc w:val="left"/>
+      <w:pPr>
+        <w:tabs>
+          <w:tab w:val="left" w:pos="3600"/>
+        </w:tabs>
+        <w:ind w:left="3600" w:hanging="360"/>
+      </w:pPr>
+      <w:rPr>
+        <w:rFonts w:hint="default" w:ascii="Wingdings" w:hAnsi="Wingdings" w:cs="Wingdings"/>
+        <w:sz w:val="20"/>
+      </w:rPr>
+    </w:lvl>
+    <w:lvl w:ilvl="5" w:tentative="0">
+      <w:start w:val="1"/>
+      <w:numFmt w:val="bullet"/>
+      <w:lvlText w:val=""/>
+      <w:lvlJc w:val="left"/>
+      <w:pPr>
+        <w:tabs>
+          <w:tab w:val="left" w:pos="4320"/>
+        </w:tabs>
+        <w:ind w:left="4320" w:hanging="360"/>
+      </w:pPr>
+      <w:rPr>
+        <w:rFonts w:hint="default" w:ascii="Wingdings" w:hAnsi="Wingdings" w:cs="Wingdings"/>
+        <w:sz w:val="20"/>
+      </w:rPr>
+    </w:lvl>
+    <w:lvl w:ilvl="6" w:tentative="0">
+      <w:start w:val="1"/>
+      <w:numFmt w:val="bullet"/>
+      <w:lvlText w:val=""/>
+      <w:lvlJc w:val="left"/>
+      <w:pPr>
+        <w:tabs>
+          <w:tab w:val="left" w:pos="5040"/>
+        </w:tabs>
+        <w:ind w:left="5040" w:hanging="360"/>
+      </w:pPr>
+      <w:rPr>
+        <w:rFonts w:hint="default" w:ascii="Wingdings" w:hAnsi="Wingdings" w:cs="Wingdings"/>
+        <w:sz w:val="20"/>
+      </w:rPr>
+    </w:lvl>
+    <w:lvl w:ilvl="7" w:tentative="0">
+      <w:start w:val="1"/>
+      <w:numFmt w:val="bullet"/>
+      <w:lvlText w:val=""/>
+      <w:lvlJc w:val="left"/>
+      <w:pPr>
+        <w:tabs>
+          <w:tab w:val="left" w:pos="5760"/>
+        </w:tabs>
+        <w:ind w:left="5760" w:hanging="360"/>
+      </w:pPr>
+      <w:rPr>
+        <w:rFonts w:hint="default" w:ascii="Wingdings" w:hAnsi="Wingdings" w:cs="Wingdings"/>
+        <w:sz w:val="20"/>
+      </w:rPr>
+    </w:lvl>
+    <w:lvl w:ilvl="8" w:tentative="0">
+      <w:start w:val="1"/>
+      <w:numFmt w:val="bullet"/>
+      <w:lvlText w:val=""/>
+      <w:lvlJc w:val="left"/>
+      <w:pPr>
+        <w:tabs>
+          <w:tab w:val="left" w:pos="6480"/>
+        </w:tabs>
+        <w:ind w:left="6480" w:hanging="360"/>
+      </w:pPr>
+      <w:rPr>
+        <w:rFonts w:hint="default" w:ascii="Wingdings" w:hAnsi="Wingdings" w:cs="Wingdings"/>
+        <w:sz w:val="20"/>
+      </w:rPr>
+    </w:lvl>
+  </w:abstractNum>
+  <w:abstractNum w:abstractNumId="4">
+    <w:nsid w:val="EC4E4613"/>
+    <w:multiLevelType w:val="multilevel"/>
+    <w:tmpl w:val="EC4E4613"/>
+    <w:lvl w:ilvl="0" w:tentative="0">
+      <w:start w:val="1"/>
+      <w:numFmt w:val="bullet"/>
+      <w:lvlText w:val=""/>
+      <w:lvlJc w:val="left"/>
+      <w:pPr>
+        <w:tabs>
+          <w:tab w:val="left" w:pos="720"/>
+        </w:tabs>
+        <w:ind w:left="720" w:hanging="360"/>
+      </w:pPr>
+      <w:rPr>
+        <w:rFonts w:hint="default" w:ascii="Symbol" w:hAnsi="Symbol" w:cs="Symbol"/>
+        <w:sz w:val="20"/>
+      </w:rPr>
+    </w:lvl>
+    <w:lvl w:ilvl="1" w:tentative="0">
+      <w:start w:val="1"/>
+      <w:numFmt w:val="bullet"/>
+      <w:lvlText w:val="o"/>
+      <w:lvlJc w:val="left"/>
+      <w:pPr>
+        <w:tabs>
+          <w:tab w:val="left" w:pos="1440"/>
+        </w:tabs>
+        <w:ind w:left="1440" w:hanging="360"/>
+      </w:pPr>
+      <w:rPr>
+        <w:rFonts w:hint="default" w:ascii="Courier New" w:hAnsi="Courier New" w:cs="Courier New"/>
+        <w:sz w:val="20"/>
+      </w:rPr>
+    </w:lvl>
+    <w:lvl w:ilvl="2" w:tentative="0">
+      <w:start w:val="1"/>
+      <w:numFmt w:val="bullet"/>
+      <w:lvlText w:val=""/>
+      <w:lvlJc w:val="left"/>
+      <w:pPr>
+        <w:tabs>
+          <w:tab w:val="left" w:pos="2160"/>
+        </w:tabs>
+        <w:ind w:left="2160" w:hanging="360"/>
+      </w:pPr>
+      <w:rPr>
+        <w:rFonts w:hint="default" w:ascii="Wingdings" w:hAnsi="Wingdings" w:cs="Wingdings"/>
+        <w:sz w:val="20"/>
+      </w:rPr>
+    </w:lvl>
+    <w:lvl w:ilvl="3" w:tentative="0">
+      <w:start w:val="1"/>
+      <w:numFmt w:val="bullet"/>
+      <w:lvlText w:val=""/>
+      <w:lvlJc w:val="left"/>
+      <w:pPr>
+        <w:tabs>
+          <w:tab w:val="left" w:pos="2880"/>
+        </w:tabs>
+        <w:ind w:left="2880" w:hanging="360"/>
+      </w:pPr>
+      <w:rPr>
+        <w:rFonts w:hint="default" w:ascii="Wingdings" w:hAnsi="Wingdings" w:cs="Wingdings"/>
+        <w:sz w:val="20"/>
+      </w:rPr>
+    </w:lvl>
+    <w:lvl w:ilvl="4" w:tentative="0">
+      <w:start w:val="1"/>
+      <w:numFmt w:val="bullet"/>
+      <w:lvlText w:val=""/>
+      <w:lvlJc w:val="left"/>
+      <w:pPr>
+        <w:tabs>
+          <w:tab w:val="left" w:pos="3600"/>
+        </w:tabs>
+        <w:ind w:left="3600" w:hanging="360"/>
+      </w:pPr>
+      <w:rPr>
+        <w:rFonts w:hint="default" w:ascii="Wingdings" w:hAnsi="Wingdings" w:cs="Wingdings"/>
+        <w:sz w:val="20"/>
+      </w:rPr>
+    </w:lvl>
+    <w:lvl w:ilvl="5" w:tentative="0">
+      <w:start w:val="1"/>
+      <w:numFmt w:val="bullet"/>
+      <w:lvlText w:val=""/>
+      <w:lvlJc w:val="left"/>
+      <w:pPr>
+        <w:tabs>
+          <w:tab w:val="left" w:pos="4320"/>
+        </w:tabs>
+        <w:ind w:left="4320" w:hanging="360"/>
+      </w:pPr>
+      <w:rPr>
+        <w:rFonts w:hint="default" w:ascii="Wingdings" w:hAnsi="Wingdings" w:cs="Wingdings"/>
+        <w:sz w:val="20"/>
+      </w:rPr>
+    </w:lvl>
+    <w:lvl w:ilvl="6" w:tentative="0">
+      <w:start w:val="1"/>
+      <w:numFmt w:val="bullet"/>
+      <w:lvlText w:val=""/>
+      <w:lvlJc w:val="left"/>
+      <w:pPr>
+        <w:tabs>
+          <w:tab w:val="left" w:pos="5040"/>
+        </w:tabs>
+        <w:ind w:left="5040" w:hanging="360"/>
+      </w:pPr>
+      <w:rPr>
+        <w:rFonts w:hint="default" w:ascii="Wingdings" w:hAnsi="Wingdings" w:cs="Wingdings"/>
+        <w:sz w:val="20"/>
+      </w:rPr>
+    </w:lvl>
+    <w:lvl w:ilvl="7" w:tentative="0">
+      <w:start w:val="1"/>
+      <w:numFmt w:val="bullet"/>
+      <w:lvlText w:val=""/>
+      <w:lvlJc w:val="left"/>
+      <w:pPr>
+        <w:tabs>
+          <w:tab w:val="left" w:pos="5760"/>
+        </w:tabs>
+        <w:ind w:left="5760" w:hanging="360"/>
+      </w:pPr>
+      <w:rPr>
+        <w:rFonts w:hint="default" w:ascii="Wingdings" w:hAnsi="Wingdings" w:cs="Wingdings"/>
+        <w:sz w:val="20"/>
+      </w:rPr>
+    </w:lvl>
+    <w:lvl w:ilvl="8" w:tentative="0">
+      <w:start w:val="1"/>
+      <w:numFmt w:val="bullet"/>
+      <w:lvlText w:val=""/>
+      <w:lvlJc w:val="left"/>
+      <w:pPr>
+        <w:tabs>
+          <w:tab w:val="left" w:pos="6480"/>
+        </w:tabs>
+        <w:ind w:left="6480" w:hanging="360"/>
+      </w:pPr>
+      <w:rPr>
+        <w:rFonts w:hint="default" w:ascii="Wingdings" w:hAnsi="Wingdings" w:cs="Wingdings"/>
+        <w:sz w:val="20"/>
+      </w:rPr>
+    </w:lvl>
+  </w:abstractNum>
+  <w:abstractNum w:abstractNumId="5">
+    <w:nsid w:val="3267E4B1"/>
+    <w:multiLevelType w:val="multilevel"/>
+    <w:tmpl w:val="3267E4B1"/>
+    <w:lvl w:ilvl="0" w:tentative="0">
+      <w:start w:val="1"/>
+      <w:numFmt w:val="bullet"/>
+      <w:lvlText w:val=""/>
+      <w:lvlJc w:val="left"/>
+      <w:pPr>
+        <w:tabs>
+          <w:tab w:val="left" w:pos="720"/>
+        </w:tabs>
+        <w:ind w:left="720" w:hanging="360"/>
+      </w:pPr>
+      <w:rPr>
+        <w:rFonts w:hint="default" w:ascii="Symbol" w:hAnsi="Symbol" w:cs="Symbol"/>
+        <w:sz w:val="20"/>
+      </w:rPr>
+    </w:lvl>
+    <w:lvl w:ilvl="1" w:tentative="0">
+      <w:start w:val="1"/>
+      <w:numFmt w:val="bullet"/>
+      <w:lvlText w:val="o"/>
+      <w:lvlJc w:val="left"/>
+      <w:pPr>
+        <w:tabs>
+          <w:tab w:val="left" w:pos="1440"/>
+        </w:tabs>
+        <w:ind w:left="1440" w:hanging="360"/>
+      </w:pPr>
+      <w:rPr>
+        <w:rFonts w:hint="default" w:ascii="Courier New" w:hAnsi="Courier New" w:cs="Courier New"/>
+        <w:sz w:val="20"/>
+      </w:rPr>
+    </w:lvl>
+    <w:lvl w:ilvl="2" w:tentative="0">
+      <w:start w:val="1"/>
+      <w:numFmt w:val="bullet"/>
+      <w:lvlText w:val=""/>
+      <w:lvlJc w:val="left"/>
+      <w:pPr>
+        <w:tabs>
+          <w:tab w:val="left" w:pos="2160"/>
+        </w:tabs>
+        <w:ind w:left="2160" w:hanging="360"/>
+      </w:pPr>
+      <w:rPr>
+        <w:rFonts w:hint="default" w:ascii="Wingdings" w:hAnsi="Wingdings" w:cs="Wingdings"/>
+        <w:sz w:val="20"/>
+      </w:rPr>
+    </w:lvl>
+    <w:lvl w:ilvl="3" w:tentative="0">
+      <w:start w:val="1"/>
+      <w:numFmt w:val="bullet"/>
+      <w:lvlText w:val=""/>
+      <w:lvlJc w:val="left"/>
+      <w:pPr>
+        <w:tabs>
+          <w:tab w:val="left" w:pos="2880"/>
+        </w:tabs>
+        <w:ind w:left="2880" w:hanging="360"/>
+      </w:pPr>
+      <w:rPr>
+        <w:rFonts w:hint="default" w:ascii="Wingdings" w:hAnsi="Wingdings" w:cs="Wingdings"/>
+        <w:sz w:val="20"/>
+      </w:rPr>
+    </w:lvl>
+    <w:lvl w:ilvl="4" w:tentative="0">
+      <w:start w:val="1"/>
+      <w:numFmt w:val="bullet"/>
+      <w:lvlText w:val=""/>
+      <w:lvlJc w:val="left"/>
+      <w:pPr>
+        <w:tabs>
+          <w:tab w:val="left" w:pos="3600"/>
+        </w:tabs>
+        <w:ind w:left="3600" w:hanging="360"/>
+      </w:pPr>
+      <w:rPr>
+        <w:rFonts w:hint="default" w:ascii="Wingdings" w:hAnsi="Wingdings" w:cs="Wingdings"/>
+        <w:sz w:val="20"/>
+      </w:rPr>
+    </w:lvl>
+    <w:lvl w:ilvl="5" w:tentative="0">
+      <w:start w:val="1"/>
+      <w:numFmt w:val="bullet"/>
+      <w:lvlText w:val=""/>
+      <w:lvlJc w:val="left"/>
+      <w:pPr>
+        <w:tabs>
+          <w:tab w:val="left" w:pos="4320"/>
+        </w:tabs>
+        <w:ind w:left="4320" w:hanging="360"/>
+      </w:pPr>
+      <w:rPr>
+        <w:rFonts w:hint="default" w:ascii="Wingdings" w:hAnsi="Wingdings" w:cs="Wingdings"/>
+        <w:sz w:val="20"/>
+      </w:rPr>
+    </w:lvl>
+    <w:lvl w:ilvl="6" w:tentative="0">
+      <w:start w:val="1"/>
+      <w:numFmt w:val="bullet"/>
+      <w:lvlText w:val=""/>
+      <w:lvlJc w:val="left"/>
+      <w:pPr>
+        <w:tabs>
+          <w:tab w:val="left" w:pos="5040"/>
+        </w:tabs>
+        <w:ind w:left="5040" w:hanging="360"/>
+      </w:pPr>
+      <w:rPr>
+        <w:rFonts w:hint="default" w:ascii="Wingdings" w:hAnsi="Wingdings" w:cs="Wingdings"/>
+        <w:sz w:val="20"/>
+      </w:rPr>
+    </w:lvl>
+    <w:lvl w:ilvl="7" w:tentative="0">
+      <w:start w:val="1"/>
+      <w:numFmt w:val="bullet"/>
+      <w:lvlText w:val=""/>
+      <w:lvlJc w:val="left"/>
+      <w:pPr>
+        <w:tabs>
+          <w:tab w:val="left" w:pos="5760"/>
+        </w:tabs>
+        <w:ind w:left="5760" w:hanging="360"/>
+      </w:pPr>
+      <w:rPr>
+        <w:rFonts w:hint="default" w:ascii="Wingdings" w:hAnsi="Wingdings" w:cs="Wingdings"/>
+        <w:sz w:val="20"/>
+      </w:rPr>
+    </w:lvl>
+    <w:lvl w:ilvl="8" w:tentative="0">
+      <w:start w:val="1"/>
+      <w:numFmt w:val="bullet"/>
+      <w:lvlText w:val=""/>
+      <w:lvlJc w:val="left"/>
+      <w:pPr>
+        <w:tabs>
+          <w:tab w:val="left" w:pos="6480"/>
+        </w:tabs>
+        <w:ind w:left="6480" w:hanging="360"/>
+      </w:pPr>
+      <w:rPr>
+        <w:rFonts w:hint="default" w:ascii="Wingdings" w:hAnsi="Wingdings" w:cs="Wingdings"/>
+        <w:sz w:val="20"/>
+      </w:rPr>
+    </w:lvl>
+  </w:abstractNum>
+  <w:abstractNum w:abstractNumId="6">
+    <w:nsid w:val="487D4B8B"/>
+    <w:multiLevelType w:val="multilevel"/>
+    <w:tmpl w:val="487D4B8B"/>
+    <w:lvl w:ilvl="0" w:tentative="0">
+      <w:start w:val="1"/>
+      <w:numFmt w:val="decimal"/>
+      <w:lvlText w:val="%1."/>
+      <w:lvlJc w:val="left"/>
+      <w:pPr>
+        <w:tabs>
+          <w:tab w:val="left" w:pos="720"/>
+        </w:tabs>
+        <w:ind w:left="720" w:hanging="360"/>
+      </w:pPr>
+      <w:rPr>
+        <w:sz w:val="24"/>
+        <w:szCs w:val="24"/>
+      </w:rPr>
+    </w:lvl>
+    <w:lvl w:ilvl="1" w:tentative="0">
+      <w:start w:val="1"/>
+      <w:numFmt w:val="decimal"/>
+      <w:lvlText w:val="%2."/>
+      <w:lvlJc w:val="left"/>
+      <w:pPr>
+        <w:tabs>
+          <w:tab w:val="left" w:pos="1440"/>
+        </w:tabs>
+        <w:ind w:left="1440" w:hanging="360"/>
+      </w:pPr>
+      <w:rPr>
+        <w:sz w:val="24"/>
+        <w:szCs w:val="24"/>
+      </w:rPr>
+    </w:lvl>
+    <w:lvl w:ilvl="2" w:tentative="0">
+      <w:start w:val="1"/>
+      <w:numFmt w:val="decimal"/>
+      <w:lvlText w:val="%3."/>
+      <w:lvlJc w:val="left"/>
+      <w:pPr>
+        <w:tabs>
+          <w:tab w:val="left" w:pos="2160"/>
+        </w:tabs>
+        <w:ind w:left="2160" w:hanging="360"/>
+      </w:pPr>
+      <w:rPr>
+        <w:sz w:val="24"/>
+        <w:szCs w:val="24"/>
+      </w:rPr>
+    </w:lvl>
+    <w:lvl w:ilvl="3" w:tentative="0">
+      <w:start w:val="1"/>
+      <w:numFmt w:val="decimal"/>
+      <w:lvlText w:val="%4."/>
+      <w:lvlJc w:val="left"/>
+      <w:pPr>
+        <w:tabs>
+          <w:tab w:val="left" w:pos="2500"/>
+        </w:tabs>
+        <w:ind w:left="2880" w:hanging="360"/>
+      </w:pPr>
+      <w:rPr>
+        <w:sz w:val="24"/>
+        <w:szCs w:val="24"/>
+      </w:rPr>
+    </w:lvl>
+    <w:lvl w:ilvl="4" w:tentative="0">
+      <w:start w:val="1"/>
+      <w:numFmt w:val="decimal"/>
+      <w:lvlText w:val="%5."/>
+      <w:lvlJc w:val="left"/>
+      <w:pPr>
+        <w:tabs>
+          <w:tab w:val="left" w:pos="3220"/>
+        </w:tabs>
+        <w:ind w:left="3600" w:hanging="360"/>
+      </w:pPr>
+      <w:rPr>
+        <w:sz w:val="24"/>
+        <w:szCs w:val="24"/>
+      </w:rPr>
+    </w:lvl>
+    <w:lvl w:ilvl="5" w:tentative="0">
+      <w:start w:val="1"/>
+      <w:numFmt w:val="decimal"/>
+      <w:lvlText w:val="%6."/>
+      <w:lvlJc w:val="left"/>
+      <w:pPr>
+        <w:tabs>
+          <w:tab w:val="left" w:pos="3940"/>
+        </w:tabs>
+        <w:ind w:left="4320" w:hanging="360"/>
+      </w:pPr>
+      <w:rPr>
+        <w:sz w:val="24"/>
+        <w:szCs w:val="24"/>
+      </w:rPr>
+    </w:lvl>
+    <w:lvl w:ilvl="6" w:tentative="0">
+      <w:start w:val="1"/>
+      <w:numFmt w:val="decimal"/>
+      <w:lvlText w:val="%7."/>
+      <w:lvlJc w:val="left"/>
+      <w:pPr>
+        <w:tabs>
+          <w:tab w:val="left" w:pos="4660"/>
+        </w:tabs>
+        <w:ind w:left="5040" w:hanging="360"/>
+      </w:pPr>
+      <w:rPr>
+        <w:sz w:val="24"/>
+        <w:szCs w:val="24"/>
+      </w:rPr>
+    </w:lvl>
+    <w:lvl w:ilvl="7" w:tentative="0">
+      <w:start w:val="1"/>
+      <w:numFmt w:val="decimal"/>
+      <w:lvlText w:val="%8."/>
+      <w:lvlJc w:val="left"/>
+      <w:pPr>
+        <w:tabs>
+          <w:tab w:val="left" w:pos="5380"/>
+        </w:tabs>
+        <w:ind w:left="5760" w:hanging="360"/>
+      </w:pPr>
+      <w:rPr>
+        <w:sz w:val="24"/>
+        <w:szCs w:val="24"/>
+      </w:rPr>
+    </w:lvl>
+    <w:lvl w:ilvl="8" w:tentative="0">
+      <w:start w:val="1"/>
+      <w:numFmt w:val="decimal"/>
+      <w:lvlText w:val="%9."/>
+      <w:lvlJc w:val="left"/>
+      <w:pPr>
+        <w:tabs>
+          <w:tab w:val="left" w:pos="6100"/>
+        </w:tabs>
+        <w:ind w:left="6480" w:hanging="360"/>
+      </w:pPr>
+      <w:rPr>
+        <w:sz w:val="24"/>
+        <w:szCs w:val="24"/>
+      </w:rPr>
+    </w:lvl>
+  </w:abstractNum>
+  <w:abstractNum w:abstractNumId="7">
+    <w:nsid w:val="6AE0ECA7"/>
+    <w:multiLevelType w:val="multilevel"/>
+    <w:tmpl w:val="6AE0ECA7"/>
+    <w:lvl w:ilvl="0" w:tentative="0">
+      <w:start w:val="1"/>
+      <w:numFmt w:val="bullet"/>
+      <w:lvlText w:val=""/>
+      <w:lvlJc w:val="left"/>
+      <w:pPr>
+        <w:tabs>
+          <w:tab w:val="left" w:pos="720"/>
+        </w:tabs>
+        <w:ind w:left="720" w:hanging="360"/>
+      </w:pPr>
+      <w:rPr>
+        <w:rFonts w:hint="default" w:ascii="Symbol" w:hAnsi="Symbol" w:cs="Symbol"/>
+        <w:sz w:val="20"/>
+      </w:rPr>
+    </w:lvl>
+    <w:lvl w:ilvl="1" w:tentative="0">
+      <w:start w:val="1"/>
+      <w:numFmt w:val="bullet"/>
+      <w:lvlText w:val="o"/>
+      <w:lvlJc w:val="left"/>
+      <w:pPr>
+        <w:tabs>
+          <w:tab w:val="left" w:pos="1440"/>
+        </w:tabs>
+        <w:ind w:left="1440" w:hanging="360"/>
+      </w:pPr>
+      <w:rPr>
+        <w:rFonts w:hint="default" w:ascii="Courier New" w:hAnsi="Courier New" w:cs="Courier New"/>
+        <w:sz w:val="20"/>
+      </w:rPr>
+    </w:lvl>
+    <w:lvl w:ilvl="2" w:tentative="0">
+      <w:start w:val="1"/>
+      <w:numFmt w:val="bullet"/>
+      <w:lvlText w:val=""/>
+      <w:lvlJc w:val="left"/>
+      <w:pPr>
+        <w:tabs>
+          <w:tab w:val="left" w:pos="2160"/>
+        </w:tabs>
+        <w:ind w:left="2160" w:hanging="360"/>
+      </w:pPr>
+      <w:rPr>
+        <w:rFonts w:hint="default" w:ascii="Wingdings" w:hAnsi="Wingdings" w:cs="Wingdings"/>
+        <w:sz w:val="20"/>
+      </w:rPr>
+    </w:lvl>
+    <w:lvl w:ilvl="3" w:tentative="0">
+      <w:start w:val="1"/>
+      <w:numFmt w:val="bullet"/>
+      <w:lvlText w:val=""/>
+      <w:lvlJc w:val="left"/>
+      <w:pPr>
+        <w:tabs>
+          <w:tab w:val="left" w:pos="2880"/>
+        </w:tabs>
+        <w:ind w:left="2880" w:hanging="360"/>
+      </w:pPr>
+      <w:rPr>
+        <w:rFonts w:hint="default" w:ascii="Wingdings" w:hAnsi="Wingdings" w:cs="Wingdings"/>
+        <w:sz w:val="20"/>
+      </w:rPr>
+    </w:lvl>
+    <w:lvl w:ilvl="4" w:tentative="0">
+      <w:start w:val="1"/>
+      <w:numFmt w:val="bullet"/>
+      <w:lvlText w:val=""/>
+      <w:lvlJc w:val="left"/>
+      <w:pPr>
+        <w:tabs>
+          <w:tab w:val="left" w:pos="3600"/>
+        </w:tabs>
+        <w:ind w:left="3600" w:hanging="360"/>
+      </w:pPr>
+      <w:rPr>
+        <w:rFonts w:hint="default" w:ascii="Wingdings" w:hAnsi="Wingdings" w:cs="Wingdings"/>
+        <w:sz w:val="20"/>
+      </w:rPr>
+    </w:lvl>
+    <w:lvl w:ilvl="5" w:tentative="0">
+      <w:start w:val="1"/>
+      <w:numFmt w:val="bullet"/>
+      <w:lvlText w:val=""/>
+      <w:lvlJc w:val="left"/>
+      <w:pPr>
+        <w:tabs>
+          <w:tab w:val="left" w:pos="4320"/>
+        </w:tabs>
+        <w:ind w:left="4320" w:hanging="360"/>
+      </w:pPr>
+      <w:rPr>
+        <w:rFonts w:hint="default" w:ascii="Wingdings" w:hAnsi="Wingdings" w:cs="Wingdings"/>
+        <w:sz w:val="20"/>
+      </w:rPr>
+    </w:lvl>
+    <w:lvl w:ilvl="6" w:tentative="0">
+      <w:start w:val="1"/>
+      <w:numFmt w:val="bullet"/>
+      <w:lvlText w:val=""/>
+      <w:lvlJc w:val="left"/>
+      <w:pPr>
+        <w:tabs>
+          <w:tab w:val="left" w:pos="5040"/>
+        </w:tabs>
+        <w:ind w:left="5040" w:hanging="360"/>
+      </w:pPr>
+      <w:rPr>
+        <w:rFonts w:hint="default" w:ascii="Wingdings" w:hAnsi="Wingdings" w:cs="Wingdings"/>
+        <w:sz w:val="20"/>
+      </w:rPr>
+    </w:lvl>
+    <w:lvl w:ilvl="7" w:tentative="0">
+      <w:start w:val="1"/>
+      <w:numFmt w:val="bullet"/>
+      <w:lvlText w:val=""/>
+      <w:lvlJc w:val="left"/>
+      <w:pPr>
+        <w:tabs>
+          <w:tab w:val="left" w:pos="5760"/>
+        </w:tabs>
+        <w:ind w:left="5760" w:hanging="360"/>
+      </w:pPr>
+      <w:rPr>
+        <w:rFonts w:hint="default" w:ascii="Wingdings" w:hAnsi="Wingdings" w:cs="Wingdings"/>
+        <w:sz w:val="20"/>
+      </w:rPr>
+    </w:lvl>
+    <w:lvl w:ilvl="8" w:tentative="0">
+      <w:start w:val="1"/>
+      <w:numFmt w:val="bullet"/>
+      <w:lvlText w:val=""/>
+      <w:lvlJc w:val="left"/>
+      <w:pPr>
+        <w:tabs>
+          <w:tab w:val="left" w:pos="6480"/>
+        </w:tabs>
+        <w:ind w:left="6480" w:hanging="360"/>
+      </w:pPr>
+      <w:rPr>
+        <w:rFonts w:hint="default" w:ascii="Wingdings" w:hAnsi="Wingdings" w:cs="Wingdings"/>
+        <w:sz w:val="20"/>
+      </w:rPr>
+    </w:lvl>
+  </w:abstractNum>
+  <w:abstractNum w:abstractNumId="8">
+    <w:nsid w:val="7062B0D5"/>
+    <w:multiLevelType w:val="multilevel"/>
+    <w:tmpl w:val="7062B0D5"/>
+    <w:lvl w:ilvl="0" w:tentative="0">
+      <w:start w:val="1"/>
+      <w:numFmt w:val="bullet"/>
+      <w:lvlText w:val=""/>
+      <w:lvlJc w:val="left"/>
+      <w:pPr>
+        <w:tabs>
+          <w:tab w:val="left" w:pos="720"/>
+        </w:tabs>
+        <w:ind w:left="720" w:hanging="360"/>
+      </w:pPr>
+      <w:rPr>
+        <w:rFonts w:hint="default" w:ascii="Symbol" w:hAnsi="Symbol" w:cs="Symbol"/>
+        <w:sz w:val="20"/>
+      </w:rPr>
+    </w:lvl>
+    <w:lvl w:ilvl="1" w:tentative="0">
+      <w:start w:val="1"/>
+      <w:numFmt w:val="bullet"/>
+      <w:lvlText w:val="o"/>
+      <w:lvlJc w:val="left"/>
+      <w:pPr>
+        <w:tabs>
+          <w:tab w:val="left" w:pos="1440"/>
+        </w:tabs>
+        <w:ind w:left="1440" w:hanging="360"/>
+      </w:pPr>
+      <w:rPr>
+        <w:rFonts w:hint="default" w:ascii="Courier New" w:hAnsi="Courier New" w:cs="Courier New"/>
+        <w:sz w:val="20"/>
+      </w:rPr>
+    </w:lvl>
+    <w:lvl w:ilvl="2" w:tentative="0">
+      <w:start w:val="1"/>
+      <w:numFmt w:val="bullet"/>
+      <w:lvlText w:val=""/>
+      <w:lvlJc w:val="left"/>
+      <w:pPr>
+        <w:tabs>
+          <w:tab w:val="left" w:pos="2160"/>
+        </w:tabs>
+        <w:ind w:left="2160" w:hanging="360"/>
+      </w:pPr>
+      <w:rPr>
+        <w:rFonts w:hint="default" w:ascii="Wingdings" w:hAnsi="Wingdings" w:cs="Wingdings"/>
+        <w:sz w:val="20"/>
+      </w:rPr>
+    </w:lvl>
+    <w:lvl w:ilvl="3" w:tentative="0">
+      <w:start w:val="1"/>
+      <w:numFmt w:val="bullet"/>
+      <w:lvlText w:val=""/>
+      <w:lvlJc w:val="left"/>
+      <w:pPr>
+        <w:tabs>
+          <w:tab w:val="left" w:pos="2880"/>
+        </w:tabs>
+        <w:ind w:left="2880" w:hanging="360"/>
+      </w:pPr>
+      <w:rPr>
+        <w:rFonts w:hint="default" w:ascii="Wingdings" w:hAnsi="Wingdings" w:cs="Wingdings"/>
+        <w:sz w:val="20"/>
+      </w:rPr>
+    </w:lvl>
+    <w:lvl w:ilvl="4" w:tentative="0">
+      <w:start w:val="1"/>
+      <w:numFmt w:val="bullet"/>
+      <w:lvlText w:val=""/>
+      <w:lvlJc w:val="left"/>
+      <w:pPr>
+        <w:tabs>
+          <w:tab w:val="left" w:pos="3600"/>
+        </w:tabs>
+        <w:ind w:left="3600" w:hanging="360"/>
+      </w:pPr>
+      <w:rPr>
+        <w:rFonts w:hint="default" w:ascii="Wingdings" w:hAnsi="Wingdings" w:cs="Wingdings"/>
+        <w:sz w:val="20"/>
+      </w:rPr>
+    </w:lvl>
+    <w:lvl w:ilvl="5" w:tentative="0">
+      <w:start w:val="1"/>
+      <w:numFmt w:val="bullet"/>
+      <w:lvlText w:val=""/>
+      <w:lvlJc w:val="left"/>
+      <w:pPr>
+        <w:tabs>
+          <w:tab w:val="left" w:pos="4320"/>
+        </w:tabs>
+        <w:ind w:left="4320" w:hanging="360"/>
+      </w:pPr>
+      <w:rPr>
+        <w:rFonts w:hint="default" w:ascii="Wingdings" w:hAnsi="Wingdings" w:cs="Wingdings"/>
+        <w:sz w:val="20"/>
+      </w:rPr>
+    </w:lvl>
+    <w:lvl w:ilvl="6" w:tentative="0">
+      <w:start w:val="1"/>
+      <w:numFmt w:val="bullet"/>
+      <w:lvlText w:val=""/>
+      <w:lvlJc w:val="left"/>
+      <w:pPr>
+        <w:tabs>
+          <w:tab w:val="left" w:pos="5040"/>
+        </w:tabs>
+        <w:ind w:left="5040" w:hanging="360"/>
+      </w:pPr>
+      <w:rPr>
+        <w:rFonts w:hint="default" w:ascii="Wingdings" w:hAnsi="Wingdings" w:cs="Wingdings"/>
+        <w:sz w:val="20"/>
+      </w:rPr>
+    </w:lvl>
+    <w:lvl w:ilvl="7" w:tentative="0">
+      <w:start w:val="1"/>
+      <w:numFmt w:val="bullet"/>
+      <w:lvlText w:val=""/>
+      <w:lvlJc w:val="left"/>
+      <w:pPr>
+        <w:tabs>
+          <w:tab w:val="left" w:pos="5760"/>
+        </w:tabs>
+        <w:ind w:left="5760" w:hanging="360"/>
+      </w:pPr>
+      <w:rPr>
+        <w:rFonts w:hint="default" w:ascii="Wingdings" w:hAnsi="Wingdings" w:cs="Wingdings"/>
+        <w:sz w:val="20"/>
+      </w:rPr>
+    </w:lvl>
+    <w:lvl w:ilvl="8" w:tentative="0">
+      <w:start w:val="1"/>
+      <w:numFmt w:val="bullet"/>
+      <w:lvlText w:val=""/>
+      <w:lvlJc w:val="left"/>
+      <w:pPr>
+        <w:tabs>
+          <w:tab w:val="left" w:pos="6480"/>
+        </w:tabs>
+        <w:ind w:left="6480" w:hanging="360"/>
+      </w:pPr>
+      <w:rPr>
+        <w:rFonts w:hint="default" w:ascii="Wingdings" w:hAnsi="Wingdings" w:cs="Wingdings"/>
+        <w:sz w:val="20"/>
+      </w:rPr>
+    </w:lvl>
+  </w:abstractNum>
+  <w:num w:numId="1">
+    <w:abstractNumId w:val="6"/>
+  </w:num>
+  <w:num w:numId="2">
+    <w:abstractNumId w:val="2"/>
+  </w:num>
+  <w:num w:numId="3">
+    <w:abstractNumId w:val="0"/>
+  </w:num>
+  <w:num w:numId="4">
+    <w:abstractNumId w:val="5"/>
+  </w:num>
+  <w:num w:numId="5">
+    <w:abstractNumId w:val="7"/>
+  </w:num>
+  <w:num w:numId="6">
+    <w:abstractNumId w:val="4"/>
+  </w:num>
+  <w:num w:numId="7">
+    <w:abstractNumId w:val="3"/>
+  </w:num>
+  <w:num w:numId="8">
+    <w:abstractNumId w:val="1"/>
+  </w:num>
+  <w:num w:numId="9">
+    <w:abstractNumId w:val="8"/>
+  </w:num>
+</w:numbering>
 </file>
 
 <file path=word/styles.xml><?xml version="1.0" encoding="utf-8"?>
@@ -915,13 +5044,76 @@
       <w:lang w:val="en-US" w:eastAsia="zh-CN" w:bidi="ar-SA"/>
     </w:rPr>
   </w:style>
-  <w:style w:type="character" w:default="1" w:styleId="2">
+  <w:style w:type="paragraph" w:styleId="2">
+    <w:name w:val="heading 1"/>
+    <w:next w:val="1"/>
+    <w:qFormat/>
+    <w:uiPriority w:val="0"/>
+    <w:pPr>
+      <w:spacing w:before="0" w:beforeAutospacing="1" w:after="0" w:afterAutospacing="1"/>
+      <w:jc w:val="left"/>
+    </w:pPr>
+    <w:rPr>
+      <w:rFonts w:hint="eastAsia" w:ascii="SimSun" w:hAnsi="SimSun" w:eastAsia="SimSun" w:cs="SimSun"/>
+      <w:b/>
+      <w:bCs/>
+      <w:kern w:val="32"/>
+      <w:sz w:val="48"/>
+      <w:szCs w:val="48"/>
+      <w:lang w:val="en-US" w:eastAsia="zh-CN" w:bidi="ar"/>
+    </w:rPr>
+  </w:style>
+  <w:style w:type="paragraph" w:styleId="3">
+    <w:name w:val="heading 2"/>
+    <w:next w:val="1"/>
+    <w:semiHidden/>
+    <w:unhideWhenUsed/>
+    <w:qFormat/>
+    <w:uiPriority w:val="0"/>
+    <w:pPr>
+      <w:spacing w:before="0" w:beforeAutospacing="1" w:after="0" w:afterAutospacing="1"/>
+      <w:jc w:val="left"/>
+    </w:pPr>
+    <w:rPr>
+      <w:rFonts w:hint="eastAsia" w:ascii="SimSun" w:hAnsi="SimSun" w:eastAsia="SimSun" w:cs="SimSun"/>
+      <w:b/>
+      <w:bCs/>
+      <w:i/>
+      <w:iCs/>
+      <w:kern w:val="0"/>
+      <w:sz w:val="36"/>
+      <w:szCs w:val="36"/>
+      <w:lang w:val="en-US" w:eastAsia="zh-CN" w:bidi="ar"/>
+    </w:rPr>
+  </w:style>
+  <w:style w:type="paragraph" w:styleId="4">
+    <w:name w:val="heading 3"/>
+    <w:next w:val="1"/>
+    <w:semiHidden/>
+    <w:unhideWhenUsed/>
+    <w:qFormat/>
+    <w:uiPriority w:val="0"/>
+    <w:pPr>
+      <w:spacing w:before="0" w:beforeAutospacing="1" w:after="0" w:afterAutospacing="1"/>
+      <w:jc w:val="left"/>
+    </w:pPr>
+    <w:rPr>
+      <w:rFonts w:hint="eastAsia" w:ascii="SimSun" w:hAnsi="SimSun" w:eastAsia="SimSun" w:cs="SimSun"/>
+      <w:b/>
+      <w:bCs/>
+      <w:kern w:val="0"/>
+      <w:sz w:val="26"/>
+      <w:szCs w:val="26"/>
+      <w:lang w:val="en-US" w:eastAsia="zh-CN" w:bidi="ar"/>
+    </w:rPr>
+  </w:style>
+  <w:style w:type="character" w:default="1" w:styleId="5">
     <w:name w:val="Default Paragraph Font"/>
     <w:semiHidden/>
     <w:qFormat/>
     <w:uiPriority w:val="0"/>
   </w:style>
-  <w:style w:type="table" w:default="1" w:styleId="3">
+  <w:style w:type="table" w:default="1" w:styleId="6">
     <w:name w:val="Normal Table"/>
     <w:semiHidden/>
     <w:uiPriority w:val="0"/>
@@ -933,6 +5125,73 @@
         <w:right w:w="108" w:type="dxa"/>
       </w:tblCellMar>
     </w:tblPr>
+  </w:style>
+  <w:style w:type="character" w:styleId="7">
+    <w:name w:val="HTML Code"/>
+    <w:basedOn w:val="5"/>
+    <w:uiPriority w:val="0"/>
+    <w:rPr>
+      <w:rFonts w:ascii="Courier New" w:hAnsi="Courier New" w:cs="Courier New"/>
+      <w:sz w:val="20"/>
+      <w:szCs w:val="20"/>
+    </w:rPr>
+  </w:style>
+  <w:style w:type="character" w:styleId="8">
+    <w:name w:val="Strong"/>
+    <w:basedOn w:val="5"/>
+    <w:qFormat/>
+    <w:uiPriority w:val="0"/>
+    <w:rPr>
+      <w:b/>
+      <w:bCs/>
+    </w:rPr>
+  </w:style>
+  <w:style w:type="paragraph" w:styleId="9">
+    <w:name w:val="Normal (Web)"/>
+    <w:uiPriority w:val="0"/>
+    <w:pPr>
+      <w:spacing w:before="0" w:beforeAutospacing="1" w:after="0" w:afterAutospacing="1"/>
+      <w:ind w:left="0" w:right="0"/>
+      <w:jc w:val="left"/>
+    </w:pPr>
+    <w:rPr>
+      <w:kern w:val="0"/>
+      <w:sz w:val="24"/>
+      <w:szCs w:val="24"/>
+      <w:lang w:val="en-US" w:eastAsia="zh-CN" w:bidi="ar"/>
+    </w:rPr>
+  </w:style>
+  <w:style w:type="paragraph" w:styleId="10">
+    <w:name w:val="HTML Preformatted"/>
+    <w:uiPriority w:val="0"/>
+    <w:pPr>
+      <w:tabs>
+        <w:tab w:val="left" w:pos="916"/>
+        <w:tab w:val="left" w:pos="1832"/>
+        <w:tab w:val="left" w:pos="2748"/>
+        <w:tab w:val="left" w:pos="3664"/>
+        <w:tab w:val="left" w:pos="4580"/>
+        <w:tab w:val="left" w:pos="5496"/>
+        <w:tab w:val="left" w:pos="6412"/>
+        <w:tab w:val="left" w:pos="7328"/>
+        <w:tab w:val="left" w:pos="8244"/>
+        <w:tab w:val="left" w:pos="9160"/>
+        <w:tab w:val="left" w:pos="10076"/>
+        <w:tab w:val="left" w:pos="10992"/>
+        <w:tab w:val="left" w:pos="11908"/>
+        <w:tab w:val="left" w:pos="12824"/>
+        <w:tab w:val="left" w:pos="13740"/>
+        <w:tab w:val="left" w:pos="14656"/>
+      </w:tabs>
+      <w:jc w:val="left"/>
+    </w:pPr>
+    <w:rPr>
+      <w:rFonts w:hint="eastAsia" w:ascii="SimSun" w:hAnsi="SimSun" w:eastAsia="SimSun" w:cs="SimSun"/>
+      <w:kern w:val="0"/>
+      <w:sz w:val="24"/>
+      <w:szCs w:val="24"/>
+      <w:lang w:val="en-US" w:eastAsia="zh-CN" w:bidi="ar"/>
+    </w:rPr>
   </w:style>
 </w:styles>
 </file>
